--- a/DR/Шаблон_проект (1).docx
+++ b/DR/Шаблон_проект (1).docx
@@ -62,13 +62,150 @@
           <w:r>
             <w:fldChar w:fldCharType="separate"/>
           </w:r>
-          <w:hyperlink w:anchor="_Toc226454348" w:history="1">
+          <w:bookmarkStart w:id="0" w:name="_GoBack"/>
+          <w:bookmarkEnd w:id="0"/>
+          <w:r>
+            <w:rPr>
+              <w:rStyle w:val="Hyperlink"/>
+              <w:noProof/>
+            </w:rPr>
+            <w:fldChar w:fldCharType="begin"/>
+          </w:r>
+          <w:r>
+            <w:rPr>
+              <w:rStyle w:val="Hyperlink"/>
+              <w:noProof/>
+            </w:rPr>
+            <w:instrText xml:space="preserve"> </w:instrText>
+          </w:r>
+          <w:r>
+            <w:rPr>
+              <w:noProof/>
+            </w:rPr>
+            <w:instrText>HYPERLINK \l "_Toc226457485"</w:instrText>
+          </w:r>
+          <w:r>
+            <w:rPr>
+              <w:rStyle w:val="Hyperlink"/>
+              <w:noProof/>
+            </w:rPr>
+            <w:instrText xml:space="preserve"> </w:instrText>
+          </w:r>
+          <w:r>
+            <w:rPr>
+              <w:rStyle w:val="Hyperlink"/>
+              <w:noProof/>
+            </w:rPr>
+          </w:r>
+          <w:r>
+            <w:rPr>
+              <w:rStyle w:val="Hyperlink"/>
+              <w:noProof/>
+            </w:rPr>
+            <w:fldChar w:fldCharType="separate"/>
+          </w:r>
+          <w:r>
+            <w:rPr>
+              <w:rStyle w:val="Hyperlink"/>
+              <w:noProof/>
+            </w:rPr>
+            <w:t>1.</w:t>
+          </w:r>
+          <w:r>
+            <w:rPr>
+              <w:rFonts w:asciiTheme="minorHAnsi" w:hAnsiTheme="minorHAnsi" w:cstheme="minorBidi"/>
+              <w:noProof/>
+              <w:sz w:val="22"/>
+              <w:szCs w:val="22"/>
+              <w:lang w:eastAsia="bg-BG"/>
+            </w:rPr>
+            <w:tab/>
+          </w:r>
+          <w:r>
+            <w:rPr>
+              <w:rStyle w:val="Hyperlink"/>
+              <w:noProof/>
+            </w:rPr>
+            <w:t>Увод</w:t>
+          </w:r>
+          <w:r>
+            <w:rPr>
+              <w:noProof/>
+              <w:webHidden/>
+            </w:rPr>
+            <w:tab/>
+          </w:r>
+          <w:r>
+            <w:rPr>
+              <w:noProof/>
+              <w:webHidden/>
+            </w:rPr>
+            <w:fldChar w:fldCharType="begin"/>
+          </w:r>
+          <w:r>
+            <w:rPr>
+              <w:noProof/>
+              <w:webHidden/>
+            </w:rPr>
+            <w:instrText xml:space="preserve"> PAGEREF _Toc226457485 \h </w:instrText>
+          </w:r>
+          <w:r>
+            <w:rPr>
+              <w:noProof/>
+              <w:webHidden/>
+            </w:rPr>
+          </w:r>
+          <w:r>
+            <w:rPr>
+              <w:noProof/>
+              <w:webHidden/>
+            </w:rPr>
+            <w:fldChar w:fldCharType="separate"/>
+          </w:r>
+          <w:r>
+            <w:rPr>
+              <w:noProof/>
+              <w:webHidden/>
+            </w:rPr>
+            <w:t>3</w:t>
+          </w:r>
+          <w:r>
+            <w:rPr>
+              <w:noProof/>
+              <w:webHidden/>
+            </w:rPr>
+            <w:fldChar w:fldCharType="end"/>
+          </w:r>
+          <w:r>
+            <w:rPr>
+              <w:rStyle w:val="Hyperlink"/>
+              <w:noProof/>
+            </w:rPr>
+            <w:fldChar w:fldCharType="end"/>
+          </w:r>
+        </w:p>
+        <w:p>
+          <w:pPr>
+            <w:pStyle w:val="TOC1"/>
+            <w:tabs>
+              <w:tab w:val="left" w:pos="1320"/>
+              <w:tab w:val="right" w:leader="dot" w:pos="9062"/>
+            </w:tabs>
+            <w:rPr>
+              <w:rFonts w:asciiTheme="minorHAnsi" w:hAnsiTheme="minorHAnsi" w:cstheme="minorBidi"/>
+              <w:noProof/>
+              <w:sz w:val="22"/>
+              <w:szCs w:val="22"/>
+              <w:lang w:eastAsia="bg-BG"/>
+            </w:rPr>
+          </w:pPr>
+          <w:hyperlink w:anchor="_Toc226457486" w:history="1">
             <w:r>
               <w:rPr>
                 <w:rStyle w:val="Hyperlink"/>
                 <w:noProof/>
               </w:rPr>
-              <w:t>1.</w:t>
+              <w:t>2.</w:t>
             </w:r>
             <w:r>
               <w:rPr>
@@ -85,7 +222,7 @@
                 <w:rStyle w:val="Hyperlink"/>
                 <w:noProof/>
               </w:rPr>
-              <w:t>Увод</w:t>
+              <w:t>Преглед на съществуващите технологии за генериране на документи</w:t>
             </w:r>
             <w:r>
               <w:rPr>
@@ -106,7 +243,7 @@
                 <w:noProof/>
                 <w:webHidden/>
               </w:rPr>
-              <w:instrText xml:space="preserve"> PAGEREF _Toc226454348 \h </w:instrText>
+              <w:instrText xml:space="preserve"> PAGEREF _Toc226457486 \h </w:instrText>
             </w:r>
             <w:r>
               <w:rPr>
@@ -126,7 +263,463 @@
                 <w:noProof/>
                 <w:webHidden/>
               </w:rPr>
-              <w:t>3</w:t>
+              <w:t>4</w:t>
+            </w:r>
+            <w:r>
+              <w:rPr>
+                <w:noProof/>
+                <w:webHidden/>
+              </w:rPr>
+              <w:fldChar w:fldCharType="end"/>
+            </w:r>
+          </w:hyperlink>
+        </w:p>
+        <w:p>
+          <w:pPr>
+            <w:pStyle w:val="TOC2"/>
+            <w:tabs>
+              <w:tab w:val="left" w:pos="1760"/>
+              <w:tab w:val="right" w:leader="dot" w:pos="9062"/>
+            </w:tabs>
+            <w:rPr>
+              <w:rFonts w:asciiTheme="minorHAnsi" w:hAnsiTheme="minorHAnsi" w:cstheme="minorBidi"/>
+              <w:noProof/>
+              <w:sz w:val="22"/>
+              <w:szCs w:val="22"/>
+              <w:lang w:eastAsia="bg-BG"/>
+            </w:rPr>
+          </w:pPr>
+          <w:hyperlink w:anchor="_Toc226457487" w:history="1">
+            <w:r>
+              <w:rPr>
+                <w:rStyle w:val="Hyperlink"/>
+                <w:noProof/>
+                <w:lang w:eastAsia="bg-BG"/>
+              </w:rPr>
+              <w:t>2.1</w:t>
+            </w:r>
+            <w:r>
+              <w:rPr>
+                <w:rFonts w:asciiTheme="minorHAnsi" w:hAnsiTheme="minorHAnsi" w:cstheme="minorBidi"/>
+                <w:noProof/>
+                <w:sz w:val="22"/>
+                <w:szCs w:val="22"/>
+                <w:lang w:eastAsia="bg-BG"/>
+              </w:rPr>
+              <w:tab/>
+            </w:r>
+            <w:r>
+              <w:rPr>
+                <w:rStyle w:val="Hyperlink"/>
+                <w:noProof/>
+                <w:lang w:eastAsia="bg-BG"/>
+              </w:rPr>
+              <w:t>Генериране на PDF документи</w:t>
+            </w:r>
+            <w:r>
+              <w:rPr>
+                <w:noProof/>
+                <w:webHidden/>
+              </w:rPr>
+              <w:tab/>
+            </w:r>
+            <w:r>
+              <w:rPr>
+                <w:noProof/>
+                <w:webHidden/>
+              </w:rPr>
+              <w:fldChar w:fldCharType="begin"/>
+            </w:r>
+            <w:r>
+              <w:rPr>
+                <w:noProof/>
+                <w:webHidden/>
+              </w:rPr>
+              <w:instrText xml:space="preserve"> PAGEREF _Toc226457487 \h </w:instrText>
+            </w:r>
+            <w:r>
+              <w:rPr>
+                <w:noProof/>
+                <w:webHidden/>
+              </w:rPr>
+            </w:r>
+            <w:r>
+              <w:rPr>
+                <w:noProof/>
+                <w:webHidden/>
+              </w:rPr>
+              <w:fldChar w:fldCharType="separate"/>
+            </w:r>
+            <w:r>
+              <w:rPr>
+                <w:noProof/>
+                <w:webHidden/>
+              </w:rPr>
+              <w:t>5</w:t>
+            </w:r>
+            <w:r>
+              <w:rPr>
+                <w:noProof/>
+                <w:webHidden/>
+              </w:rPr>
+              <w:fldChar w:fldCharType="end"/>
+            </w:r>
+          </w:hyperlink>
+        </w:p>
+        <w:p>
+          <w:pPr>
+            <w:pStyle w:val="TOC2"/>
+            <w:tabs>
+              <w:tab w:val="left" w:pos="1760"/>
+              <w:tab w:val="right" w:leader="dot" w:pos="9062"/>
+            </w:tabs>
+            <w:rPr>
+              <w:rFonts w:asciiTheme="minorHAnsi" w:hAnsiTheme="minorHAnsi" w:cstheme="minorBidi"/>
+              <w:noProof/>
+              <w:sz w:val="22"/>
+              <w:szCs w:val="22"/>
+              <w:lang w:eastAsia="bg-BG"/>
+            </w:rPr>
+          </w:pPr>
+          <w:hyperlink w:anchor="_Toc226457488" w:history="1">
+            <w:r>
+              <w:rPr>
+                <w:rStyle w:val="Hyperlink"/>
+                <w:noProof/>
+              </w:rPr>
+              <w:t>2.2</w:t>
+            </w:r>
+            <w:r>
+              <w:rPr>
+                <w:rFonts w:asciiTheme="minorHAnsi" w:hAnsiTheme="minorHAnsi" w:cstheme="minorBidi"/>
+                <w:noProof/>
+                <w:sz w:val="22"/>
+                <w:szCs w:val="22"/>
+                <w:lang w:eastAsia="bg-BG"/>
+              </w:rPr>
+              <w:tab/>
+            </w:r>
+            <w:r>
+              <w:rPr>
+                <w:rStyle w:val="Hyperlink"/>
+                <w:noProof/>
+              </w:rPr>
+              <w:t>Поддържане на точността на оформлението</w:t>
+            </w:r>
+            <w:r>
+              <w:rPr>
+                <w:noProof/>
+                <w:webHidden/>
+              </w:rPr>
+              <w:tab/>
+            </w:r>
+            <w:r>
+              <w:rPr>
+                <w:noProof/>
+                <w:webHidden/>
+              </w:rPr>
+              <w:fldChar w:fldCharType="begin"/>
+            </w:r>
+            <w:r>
+              <w:rPr>
+                <w:noProof/>
+                <w:webHidden/>
+              </w:rPr>
+              <w:instrText xml:space="preserve"> PAGEREF _Toc226457488 \h </w:instrText>
+            </w:r>
+            <w:r>
+              <w:rPr>
+                <w:noProof/>
+                <w:webHidden/>
+              </w:rPr>
+            </w:r>
+            <w:r>
+              <w:rPr>
+                <w:noProof/>
+                <w:webHidden/>
+              </w:rPr>
+              <w:fldChar w:fldCharType="separate"/>
+            </w:r>
+            <w:r>
+              <w:rPr>
+                <w:noProof/>
+                <w:webHidden/>
+              </w:rPr>
+              <w:t>6</w:t>
+            </w:r>
+            <w:r>
+              <w:rPr>
+                <w:noProof/>
+                <w:webHidden/>
+              </w:rPr>
+              <w:fldChar w:fldCharType="end"/>
+            </w:r>
+          </w:hyperlink>
+        </w:p>
+        <w:p>
+          <w:pPr>
+            <w:pStyle w:val="TOC2"/>
+            <w:tabs>
+              <w:tab w:val="left" w:pos="1760"/>
+              <w:tab w:val="right" w:leader="dot" w:pos="9062"/>
+            </w:tabs>
+            <w:rPr>
+              <w:rFonts w:asciiTheme="minorHAnsi" w:hAnsiTheme="minorHAnsi" w:cstheme="minorBidi"/>
+              <w:noProof/>
+              <w:sz w:val="22"/>
+              <w:szCs w:val="22"/>
+              <w:lang w:eastAsia="bg-BG"/>
+            </w:rPr>
+          </w:pPr>
+          <w:hyperlink w:anchor="_Toc226457489" w:history="1">
+            <w:r>
+              <w:rPr>
+                <w:rStyle w:val="Hyperlink"/>
+                <w:noProof/>
+                <w:lang w:eastAsia="bg-BG"/>
+              </w:rPr>
+              <w:t>2.3</w:t>
+            </w:r>
+            <w:r>
+              <w:rPr>
+                <w:rFonts w:asciiTheme="minorHAnsi" w:hAnsiTheme="minorHAnsi" w:cstheme="minorBidi"/>
+                <w:noProof/>
+                <w:sz w:val="22"/>
+                <w:szCs w:val="22"/>
+                <w:lang w:eastAsia="bg-BG"/>
+              </w:rPr>
+              <w:tab/>
+            </w:r>
+            <w:r>
+              <w:rPr>
+                <w:rStyle w:val="Hyperlink"/>
+                <w:noProof/>
+                <w:lang w:eastAsia="bg-BG"/>
+              </w:rPr>
+              <w:t>Обработка на таблични данни</w:t>
+            </w:r>
+            <w:r>
+              <w:rPr>
+                <w:noProof/>
+                <w:webHidden/>
+              </w:rPr>
+              <w:tab/>
+            </w:r>
+            <w:r>
+              <w:rPr>
+                <w:noProof/>
+                <w:webHidden/>
+              </w:rPr>
+              <w:fldChar w:fldCharType="begin"/>
+            </w:r>
+            <w:r>
+              <w:rPr>
+                <w:noProof/>
+                <w:webHidden/>
+              </w:rPr>
+              <w:instrText xml:space="preserve"> PAGEREF _Toc226457489 \h </w:instrText>
+            </w:r>
+            <w:r>
+              <w:rPr>
+                <w:noProof/>
+                <w:webHidden/>
+              </w:rPr>
+            </w:r>
+            <w:r>
+              <w:rPr>
+                <w:noProof/>
+                <w:webHidden/>
+              </w:rPr>
+              <w:fldChar w:fldCharType="separate"/>
+            </w:r>
+            <w:r>
+              <w:rPr>
+                <w:noProof/>
+                <w:webHidden/>
+              </w:rPr>
+              <w:t>6</w:t>
+            </w:r>
+            <w:r>
+              <w:rPr>
+                <w:noProof/>
+                <w:webHidden/>
+              </w:rPr>
+              <w:fldChar w:fldCharType="end"/>
+            </w:r>
+          </w:hyperlink>
+        </w:p>
+        <w:p>
+          <w:pPr>
+            <w:pStyle w:val="TOC2"/>
+            <w:tabs>
+              <w:tab w:val="left" w:pos="1760"/>
+              <w:tab w:val="right" w:leader="dot" w:pos="9062"/>
+            </w:tabs>
+            <w:rPr>
+              <w:rFonts w:asciiTheme="minorHAnsi" w:hAnsiTheme="minorHAnsi" w:cstheme="minorBidi"/>
+              <w:noProof/>
+              <w:sz w:val="22"/>
+              <w:szCs w:val="22"/>
+              <w:lang w:eastAsia="bg-BG"/>
+            </w:rPr>
+          </w:pPr>
+          <w:hyperlink w:anchor="_Toc226457490" w:history="1">
+            <w:r>
+              <w:rPr>
+                <w:rStyle w:val="Hyperlink"/>
+                <w:noProof/>
+              </w:rPr>
+              <w:t>2.4</w:t>
+            </w:r>
+            <w:r>
+              <w:rPr>
+                <w:rFonts w:asciiTheme="minorHAnsi" w:hAnsiTheme="minorHAnsi" w:cstheme="minorBidi"/>
+                <w:noProof/>
+                <w:sz w:val="22"/>
+                <w:szCs w:val="22"/>
+                <w:lang w:eastAsia="bg-BG"/>
+              </w:rPr>
+              <w:tab/>
+            </w:r>
+            <w:r>
+              <w:rPr>
+                <w:rStyle w:val="Hyperlink"/>
+                <w:noProof/>
+              </w:rPr>
+              <w:t>Сигурност</w:t>
+            </w:r>
+            <w:r>
+              <w:rPr>
+                <w:noProof/>
+                <w:webHidden/>
+              </w:rPr>
+              <w:tab/>
+            </w:r>
+            <w:r>
+              <w:rPr>
+                <w:noProof/>
+                <w:webHidden/>
+              </w:rPr>
+              <w:fldChar w:fldCharType="begin"/>
+            </w:r>
+            <w:r>
+              <w:rPr>
+                <w:noProof/>
+                <w:webHidden/>
+              </w:rPr>
+              <w:instrText xml:space="preserve"> PAGEREF _Toc226457490 \h </w:instrText>
+            </w:r>
+            <w:r>
+              <w:rPr>
+                <w:noProof/>
+                <w:webHidden/>
+              </w:rPr>
+            </w:r>
+            <w:r>
+              <w:rPr>
+                <w:noProof/>
+                <w:webHidden/>
+              </w:rPr>
+              <w:fldChar w:fldCharType="separate"/>
+            </w:r>
+            <w:r>
+              <w:rPr>
+                <w:noProof/>
+                <w:webHidden/>
+              </w:rPr>
+              <w:t>6</w:t>
+            </w:r>
+            <w:r>
+              <w:rPr>
+                <w:noProof/>
+                <w:webHidden/>
+              </w:rPr>
+              <w:fldChar w:fldCharType="end"/>
+            </w:r>
+          </w:hyperlink>
+        </w:p>
+        <w:p>
+          <w:pPr>
+            <w:pStyle w:val="TOC2"/>
+            <w:tabs>
+              <w:tab w:val="left" w:pos="1760"/>
+              <w:tab w:val="right" w:leader="dot" w:pos="9062"/>
+            </w:tabs>
+            <w:rPr>
+              <w:rFonts w:asciiTheme="minorHAnsi" w:hAnsiTheme="minorHAnsi" w:cstheme="minorBidi"/>
+              <w:noProof/>
+              <w:sz w:val="22"/>
+              <w:szCs w:val="22"/>
+              <w:lang w:eastAsia="bg-BG"/>
+            </w:rPr>
+          </w:pPr>
+          <w:hyperlink w:anchor="_Toc226457491" w:history="1">
+            <w:r>
+              <w:rPr>
+                <w:rStyle w:val="Hyperlink"/>
+                <w:noProof/>
+                <w:lang w:eastAsia="bg-BG"/>
+              </w:rPr>
+              <w:t>2.5</w:t>
+            </w:r>
+            <w:r>
+              <w:rPr>
+                <w:rFonts w:asciiTheme="minorHAnsi" w:hAnsiTheme="minorHAnsi" w:cstheme="minorBidi"/>
+                <w:noProof/>
+                <w:sz w:val="22"/>
+                <w:szCs w:val="22"/>
+                <w:lang w:eastAsia="bg-BG"/>
+              </w:rPr>
+              <w:tab/>
+            </w:r>
+            <w:r>
+              <w:rPr>
+                <w:rStyle w:val="Hyperlink"/>
+                <w:noProof/>
+                <w:lang w:eastAsia="bg-BG"/>
+              </w:rPr>
+              <w:t>Генериране на DOCX и други формати</w:t>
+            </w:r>
+            <w:r>
+              <w:rPr>
+                <w:noProof/>
+                <w:webHidden/>
+              </w:rPr>
+              <w:tab/>
+            </w:r>
+            <w:r>
+              <w:rPr>
+                <w:noProof/>
+                <w:webHidden/>
+              </w:rPr>
+              <w:fldChar w:fldCharType="begin"/>
+            </w:r>
+            <w:r>
+              <w:rPr>
+                <w:noProof/>
+                <w:webHidden/>
+              </w:rPr>
+              <w:instrText xml:space="preserve"> PAGEREF _Toc226457491 \h </w:instrText>
+            </w:r>
+            <w:r>
+              <w:rPr>
+                <w:noProof/>
+                <w:webHidden/>
+              </w:rPr>
+            </w:r>
+            <w:r>
+              <w:rPr>
+                <w:noProof/>
+                <w:webHidden/>
+              </w:rPr>
+              <w:fldChar w:fldCharType="separate"/>
+            </w:r>
+            <w:r>
+              <w:rPr>
+                <w:noProof/>
+                <w:webHidden/>
+              </w:rPr>
+              <w:t>6</w:t>
             </w:r>
             <w:r>
               <w:rPr>
@@ -152,13 +745,13 @@
               <w:lang w:eastAsia="bg-BG"/>
             </w:rPr>
           </w:pPr>
-          <w:hyperlink w:anchor="_Toc226454349" w:history="1">
+          <w:hyperlink w:anchor="_Toc226457492" w:history="1">
             <w:r>
               <w:rPr>
                 <w:rStyle w:val="Hyperlink"/>
                 <w:noProof/>
               </w:rPr>
-              <w:t>2.</w:t>
+              <w:t>3.</w:t>
             </w:r>
             <w:r>
               <w:rPr>
@@ -175,7 +768,7 @@
                 <w:rStyle w:val="Hyperlink"/>
                 <w:noProof/>
               </w:rPr>
-              <w:t>Преглед на съществуващите технологии за генериране на документи</w:t>
+              <w:t>Алгоритми за позициониране на текст и графика в шаблонните документи</w:t>
             </w:r>
             <w:r>
               <w:rPr>
@@ -196,7 +789,7 @@
                 <w:noProof/>
                 <w:webHidden/>
               </w:rPr>
-              <w:instrText xml:space="preserve"> PAGEREF _Toc226454349 \h </w:instrText>
+              <w:instrText xml:space="preserve"> PAGEREF _Toc226457492 \h </w:instrText>
             </w:r>
             <w:r>
               <w:rPr>
@@ -216,7 +809,7 @@
                 <w:noProof/>
                 <w:webHidden/>
               </w:rPr>
-              <w:t>3</w:t>
+              <w:t>7</w:t>
             </w:r>
             <w:r>
               <w:rPr>
@@ -242,14 +835,14 @@
               <w:lang w:eastAsia="bg-BG"/>
             </w:rPr>
           </w:pPr>
-          <w:hyperlink w:anchor="_Toc226454350" w:history="1">
+          <w:hyperlink w:anchor="_Toc226457493" w:history="1">
             <w:r>
               <w:rPr>
                 <w:rStyle w:val="Hyperlink"/>
                 <w:noProof/>
                 <w:lang w:eastAsia="bg-BG"/>
               </w:rPr>
-              <w:t>2.1</w:t>
+              <w:t>3.1</w:t>
             </w:r>
             <w:r>
               <w:rPr>
@@ -267,7 +860,7 @@
                 <w:noProof/>
                 <w:lang w:eastAsia="bg-BG"/>
               </w:rPr>
-              <w:t>Генериране на PDF документи</w:t>
+              <w:t>Позициониране на текст – принципи и практики</w:t>
             </w:r>
             <w:r>
               <w:rPr>
@@ -288,7 +881,7 @@
                 <w:noProof/>
                 <w:webHidden/>
               </w:rPr>
-              <w:instrText xml:space="preserve"> PAGEREF _Toc226454350 \h </w:instrText>
+              <w:instrText xml:space="preserve"> PAGEREF _Toc226457493 \h </w:instrText>
             </w:r>
             <w:r>
               <w:rPr>
@@ -308,7 +901,7 @@
                 <w:noProof/>
                 <w:webHidden/>
               </w:rPr>
-              <w:t>3</w:t>
+              <w:t>7</w:t>
             </w:r>
             <w:r>
               <w:rPr>
@@ -334,13 +927,14 @@
               <w:lang w:eastAsia="bg-BG"/>
             </w:rPr>
           </w:pPr>
-          <w:hyperlink w:anchor="_Toc226454351" w:history="1">
+          <w:hyperlink w:anchor="_Toc226457494" w:history="1">
             <w:r>
               <w:rPr>
                 <w:rStyle w:val="Hyperlink"/>
                 <w:noProof/>
-              </w:rPr>
-              <w:t>2.2</w:t>
+                <w:lang w:eastAsia="bg-BG"/>
+              </w:rPr>
+              <w:t>3.2</w:t>
             </w:r>
             <w:r>
               <w:rPr>
@@ -356,8 +950,9 @@
               <w:rPr>
                 <w:rStyle w:val="Hyperlink"/>
                 <w:noProof/>
-              </w:rPr>
-              <w:t>Поддържане на точността на оформлението</w:t>
+                <w:lang w:eastAsia="bg-BG"/>
+              </w:rPr>
+              <w:t>Обработка и визуализация на таблични данни</w:t>
             </w:r>
             <w:r>
               <w:rPr>
@@ -378,7 +973,7 @@
                 <w:noProof/>
                 <w:webHidden/>
               </w:rPr>
-              <w:instrText xml:space="preserve"> PAGEREF _Toc226454351 \h </w:instrText>
+              <w:instrText xml:space="preserve"> PAGEREF _Toc226457494 \h </w:instrText>
             </w:r>
             <w:r>
               <w:rPr>
@@ -398,7 +993,187 @@
                 <w:noProof/>
                 <w:webHidden/>
               </w:rPr>
-              <w:t>3</w:t>
+              <w:t>8</w:t>
+            </w:r>
+            <w:r>
+              <w:rPr>
+                <w:noProof/>
+                <w:webHidden/>
+              </w:rPr>
+              <w:fldChar w:fldCharType="end"/>
+            </w:r>
+          </w:hyperlink>
+        </w:p>
+        <w:p>
+          <w:pPr>
+            <w:pStyle w:val="TOC1"/>
+            <w:tabs>
+              <w:tab w:val="left" w:pos="1320"/>
+              <w:tab w:val="right" w:leader="dot" w:pos="9062"/>
+            </w:tabs>
+            <w:rPr>
+              <w:rFonts w:asciiTheme="minorHAnsi" w:hAnsiTheme="minorHAnsi" w:cstheme="minorBidi"/>
+              <w:noProof/>
+              <w:sz w:val="22"/>
+              <w:szCs w:val="22"/>
+              <w:lang w:eastAsia="bg-BG"/>
+            </w:rPr>
+          </w:pPr>
+          <w:hyperlink w:anchor="_Toc226457495" w:history="1">
+            <w:r>
+              <w:rPr>
+                <w:rStyle w:val="Hyperlink"/>
+                <w:noProof/>
+              </w:rPr>
+              <w:t>4.</w:t>
+            </w:r>
+            <w:r>
+              <w:rPr>
+                <w:rFonts w:asciiTheme="minorHAnsi" w:hAnsiTheme="minorHAnsi" w:cstheme="minorBidi"/>
+                <w:noProof/>
+                <w:sz w:val="22"/>
+                <w:szCs w:val="22"/>
+                <w:lang w:eastAsia="bg-BG"/>
+              </w:rPr>
+              <w:tab/>
+            </w:r>
+            <w:r>
+              <w:rPr>
+                <w:rStyle w:val="Hyperlink"/>
+                <w:noProof/>
+              </w:rPr>
+              <w:t>Алгоритми за търсене на текст в шаблонни документи</w:t>
+            </w:r>
+            <w:r>
+              <w:rPr>
+                <w:noProof/>
+                <w:webHidden/>
+              </w:rPr>
+              <w:tab/>
+            </w:r>
+            <w:r>
+              <w:rPr>
+                <w:noProof/>
+                <w:webHidden/>
+              </w:rPr>
+              <w:fldChar w:fldCharType="begin"/>
+            </w:r>
+            <w:r>
+              <w:rPr>
+                <w:noProof/>
+                <w:webHidden/>
+              </w:rPr>
+              <w:instrText xml:space="preserve"> PAGEREF _Toc226457495 \h </w:instrText>
+            </w:r>
+            <w:r>
+              <w:rPr>
+                <w:noProof/>
+                <w:webHidden/>
+              </w:rPr>
+            </w:r>
+            <w:r>
+              <w:rPr>
+                <w:noProof/>
+                <w:webHidden/>
+              </w:rPr>
+              <w:fldChar w:fldCharType="separate"/>
+            </w:r>
+            <w:r>
+              <w:rPr>
+                <w:noProof/>
+                <w:webHidden/>
+              </w:rPr>
+              <w:t>8</w:t>
+            </w:r>
+            <w:r>
+              <w:rPr>
+                <w:noProof/>
+                <w:webHidden/>
+              </w:rPr>
+              <w:fldChar w:fldCharType="end"/>
+            </w:r>
+          </w:hyperlink>
+        </w:p>
+        <w:p>
+          <w:pPr>
+            <w:pStyle w:val="TOC1"/>
+            <w:tabs>
+              <w:tab w:val="left" w:pos="1320"/>
+              <w:tab w:val="right" w:leader="dot" w:pos="9062"/>
+            </w:tabs>
+            <w:rPr>
+              <w:rFonts w:asciiTheme="minorHAnsi" w:hAnsiTheme="minorHAnsi" w:cstheme="minorBidi"/>
+              <w:noProof/>
+              <w:sz w:val="22"/>
+              <w:szCs w:val="22"/>
+              <w:lang w:eastAsia="bg-BG"/>
+            </w:rPr>
+          </w:pPr>
+          <w:hyperlink w:anchor="_Toc226457496" w:history="1">
+            <w:r>
+              <w:rPr>
+                <w:rStyle w:val="Hyperlink"/>
+                <w:noProof/>
+              </w:rPr>
+              <w:t>5.</w:t>
+            </w:r>
+            <w:r>
+              <w:rPr>
+                <w:rFonts w:asciiTheme="minorHAnsi" w:hAnsiTheme="minorHAnsi" w:cstheme="minorBidi"/>
+                <w:noProof/>
+                <w:sz w:val="22"/>
+                <w:szCs w:val="22"/>
+                <w:lang w:eastAsia="bg-BG"/>
+              </w:rPr>
+              <w:tab/>
+            </w:r>
+            <w:r>
+              <w:rPr>
+                <w:rStyle w:val="Hyperlink"/>
+                <w:noProof/>
+              </w:rPr>
+              <w:t>Сигурност при генериране и обработка на PDF документи</w:t>
+            </w:r>
+            <w:r>
+              <w:rPr>
+                <w:noProof/>
+                <w:webHidden/>
+              </w:rPr>
+              <w:tab/>
+            </w:r>
+            <w:r>
+              <w:rPr>
+                <w:noProof/>
+                <w:webHidden/>
+              </w:rPr>
+              <w:fldChar w:fldCharType="begin"/>
+            </w:r>
+            <w:r>
+              <w:rPr>
+                <w:noProof/>
+                <w:webHidden/>
+              </w:rPr>
+              <w:instrText xml:space="preserve"> PAGEREF _Toc226457496 \h </w:instrText>
+            </w:r>
+            <w:r>
+              <w:rPr>
+                <w:noProof/>
+                <w:webHidden/>
+              </w:rPr>
+            </w:r>
+            <w:r>
+              <w:rPr>
+                <w:noProof/>
+                <w:webHidden/>
+              </w:rPr>
+              <w:fldChar w:fldCharType="separate"/>
+            </w:r>
+            <w:r>
+              <w:rPr>
+                <w:noProof/>
+                <w:webHidden/>
+              </w:rPr>
+              <w:t>9</w:t>
             </w:r>
             <w:r>
               <w:rPr>
@@ -424,14 +1199,14 @@
               <w:lang w:eastAsia="bg-BG"/>
             </w:rPr>
           </w:pPr>
-          <w:hyperlink w:anchor="_Toc226454352" w:history="1">
+          <w:hyperlink w:anchor="_Toc226457497" w:history="1">
             <w:r>
               <w:rPr>
                 <w:rStyle w:val="Hyperlink"/>
                 <w:noProof/>
                 <w:lang w:eastAsia="bg-BG"/>
               </w:rPr>
-              <w:t>2.3</w:t>
+              <w:t>5.1</w:t>
             </w:r>
             <w:r>
               <w:rPr>
@@ -449,7 +1224,7 @@
                 <w:noProof/>
                 <w:lang w:eastAsia="bg-BG"/>
               </w:rPr>
-              <w:t>Обработка на таблични данни</w:t>
+              <w:t>Програмистките възможности на PDF</w:t>
             </w:r>
             <w:r>
               <w:rPr>
@@ -470,7 +1245,7 @@
                 <w:noProof/>
                 <w:webHidden/>
               </w:rPr>
-              <w:instrText xml:space="preserve"> PAGEREF _Toc226454352 \h </w:instrText>
+              <w:instrText xml:space="preserve"> PAGEREF _Toc226457497 \h </w:instrText>
             </w:r>
             <w:r>
               <w:rPr>
@@ -490,7 +1265,7 @@
                 <w:noProof/>
                 <w:webHidden/>
               </w:rPr>
-              <w:t>4</w:t>
+              <w:t>9</w:t>
             </w:r>
             <w:r>
               <w:rPr>
@@ -516,13 +1291,14 @@
               <w:lang w:eastAsia="bg-BG"/>
             </w:rPr>
           </w:pPr>
-          <w:hyperlink w:anchor="_Toc226454353" w:history="1">
+          <w:hyperlink w:anchor="_Toc226457498" w:history="1">
             <w:r>
               <w:rPr>
                 <w:rStyle w:val="Hyperlink"/>
                 <w:noProof/>
-              </w:rPr>
-              <w:t>2.4</w:t>
+                <w:lang w:eastAsia="bg-BG"/>
+              </w:rPr>
+              <w:t>5.2</w:t>
             </w:r>
             <w:r>
               <w:rPr>
@@ -538,8 +1314,9 @@
               <w:rPr>
                 <w:rStyle w:val="Hyperlink"/>
                 <w:noProof/>
-              </w:rPr>
-              <w:t>Сигурност</w:t>
+                <w:lang w:eastAsia="bg-BG"/>
+              </w:rPr>
+              <w:t>Рискове и заплахи</w:t>
             </w:r>
             <w:r>
               <w:rPr>
@@ -560,7 +1337,7 @@
                 <w:noProof/>
                 <w:webHidden/>
               </w:rPr>
-              <w:instrText xml:space="preserve"> PAGEREF _Toc226454353 \h </w:instrText>
+              <w:instrText xml:space="preserve"> PAGEREF _Toc226457498 \h </w:instrText>
             </w:r>
             <w:r>
               <w:rPr>
@@ -580,7 +1357,7 @@
                 <w:noProof/>
                 <w:webHidden/>
               </w:rPr>
-              <w:t>4</w:t>
+              <w:t>9</w:t>
             </w:r>
             <w:r>
               <w:rPr>
@@ -606,14 +1383,14 @@
               <w:lang w:eastAsia="bg-BG"/>
             </w:rPr>
           </w:pPr>
-          <w:hyperlink w:anchor="_Toc226454354" w:history="1">
+          <w:hyperlink w:anchor="_Toc226457499" w:history="1">
             <w:r>
               <w:rPr>
                 <w:rStyle w:val="Hyperlink"/>
                 <w:noProof/>
                 <w:lang w:eastAsia="bg-BG"/>
               </w:rPr>
-              <w:t>2.5</w:t>
+              <w:t>5.3</w:t>
             </w:r>
             <w:r>
               <w:rPr>
@@ -631,7 +1408,7 @@
                 <w:noProof/>
                 <w:lang w:eastAsia="bg-BG"/>
               </w:rPr>
-              <w:t>Генериране на DOCX и други формати</w:t>
+              <w:t>Мерки за повишаване на сигурността</w:t>
             </w:r>
             <w:r>
               <w:rPr>
@@ -652,7 +1429,7 @@
                 <w:noProof/>
                 <w:webHidden/>
               </w:rPr>
-              <w:instrText xml:space="preserve"> PAGEREF _Toc226454354 \h </w:instrText>
+              <w:instrText xml:space="preserve"> PAGEREF _Toc226457499 \h </w:instrText>
             </w:r>
             <w:r>
               <w:rPr>
@@ -672,7 +1449,7 @@
                 <w:noProof/>
                 <w:webHidden/>
               </w:rPr>
-              <w:t>4</w:t>
+              <w:t>9</w:t>
             </w:r>
             <w:r>
               <w:rPr>
@@ -698,13 +1475,13 @@
               <w:lang w:eastAsia="bg-BG"/>
             </w:rPr>
           </w:pPr>
-          <w:hyperlink w:anchor="_Toc226454355" w:history="1">
+          <w:hyperlink w:anchor="_Toc226457500" w:history="1">
             <w:r>
               <w:rPr>
                 <w:rStyle w:val="Hyperlink"/>
                 <w:noProof/>
               </w:rPr>
-              <w:t>3.</w:t>
+              <w:t>6.</w:t>
             </w:r>
             <w:r>
               <w:rPr>
@@ -721,7 +1498,7 @@
                 <w:rStyle w:val="Hyperlink"/>
                 <w:noProof/>
               </w:rPr>
-              <w:t>Алгоритми за позициониране на текст и графика в шаблонните документи</w:t>
+              <w:t>Интегриране на алгоритми за клъстериране на текстове в процеса на генериране на документи</w:t>
             </w:r>
             <w:r>
               <w:rPr>
@@ -742,7 +1519,7 @@
                 <w:noProof/>
                 <w:webHidden/>
               </w:rPr>
-              <w:instrText xml:space="preserve"> PAGEREF _Toc226454355 \h </w:instrText>
+              <w:instrText xml:space="preserve"> PAGEREF _Toc226457500 \h </w:instrText>
             </w:r>
             <w:r>
               <w:rPr>
@@ -762,7 +1539,7 @@
                 <w:noProof/>
                 <w:webHidden/>
               </w:rPr>
-              <w:t>5</w:t>
+              <w:t>10</w:t>
             </w:r>
             <w:r>
               <w:rPr>
@@ -788,14 +1565,14 @@
               <w:lang w:eastAsia="bg-BG"/>
             </w:rPr>
           </w:pPr>
-          <w:hyperlink w:anchor="_Toc226454356" w:history="1">
+          <w:hyperlink w:anchor="_Toc226457501" w:history="1">
             <w:r>
               <w:rPr>
                 <w:rStyle w:val="Hyperlink"/>
                 <w:noProof/>
                 <w:lang w:eastAsia="bg-BG"/>
               </w:rPr>
-              <w:t>3.1</w:t>
+              <w:t>6.1</w:t>
             </w:r>
             <w:r>
               <w:rPr>
@@ -813,7 +1590,7 @@
                 <w:noProof/>
                 <w:lang w:eastAsia="bg-BG"/>
               </w:rPr>
-              <w:t>Позициониране на текст – принципи и практики</w:t>
+              <w:t>Подходи към клъстериране на текст</w:t>
             </w:r>
             <w:r>
               <w:rPr>
@@ -834,7 +1611,7 @@
                 <w:noProof/>
                 <w:webHidden/>
               </w:rPr>
-              <w:instrText xml:space="preserve"> PAGEREF _Toc226454356 \h </w:instrText>
+              <w:instrText xml:space="preserve"> PAGEREF _Toc226457501 \h </w:instrText>
             </w:r>
             <w:r>
               <w:rPr>
@@ -854,7 +1631,151 @@
                 <w:noProof/>
                 <w:webHidden/>
               </w:rPr>
-              <w:t>5</w:t>
+              <w:t>10</w:t>
+            </w:r>
+            <w:r>
+              <w:rPr>
+                <w:noProof/>
+                <w:webHidden/>
+              </w:rPr>
+              <w:fldChar w:fldCharType="end"/>
+            </w:r>
+          </w:hyperlink>
+        </w:p>
+        <w:p>
+          <w:pPr>
+            <w:pStyle w:val="TOC3"/>
+            <w:tabs>
+              <w:tab w:val="right" w:leader="dot" w:pos="9062"/>
+            </w:tabs>
+            <w:rPr>
+              <w:rFonts w:asciiTheme="minorHAnsi" w:hAnsiTheme="minorHAnsi" w:cstheme="minorBidi"/>
+              <w:noProof/>
+              <w:sz w:val="22"/>
+              <w:szCs w:val="22"/>
+              <w:lang w:eastAsia="bg-BG"/>
+            </w:rPr>
+          </w:pPr>
+          <w:hyperlink w:anchor="_Toc226457502" w:history="1">
+            <w:r>
+              <w:rPr>
+                <w:rStyle w:val="Hyperlink"/>
+                <w:noProof/>
+              </w:rPr>
+              <w:t>Намаляване на размерността на текстовото пространство</w:t>
+            </w:r>
+            <w:r>
+              <w:rPr>
+                <w:noProof/>
+                <w:webHidden/>
+              </w:rPr>
+              <w:tab/>
+            </w:r>
+            <w:r>
+              <w:rPr>
+                <w:noProof/>
+                <w:webHidden/>
+              </w:rPr>
+              <w:fldChar w:fldCharType="begin"/>
+            </w:r>
+            <w:r>
+              <w:rPr>
+                <w:noProof/>
+                <w:webHidden/>
+              </w:rPr>
+              <w:instrText xml:space="preserve"> PAGEREF _Toc226457502 \h </w:instrText>
+            </w:r>
+            <w:r>
+              <w:rPr>
+                <w:noProof/>
+                <w:webHidden/>
+              </w:rPr>
+            </w:r>
+            <w:r>
+              <w:rPr>
+                <w:noProof/>
+                <w:webHidden/>
+              </w:rPr>
+              <w:fldChar w:fldCharType="separate"/>
+            </w:r>
+            <w:r>
+              <w:rPr>
+                <w:noProof/>
+                <w:webHidden/>
+              </w:rPr>
+              <w:t>10</w:t>
+            </w:r>
+            <w:r>
+              <w:rPr>
+                <w:noProof/>
+                <w:webHidden/>
+              </w:rPr>
+              <w:fldChar w:fldCharType="end"/>
+            </w:r>
+          </w:hyperlink>
+        </w:p>
+        <w:p>
+          <w:pPr>
+            <w:pStyle w:val="TOC3"/>
+            <w:tabs>
+              <w:tab w:val="right" w:leader="dot" w:pos="9062"/>
+            </w:tabs>
+            <w:rPr>
+              <w:rFonts w:asciiTheme="minorHAnsi" w:hAnsiTheme="minorHAnsi" w:cstheme="minorBidi"/>
+              <w:noProof/>
+              <w:sz w:val="22"/>
+              <w:szCs w:val="22"/>
+              <w:lang w:eastAsia="bg-BG"/>
+            </w:rPr>
+          </w:pPr>
+          <w:hyperlink w:anchor="_Toc226457503" w:history="1">
+            <w:r>
+              <w:rPr>
+                <w:rStyle w:val="Hyperlink"/>
+                <w:noProof/>
+              </w:rPr>
+              <w:t>Подобряване на качеството на клъстеризацията</w:t>
+            </w:r>
+            <w:r>
+              <w:rPr>
+                <w:noProof/>
+                <w:webHidden/>
+              </w:rPr>
+              <w:tab/>
+            </w:r>
+            <w:r>
+              <w:rPr>
+                <w:noProof/>
+                <w:webHidden/>
+              </w:rPr>
+              <w:fldChar w:fldCharType="begin"/>
+            </w:r>
+            <w:r>
+              <w:rPr>
+                <w:noProof/>
+                <w:webHidden/>
+              </w:rPr>
+              <w:instrText xml:space="preserve"> PAGEREF _Toc226457503 \h </w:instrText>
+            </w:r>
+            <w:r>
+              <w:rPr>
+                <w:noProof/>
+                <w:webHidden/>
+              </w:rPr>
+            </w:r>
+            <w:r>
+              <w:rPr>
+                <w:noProof/>
+                <w:webHidden/>
+              </w:rPr>
+              <w:fldChar w:fldCharType="separate"/>
+            </w:r>
+            <w:r>
+              <w:rPr>
+                <w:noProof/>
+                <w:webHidden/>
+              </w:rPr>
+              <w:t>10</w:t>
             </w:r>
             <w:r>
               <w:rPr>
@@ -880,14 +1801,14 @@
               <w:lang w:eastAsia="bg-BG"/>
             </w:rPr>
           </w:pPr>
-          <w:hyperlink w:anchor="_Toc226454357" w:history="1">
+          <w:hyperlink w:anchor="_Toc226457504" w:history="1">
             <w:r>
               <w:rPr>
                 <w:rStyle w:val="Hyperlink"/>
                 <w:noProof/>
                 <w:lang w:eastAsia="bg-BG"/>
               </w:rPr>
-              <w:t>3.2</w:t>
+              <w:t>6.2</w:t>
             </w:r>
             <w:r>
               <w:rPr>
@@ -905,7 +1826,7 @@
                 <w:noProof/>
                 <w:lang w:eastAsia="bg-BG"/>
               </w:rPr>
-              <w:t>Обработка и визуализация на таблични данни</w:t>
+              <w:t>Интеграция в процеса на генериране на шаблонни документи</w:t>
             </w:r>
             <w:r>
               <w:rPr>
@@ -926,7 +1847,7 @@
                 <w:noProof/>
                 <w:webHidden/>
               </w:rPr>
-              <w:instrText xml:space="preserve"> PAGEREF _Toc226454357 \h </w:instrText>
+              <w:instrText xml:space="preserve"> PAGEREF _Toc226457504 \h </w:instrText>
             </w:r>
             <w:r>
               <w:rPr>
@@ -946,7 +1867,151 @@
                 <w:noProof/>
                 <w:webHidden/>
               </w:rPr>
-              <w:t>5</w:t>
+              <w:t>10</w:t>
+            </w:r>
+            <w:r>
+              <w:rPr>
+                <w:noProof/>
+                <w:webHidden/>
+              </w:rPr>
+              <w:fldChar w:fldCharType="end"/>
+            </w:r>
+          </w:hyperlink>
+        </w:p>
+        <w:p>
+          <w:pPr>
+            <w:pStyle w:val="TOC3"/>
+            <w:tabs>
+              <w:tab w:val="right" w:leader="dot" w:pos="9062"/>
+            </w:tabs>
+            <w:rPr>
+              <w:rFonts w:asciiTheme="minorHAnsi" w:hAnsiTheme="minorHAnsi" w:cstheme="minorBidi"/>
+              <w:noProof/>
+              <w:sz w:val="22"/>
+              <w:szCs w:val="22"/>
+              <w:lang w:eastAsia="bg-BG"/>
+            </w:rPr>
+          </w:pPr>
+          <w:hyperlink w:anchor="_Toc226457505" w:history="1">
+            <w:r>
+              <w:rPr>
+                <w:rStyle w:val="Hyperlink"/>
+                <w:noProof/>
+              </w:rPr>
+              <w:t>Автоматична групировка на свързаните теми</w:t>
+            </w:r>
+            <w:r>
+              <w:rPr>
+                <w:noProof/>
+                <w:webHidden/>
+              </w:rPr>
+              <w:tab/>
+            </w:r>
+            <w:r>
+              <w:rPr>
+                <w:noProof/>
+                <w:webHidden/>
+              </w:rPr>
+              <w:fldChar w:fldCharType="begin"/>
+            </w:r>
+            <w:r>
+              <w:rPr>
+                <w:noProof/>
+                <w:webHidden/>
+              </w:rPr>
+              <w:instrText xml:space="preserve"> PAGEREF _Toc226457505 \h </w:instrText>
+            </w:r>
+            <w:r>
+              <w:rPr>
+                <w:noProof/>
+                <w:webHidden/>
+              </w:rPr>
+            </w:r>
+            <w:r>
+              <w:rPr>
+                <w:noProof/>
+                <w:webHidden/>
+              </w:rPr>
+              <w:fldChar w:fldCharType="separate"/>
+            </w:r>
+            <w:r>
+              <w:rPr>
+                <w:noProof/>
+                <w:webHidden/>
+              </w:rPr>
+              <w:t>10</w:t>
+            </w:r>
+            <w:r>
+              <w:rPr>
+                <w:noProof/>
+                <w:webHidden/>
+              </w:rPr>
+              <w:fldChar w:fldCharType="end"/>
+            </w:r>
+          </w:hyperlink>
+        </w:p>
+        <w:p>
+          <w:pPr>
+            <w:pStyle w:val="TOC3"/>
+            <w:tabs>
+              <w:tab w:val="right" w:leader="dot" w:pos="9062"/>
+            </w:tabs>
+            <w:rPr>
+              <w:rFonts w:asciiTheme="minorHAnsi" w:hAnsiTheme="minorHAnsi" w:cstheme="minorBidi"/>
+              <w:noProof/>
+              <w:sz w:val="22"/>
+              <w:szCs w:val="22"/>
+              <w:lang w:eastAsia="bg-BG"/>
+            </w:rPr>
+          </w:pPr>
+          <w:hyperlink w:anchor="_Toc226457506" w:history="1">
+            <w:r>
+              <w:rPr>
+                <w:rStyle w:val="Hyperlink"/>
+                <w:noProof/>
+              </w:rPr>
+              <w:t>Подобрение на визуалното оформление</w:t>
+            </w:r>
+            <w:r>
+              <w:rPr>
+                <w:noProof/>
+                <w:webHidden/>
+              </w:rPr>
+              <w:tab/>
+            </w:r>
+            <w:r>
+              <w:rPr>
+                <w:noProof/>
+                <w:webHidden/>
+              </w:rPr>
+              <w:fldChar w:fldCharType="begin"/>
+            </w:r>
+            <w:r>
+              <w:rPr>
+                <w:noProof/>
+                <w:webHidden/>
+              </w:rPr>
+              <w:instrText xml:space="preserve"> PAGEREF _Toc226457506 \h </w:instrText>
+            </w:r>
+            <w:r>
+              <w:rPr>
+                <w:noProof/>
+                <w:webHidden/>
+              </w:rPr>
+            </w:r>
+            <w:r>
+              <w:rPr>
+                <w:noProof/>
+                <w:webHidden/>
+              </w:rPr>
+              <w:fldChar w:fldCharType="separate"/>
+            </w:r>
+            <w:r>
+              <w:rPr>
+                <w:noProof/>
+                <w:webHidden/>
+              </w:rPr>
+              <w:t>10</w:t>
             </w:r>
             <w:r>
               <w:rPr>
@@ -972,13 +2037,13 @@
               <w:lang w:eastAsia="bg-BG"/>
             </w:rPr>
           </w:pPr>
-          <w:hyperlink w:anchor="_Toc226454358" w:history="1">
+          <w:hyperlink w:anchor="_Toc226457507" w:history="1">
             <w:r>
               <w:rPr>
                 <w:rStyle w:val="Hyperlink"/>
                 <w:noProof/>
               </w:rPr>
-              <w:t>4.</w:t>
+              <w:t>7.</w:t>
             </w:r>
             <w:r>
               <w:rPr>
@@ -995,7 +2060,7 @@
                 <w:rStyle w:val="Hyperlink"/>
                 <w:noProof/>
               </w:rPr>
-              <w:t>Алгоритми за търсене на текст в шаблонни документи</w:t>
+              <w:t>Обобщение и препоръки</w:t>
             </w:r>
             <w:r>
               <w:rPr>
@@ -1016,7 +2081,7 @@
                 <w:noProof/>
                 <w:webHidden/>
               </w:rPr>
-              <w:instrText xml:space="preserve"> PAGEREF _Toc226454358 \h </w:instrText>
+              <w:instrText xml:space="preserve"> PAGEREF _Toc226457507 \h </w:instrText>
             </w:r>
             <w:r>
               <w:rPr>
@@ -1036,7 +2101,821 @@
                 <w:noProof/>
                 <w:webHidden/>
               </w:rPr>
-              <w:t>6</w:t>
+              <w:t>11</w:t>
+            </w:r>
+            <w:r>
+              <w:rPr>
+                <w:noProof/>
+                <w:webHidden/>
+              </w:rPr>
+              <w:fldChar w:fldCharType="end"/>
+            </w:r>
+          </w:hyperlink>
+        </w:p>
+        <w:p>
+          <w:pPr>
+            <w:pStyle w:val="TOC2"/>
+            <w:tabs>
+              <w:tab w:val="left" w:pos="1760"/>
+              <w:tab w:val="right" w:leader="dot" w:pos="9062"/>
+            </w:tabs>
+            <w:rPr>
+              <w:rFonts w:asciiTheme="minorHAnsi" w:hAnsiTheme="minorHAnsi" w:cstheme="minorBidi"/>
+              <w:noProof/>
+              <w:sz w:val="22"/>
+              <w:szCs w:val="22"/>
+              <w:lang w:eastAsia="bg-BG"/>
+            </w:rPr>
+          </w:pPr>
+          <w:hyperlink w:anchor="_Toc226457508" w:history="1">
+            <w:r>
+              <w:rPr>
+                <w:rStyle w:val="Hyperlink"/>
+                <w:noProof/>
+                <w:lang w:eastAsia="bg-BG"/>
+              </w:rPr>
+              <w:t>7.1</w:t>
+            </w:r>
+            <w:r>
+              <w:rPr>
+                <w:rFonts w:asciiTheme="minorHAnsi" w:hAnsiTheme="minorHAnsi" w:cstheme="minorBidi"/>
+                <w:noProof/>
+                <w:sz w:val="22"/>
+                <w:szCs w:val="22"/>
+                <w:lang w:eastAsia="bg-BG"/>
+              </w:rPr>
+              <w:tab/>
+            </w:r>
+            <w:r>
+              <w:rPr>
+                <w:rStyle w:val="Hyperlink"/>
+                <w:noProof/>
+                <w:lang w:eastAsia="bg-BG"/>
+              </w:rPr>
+              <w:t>Предизвикателства при генерацията на PDF документи</w:t>
+            </w:r>
+            <w:r>
+              <w:rPr>
+                <w:noProof/>
+                <w:webHidden/>
+              </w:rPr>
+              <w:tab/>
+            </w:r>
+            <w:r>
+              <w:rPr>
+                <w:noProof/>
+                <w:webHidden/>
+              </w:rPr>
+              <w:fldChar w:fldCharType="begin"/>
+            </w:r>
+            <w:r>
+              <w:rPr>
+                <w:noProof/>
+                <w:webHidden/>
+              </w:rPr>
+              <w:instrText xml:space="preserve"> PAGEREF _Toc226457508 \h </w:instrText>
+            </w:r>
+            <w:r>
+              <w:rPr>
+                <w:noProof/>
+                <w:webHidden/>
+              </w:rPr>
+            </w:r>
+            <w:r>
+              <w:rPr>
+                <w:noProof/>
+                <w:webHidden/>
+              </w:rPr>
+              <w:fldChar w:fldCharType="separate"/>
+            </w:r>
+            <w:r>
+              <w:rPr>
+                <w:noProof/>
+                <w:webHidden/>
+              </w:rPr>
+              <w:t>11</w:t>
+            </w:r>
+            <w:r>
+              <w:rPr>
+                <w:noProof/>
+                <w:webHidden/>
+              </w:rPr>
+              <w:fldChar w:fldCharType="end"/>
+            </w:r>
+          </w:hyperlink>
+        </w:p>
+        <w:p>
+          <w:pPr>
+            <w:pStyle w:val="TOC2"/>
+            <w:tabs>
+              <w:tab w:val="left" w:pos="1760"/>
+              <w:tab w:val="right" w:leader="dot" w:pos="9062"/>
+            </w:tabs>
+            <w:rPr>
+              <w:rFonts w:asciiTheme="minorHAnsi" w:hAnsiTheme="minorHAnsi" w:cstheme="minorBidi"/>
+              <w:noProof/>
+              <w:sz w:val="22"/>
+              <w:szCs w:val="22"/>
+              <w:lang w:eastAsia="bg-BG"/>
+            </w:rPr>
+          </w:pPr>
+          <w:hyperlink w:anchor="_Toc226457509" w:history="1">
+            <w:r>
+              <w:rPr>
+                <w:rStyle w:val="Hyperlink"/>
+                <w:noProof/>
+                <w:lang w:eastAsia="bg-BG"/>
+              </w:rPr>
+              <w:t>7.2</w:t>
+            </w:r>
+            <w:r>
+              <w:rPr>
+                <w:rFonts w:asciiTheme="minorHAnsi" w:hAnsiTheme="minorHAnsi" w:cstheme="minorBidi"/>
+                <w:noProof/>
+                <w:sz w:val="22"/>
+                <w:szCs w:val="22"/>
+                <w:lang w:eastAsia="bg-BG"/>
+              </w:rPr>
+              <w:tab/>
+            </w:r>
+            <w:r>
+              <w:rPr>
+                <w:rStyle w:val="Hyperlink"/>
+                <w:noProof/>
+                <w:lang w:eastAsia="bg-BG"/>
+              </w:rPr>
+              <w:t>Алгоритми за позициониране на текст</w:t>
+            </w:r>
+            <w:r>
+              <w:rPr>
+                <w:noProof/>
+                <w:webHidden/>
+              </w:rPr>
+              <w:tab/>
+            </w:r>
+            <w:r>
+              <w:rPr>
+                <w:noProof/>
+                <w:webHidden/>
+              </w:rPr>
+              <w:fldChar w:fldCharType="begin"/>
+            </w:r>
+            <w:r>
+              <w:rPr>
+                <w:noProof/>
+                <w:webHidden/>
+              </w:rPr>
+              <w:instrText xml:space="preserve"> PAGEREF _Toc226457509 \h </w:instrText>
+            </w:r>
+            <w:r>
+              <w:rPr>
+                <w:noProof/>
+                <w:webHidden/>
+              </w:rPr>
+            </w:r>
+            <w:r>
+              <w:rPr>
+                <w:noProof/>
+                <w:webHidden/>
+              </w:rPr>
+              <w:fldChar w:fldCharType="separate"/>
+            </w:r>
+            <w:r>
+              <w:rPr>
+                <w:noProof/>
+                <w:webHidden/>
+              </w:rPr>
+              <w:t>11</w:t>
+            </w:r>
+            <w:r>
+              <w:rPr>
+                <w:noProof/>
+                <w:webHidden/>
+              </w:rPr>
+              <w:fldChar w:fldCharType="end"/>
+            </w:r>
+          </w:hyperlink>
+        </w:p>
+        <w:p>
+          <w:pPr>
+            <w:pStyle w:val="TOC2"/>
+            <w:tabs>
+              <w:tab w:val="left" w:pos="1760"/>
+              <w:tab w:val="right" w:leader="dot" w:pos="9062"/>
+            </w:tabs>
+            <w:rPr>
+              <w:rFonts w:asciiTheme="minorHAnsi" w:hAnsiTheme="minorHAnsi" w:cstheme="minorBidi"/>
+              <w:noProof/>
+              <w:sz w:val="22"/>
+              <w:szCs w:val="22"/>
+              <w:lang w:eastAsia="bg-BG"/>
+            </w:rPr>
+          </w:pPr>
+          <w:hyperlink w:anchor="_Toc226457510" w:history="1">
+            <w:r>
+              <w:rPr>
+                <w:rStyle w:val="Hyperlink"/>
+                <w:noProof/>
+              </w:rPr>
+              <w:t>7.3</w:t>
+            </w:r>
+            <w:r>
+              <w:rPr>
+                <w:rFonts w:asciiTheme="minorHAnsi" w:hAnsiTheme="minorHAnsi" w:cstheme="minorBidi"/>
+                <w:noProof/>
+                <w:sz w:val="22"/>
+                <w:szCs w:val="22"/>
+                <w:lang w:eastAsia="bg-BG"/>
+              </w:rPr>
+              <w:tab/>
+            </w:r>
+            <w:r>
+              <w:rPr>
+                <w:rStyle w:val="Hyperlink"/>
+                <w:noProof/>
+              </w:rPr>
+              <w:t>Методи за текстово търсене</w:t>
+            </w:r>
+            <w:r>
+              <w:rPr>
+                <w:noProof/>
+                <w:webHidden/>
+              </w:rPr>
+              <w:tab/>
+            </w:r>
+            <w:r>
+              <w:rPr>
+                <w:noProof/>
+                <w:webHidden/>
+              </w:rPr>
+              <w:fldChar w:fldCharType="begin"/>
+            </w:r>
+            <w:r>
+              <w:rPr>
+                <w:noProof/>
+                <w:webHidden/>
+              </w:rPr>
+              <w:instrText xml:space="preserve"> PAGEREF _Toc226457510 \h </w:instrText>
+            </w:r>
+            <w:r>
+              <w:rPr>
+                <w:noProof/>
+                <w:webHidden/>
+              </w:rPr>
+            </w:r>
+            <w:r>
+              <w:rPr>
+                <w:noProof/>
+                <w:webHidden/>
+              </w:rPr>
+              <w:fldChar w:fldCharType="separate"/>
+            </w:r>
+            <w:r>
+              <w:rPr>
+                <w:noProof/>
+                <w:webHidden/>
+              </w:rPr>
+              <w:t>11</w:t>
+            </w:r>
+            <w:r>
+              <w:rPr>
+                <w:noProof/>
+                <w:webHidden/>
+              </w:rPr>
+              <w:fldChar w:fldCharType="end"/>
+            </w:r>
+          </w:hyperlink>
+        </w:p>
+        <w:p>
+          <w:pPr>
+            <w:pStyle w:val="TOC2"/>
+            <w:tabs>
+              <w:tab w:val="left" w:pos="1760"/>
+              <w:tab w:val="right" w:leader="dot" w:pos="9062"/>
+            </w:tabs>
+            <w:rPr>
+              <w:rFonts w:asciiTheme="minorHAnsi" w:hAnsiTheme="minorHAnsi" w:cstheme="minorBidi"/>
+              <w:noProof/>
+              <w:sz w:val="22"/>
+              <w:szCs w:val="22"/>
+              <w:lang w:eastAsia="bg-BG"/>
+            </w:rPr>
+          </w:pPr>
+          <w:hyperlink w:anchor="_Toc226457511" w:history="1">
+            <w:r>
+              <w:rPr>
+                <w:rStyle w:val="Hyperlink"/>
+                <w:noProof/>
+              </w:rPr>
+              <w:t>7.4</w:t>
+            </w:r>
+            <w:r>
+              <w:rPr>
+                <w:rFonts w:asciiTheme="minorHAnsi" w:hAnsiTheme="minorHAnsi" w:cstheme="minorBidi"/>
+                <w:noProof/>
+                <w:sz w:val="22"/>
+                <w:szCs w:val="22"/>
+                <w:lang w:eastAsia="bg-BG"/>
+              </w:rPr>
+              <w:tab/>
+            </w:r>
+            <w:r>
+              <w:rPr>
+                <w:rStyle w:val="Hyperlink"/>
+                <w:noProof/>
+              </w:rPr>
+              <w:t>Алгоритми за клъстериране</w:t>
+            </w:r>
+            <w:r>
+              <w:rPr>
+                <w:noProof/>
+                <w:webHidden/>
+              </w:rPr>
+              <w:tab/>
+            </w:r>
+            <w:r>
+              <w:rPr>
+                <w:noProof/>
+                <w:webHidden/>
+              </w:rPr>
+              <w:fldChar w:fldCharType="begin"/>
+            </w:r>
+            <w:r>
+              <w:rPr>
+                <w:noProof/>
+                <w:webHidden/>
+              </w:rPr>
+              <w:instrText xml:space="preserve"> PAGEREF _Toc226457511 \h </w:instrText>
+            </w:r>
+            <w:r>
+              <w:rPr>
+                <w:noProof/>
+                <w:webHidden/>
+              </w:rPr>
+            </w:r>
+            <w:r>
+              <w:rPr>
+                <w:noProof/>
+                <w:webHidden/>
+              </w:rPr>
+              <w:fldChar w:fldCharType="separate"/>
+            </w:r>
+            <w:r>
+              <w:rPr>
+                <w:noProof/>
+                <w:webHidden/>
+              </w:rPr>
+              <w:t>11</w:t>
+            </w:r>
+            <w:r>
+              <w:rPr>
+                <w:noProof/>
+                <w:webHidden/>
+              </w:rPr>
+              <w:fldChar w:fldCharType="end"/>
+            </w:r>
+          </w:hyperlink>
+        </w:p>
+        <w:p>
+          <w:pPr>
+            <w:pStyle w:val="TOC2"/>
+            <w:tabs>
+              <w:tab w:val="left" w:pos="1760"/>
+              <w:tab w:val="right" w:leader="dot" w:pos="9062"/>
+            </w:tabs>
+            <w:rPr>
+              <w:rFonts w:asciiTheme="minorHAnsi" w:hAnsiTheme="minorHAnsi" w:cstheme="minorBidi"/>
+              <w:noProof/>
+              <w:sz w:val="22"/>
+              <w:szCs w:val="22"/>
+              <w:lang w:eastAsia="bg-BG"/>
+            </w:rPr>
+          </w:pPr>
+          <w:hyperlink w:anchor="_Toc226457512" w:history="1">
+            <w:r>
+              <w:rPr>
+                <w:rStyle w:val="Hyperlink"/>
+                <w:noProof/>
+              </w:rPr>
+              <w:t>7.5</w:t>
+            </w:r>
+            <w:r>
+              <w:rPr>
+                <w:rFonts w:asciiTheme="minorHAnsi" w:hAnsiTheme="minorHAnsi" w:cstheme="minorBidi"/>
+                <w:noProof/>
+                <w:sz w:val="22"/>
+                <w:szCs w:val="22"/>
+                <w:lang w:eastAsia="bg-BG"/>
+              </w:rPr>
+              <w:tab/>
+            </w:r>
+            <w:r>
+              <w:rPr>
+                <w:rStyle w:val="Hyperlink"/>
+                <w:noProof/>
+              </w:rPr>
+              <w:t>Сигурност на PDF документите</w:t>
+            </w:r>
+            <w:r>
+              <w:rPr>
+                <w:noProof/>
+                <w:webHidden/>
+              </w:rPr>
+              <w:tab/>
+            </w:r>
+            <w:r>
+              <w:rPr>
+                <w:noProof/>
+                <w:webHidden/>
+              </w:rPr>
+              <w:fldChar w:fldCharType="begin"/>
+            </w:r>
+            <w:r>
+              <w:rPr>
+                <w:noProof/>
+                <w:webHidden/>
+              </w:rPr>
+              <w:instrText xml:space="preserve"> PAGEREF _Toc226457512 \h </w:instrText>
+            </w:r>
+            <w:r>
+              <w:rPr>
+                <w:noProof/>
+                <w:webHidden/>
+              </w:rPr>
+            </w:r>
+            <w:r>
+              <w:rPr>
+                <w:noProof/>
+                <w:webHidden/>
+              </w:rPr>
+              <w:fldChar w:fldCharType="separate"/>
+            </w:r>
+            <w:r>
+              <w:rPr>
+                <w:noProof/>
+                <w:webHidden/>
+              </w:rPr>
+              <w:t>12</w:t>
+            </w:r>
+            <w:r>
+              <w:rPr>
+                <w:noProof/>
+                <w:webHidden/>
+              </w:rPr>
+              <w:fldChar w:fldCharType="end"/>
+            </w:r>
+          </w:hyperlink>
+        </w:p>
+        <w:p>
+          <w:pPr>
+            <w:pStyle w:val="TOC2"/>
+            <w:tabs>
+              <w:tab w:val="left" w:pos="1760"/>
+              <w:tab w:val="right" w:leader="dot" w:pos="9062"/>
+            </w:tabs>
+            <w:rPr>
+              <w:rFonts w:asciiTheme="minorHAnsi" w:hAnsiTheme="minorHAnsi" w:cstheme="minorBidi"/>
+              <w:noProof/>
+              <w:sz w:val="22"/>
+              <w:szCs w:val="22"/>
+              <w:lang w:eastAsia="bg-BG"/>
+            </w:rPr>
+          </w:pPr>
+          <w:hyperlink w:anchor="_Toc226457513" w:history="1">
+            <w:r>
+              <w:rPr>
+                <w:rStyle w:val="Hyperlink"/>
+                <w:noProof/>
+              </w:rPr>
+              <w:t>7.6</w:t>
+            </w:r>
+            <w:r>
+              <w:rPr>
+                <w:rFonts w:asciiTheme="minorHAnsi" w:hAnsiTheme="minorHAnsi" w:cstheme="minorBidi"/>
+                <w:noProof/>
+                <w:sz w:val="22"/>
+                <w:szCs w:val="22"/>
+                <w:lang w:eastAsia="bg-BG"/>
+              </w:rPr>
+              <w:tab/>
+            </w:r>
+            <w:r>
+              <w:rPr>
+                <w:rStyle w:val="Hyperlink"/>
+                <w:noProof/>
+              </w:rPr>
+              <w:t>Основни препоръки</w:t>
+            </w:r>
+            <w:r>
+              <w:rPr>
+                <w:noProof/>
+                <w:webHidden/>
+              </w:rPr>
+              <w:tab/>
+            </w:r>
+            <w:r>
+              <w:rPr>
+                <w:noProof/>
+                <w:webHidden/>
+              </w:rPr>
+              <w:fldChar w:fldCharType="begin"/>
+            </w:r>
+            <w:r>
+              <w:rPr>
+                <w:noProof/>
+                <w:webHidden/>
+              </w:rPr>
+              <w:instrText xml:space="preserve"> PAGEREF _Toc226457513 \h </w:instrText>
+            </w:r>
+            <w:r>
+              <w:rPr>
+                <w:noProof/>
+                <w:webHidden/>
+              </w:rPr>
+            </w:r>
+            <w:r>
+              <w:rPr>
+                <w:noProof/>
+                <w:webHidden/>
+              </w:rPr>
+              <w:fldChar w:fldCharType="separate"/>
+            </w:r>
+            <w:r>
+              <w:rPr>
+                <w:noProof/>
+                <w:webHidden/>
+              </w:rPr>
+              <w:t>12</w:t>
+            </w:r>
+            <w:r>
+              <w:rPr>
+                <w:noProof/>
+                <w:webHidden/>
+              </w:rPr>
+              <w:fldChar w:fldCharType="end"/>
+            </w:r>
+          </w:hyperlink>
+        </w:p>
+        <w:p>
+          <w:pPr>
+            <w:pStyle w:val="TOC3"/>
+            <w:tabs>
+              <w:tab w:val="left" w:pos="2031"/>
+              <w:tab w:val="right" w:leader="dot" w:pos="9062"/>
+            </w:tabs>
+            <w:rPr>
+              <w:rFonts w:asciiTheme="minorHAnsi" w:hAnsiTheme="minorHAnsi" w:cstheme="minorBidi"/>
+              <w:noProof/>
+              <w:sz w:val="22"/>
+              <w:szCs w:val="22"/>
+              <w:lang w:eastAsia="bg-BG"/>
+            </w:rPr>
+          </w:pPr>
+          <w:hyperlink w:anchor="_Toc226457514" w:history="1">
+            <w:r>
+              <w:rPr>
+                <w:rStyle w:val="Hyperlink"/>
+                <w:noProof/>
+              </w:rPr>
+              <w:t>7.6.1</w:t>
+            </w:r>
+            <w:r>
+              <w:rPr>
+                <w:rFonts w:asciiTheme="minorHAnsi" w:hAnsiTheme="minorHAnsi" w:cstheme="minorBidi"/>
+                <w:noProof/>
+                <w:sz w:val="22"/>
+                <w:szCs w:val="22"/>
+                <w:lang w:eastAsia="bg-BG"/>
+              </w:rPr>
+              <w:tab/>
+            </w:r>
+            <w:r>
+              <w:rPr>
+                <w:rStyle w:val="Hyperlink"/>
+                <w:noProof/>
+              </w:rPr>
+              <w:t>При генериране на шаблонни документи с PDF формат</w:t>
+            </w:r>
+            <w:r>
+              <w:rPr>
+                <w:noProof/>
+                <w:webHidden/>
+              </w:rPr>
+              <w:tab/>
+            </w:r>
+            <w:r>
+              <w:rPr>
+                <w:noProof/>
+                <w:webHidden/>
+              </w:rPr>
+              <w:fldChar w:fldCharType="begin"/>
+            </w:r>
+            <w:r>
+              <w:rPr>
+                <w:noProof/>
+                <w:webHidden/>
+              </w:rPr>
+              <w:instrText xml:space="preserve"> PAGEREF _Toc226457514 \h </w:instrText>
+            </w:r>
+            <w:r>
+              <w:rPr>
+                <w:noProof/>
+                <w:webHidden/>
+              </w:rPr>
+            </w:r>
+            <w:r>
+              <w:rPr>
+                <w:noProof/>
+                <w:webHidden/>
+              </w:rPr>
+              <w:fldChar w:fldCharType="separate"/>
+            </w:r>
+            <w:r>
+              <w:rPr>
+                <w:noProof/>
+                <w:webHidden/>
+              </w:rPr>
+              <w:t>12</w:t>
+            </w:r>
+            <w:r>
+              <w:rPr>
+                <w:noProof/>
+                <w:webHidden/>
+              </w:rPr>
+              <w:fldChar w:fldCharType="end"/>
+            </w:r>
+          </w:hyperlink>
+        </w:p>
+        <w:p>
+          <w:pPr>
+            <w:pStyle w:val="TOC3"/>
+            <w:tabs>
+              <w:tab w:val="left" w:pos="2031"/>
+              <w:tab w:val="right" w:leader="dot" w:pos="9062"/>
+            </w:tabs>
+            <w:rPr>
+              <w:rFonts w:asciiTheme="minorHAnsi" w:hAnsiTheme="minorHAnsi" w:cstheme="minorBidi"/>
+              <w:noProof/>
+              <w:sz w:val="22"/>
+              <w:szCs w:val="22"/>
+              <w:lang w:eastAsia="bg-BG"/>
+            </w:rPr>
+          </w:pPr>
+          <w:hyperlink w:anchor="_Toc226457515" w:history="1">
+            <w:r>
+              <w:rPr>
+                <w:rStyle w:val="Hyperlink"/>
+                <w:noProof/>
+              </w:rPr>
+              <w:t>7.6.2</w:t>
+            </w:r>
+            <w:r>
+              <w:rPr>
+                <w:rFonts w:asciiTheme="minorHAnsi" w:hAnsiTheme="minorHAnsi" w:cstheme="minorBidi"/>
+                <w:noProof/>
+                <w:sz w:val="22"/>
+                <w:szCs w:val="22"/>
+                <w:lang w:eastAsia="bg-BG"/>
+              </w:rPr>
+              <w:tab/>
+            </w:r>
+            <w:r>
+              <w:rPr>
+                <w:rStyle w:val="Hyperlink"/>
+                <w:noProof/>
+              </w:rPr>
+              <w:t>За системите за автоматично генериране на документи</w:t>
+            </w:r>
+            <w:r>
+              <w:rPr>
+                <w:noProof/>
+                <w:webHidden/>
+              </w:rPr>
+              <w:tab/>
+            </w:r>
+            <w:r>
+              <w:rPr>
+                <w:noProof/>
+                <w:webHidden/>
+              </w:rPr>
+              <w:fldChar w:fldCharType="begin"/>
+            </w:r>
+            <w:r>
+              <w:rPr>
+                <w:noProof/>
+                <w:webHidden/>
+              </w:rPr>
+              <w:instrText xml:space="preserve"> PAGEREF _Toc226457515 \h </w:instrText>
+            </w:r>
+            <w:r>
+              <w:rPr>
+                <w:noProof/>
+                <w:webHidden/>
+              </w:rPr>
+            </w:r>
+            <w:r>
+              <w:rPr>
+                <w:noProof/>
+                <w:webHidden/>
+              </w:rPr>
+              <w:fldChar w:fldCharType="separate"/>
+            </w:r>
+            <w:r>
+              <w:rPr>
+                <w:noProof/>
+                <w:webHidden/>
+              </w:rPr>
+              <w:t>12</w:t>
+            </w:r>
+            <w:r>
+              <w:rPr>
+                <w:noProof/>
+                <w:webHidden/>
+              </w:rPr>
+              <w:fldChar w:fldCharType="end"/>
+            </w:r>
+          </w:hyperlink>
+        </w:p>
+        <w:p>
+          <w:pPr>
+            <w:pStyle w:val="TOC3"/>
+            <w:tabs>
+              <w:tab w:val="left" w:pos="2031"/>
+              <w:tab w:val="right" w:leader="dot" w:pos="9062"/>
+            </w:tabs>
+            <w:rPr>
+              <w:rFonts w:asciiTheme="minorHAnsi" w:hAnsiTheme="minorHAnsi" w:cstheme="minorBidi"/>
+              <w:noProof/>
+              <w:sz w:val="22"/>
+              <w:szCs w:val="22"/>
+              <w:lang w:eastAsia="bg-BG"/>
+            </w:rPr>
+          </w:pPr>
+          <w:hyperlink w:anchor="_Toc226457516" w:history="1">
+            <w:r>
+              <w:rPr>
+                <w:rStyle w:val="Hyperlink"/>
+                <w:noProof/>
+              </w:rPr>
+              <w:t>7.6.3</w:t>
+            </w:r>
+            <w:r>
+              <w:rPr>
+                <w:rFonts w:asciiTheme="minorHAnsi" w:hAnsiTheme="minorHAnsi" w:cstheme="minorBidi"/>
+                <w:noProof/>
+                <w:sz w:val="22"/>
+                <w:szCs w:val="22"/>
+                <w:lang w:eastAsia="bg-BG"/>
+              </w:rPr>
+              <w:tab/>
+            </w:r>
+            <w:r>
+              <w:rPr>
+                <w:rStyle w:val="Hyperlink"/>
+                <w:noProof/>
+              </w:rPr>
+              <w:t>Относно PDF сигурността</w:t>
+            </w:r>
+            <w:r>
+              <w:rPr>
+                <w:noProof/>
+                <w:webHidden/>
+              </w:rPr>
+              <w:tab/>
+            </w:r>
+            <w:r>
+              <w:rPr>
+                <w:noProof/>
+                <w:webHidden/>
+              </w:rPr>
+              <w:fldChar w:fldCharType="begin"/>
+            </w:r>
+            <w:r>
+              <w:rPr>
+                <w:noProof/>
+                <w:webHidden/>
+              </w:rPr>
+              <w:instrText xml:space="preserve"> PAGEREF _Toc226457516 \h </w:instrText>
+            </w:r>
+            <w:r>
+              <w:rPr>
+                <w:noProof/>
+                <w:webHidden/>
+              </w:rPr>
+            </w:r>
+            <w:r>
+              <w:rPr>
+                <w:noProof/>
+                <w:webHidden/>
+              </w:rPr>
+              <w:fldChar w:fldCharType="separate"/>
+            </w:r>
+            <w:r>
+              <w:rPr>
+                <w:noProof/>
+                <w:webHidden/>
+              </w:rPr>
+              <w:t>12</w:t>
             </w:r>
             <w:r>
               <w:rPr>
@@ -1062,13 +2941,13 @@
               <w:lang w:eastAsia="bg-BG"/>
             </w:rPr>
           </w:pPr>
-          <w:hyperlink w:anchor="_Toc226454359" w:history="1">
+          <w:hyperlink w:anchor="_Toc226457517" w:history="1">
             <w:r>
               <w:rPr>
                 <w:rStyle w:val="Hyperlink"/>
                 <w:noProof/>
               </w:rPr>
-              <w:t>5.</w:t>
+              <w:t>8.</w:t>
             </w:r>
             <w:r>
               <w:rPr>
@@ -1085,7 +2964,7 @@
                 <w:rStyle w:val="Hyperlink"/>
                 <w:noProof/>
               </w:rPr>
-              <w:t>Сигурност при генериране и обработка на PDF документи</w:t>
+              <w:t>Финални Изводи</w:t>
             </w:r>
             <w:r>
               <w:rPr>
@@ -1106,7 +2985,7 @@
                 <w:noProof/>
                 <w:webHidden/>
               </w:rPr>
-              <w:instrText xml:space="preserve"> PAGEREF _Toc226454359 \h </w:instrText>
+              <w:instrText xml:space="preserve"> PAGEREF _Toc226457517 \h </w:instrText>
             </w:r>
             <w:r>
               <w:rPr>
@@ -1126,7 +3005,7 @@
                 <w:noProof/>
                 <w:webHidden/>
               </w:rPr>
-              <w:t>6</w:t>
+              <w:t>13</w:t>
             </w:r>
             <w:r>
               <w:rPr>
@@ -1152,14 +3031,13 @@
               <w:lang w:eastAsia="bg-BG"/>
             </w:rPr>
           </w:pPr>
-          <w:hyperlink w:anchor="_Toc226454360" w:history="1">
+          <w:hyperlink w:anchor="_Toc226457518" w:history="1">
             <w:r>
               <w:rPr>
                 <w:rStyle w:val="Hyperlink"/>
                 <w:noProof/>
-                <w:lang w:eastAsia="bg-BG"/>
-              </w:rPr>
-              <w:t>5.1</w:t>
+              </w:rPr>
+              <w:t>8.1</w:t>
             </w:r>
             <w:r>
               <w:rPr>
@@ -1175,9 +3053,8 @@
               <w:rPr>
                 <w:rStyle w:val="Hyperlink"/>
                 <w:noProof/>
-                <w:lang w:eastAsia="bg-BG"/>
-              </w:rPr>
-              <w:t>Програмистките възможности на PDF</w:t>
+              </w:rPr>
+              <w:t>Основните точки, които трябва да се вземат предвид</w:t>
             </w:r>
             <w:r>
               <w:rPr>
@@ -1198,7 +3075,7 @@
                 <w:noProof/>
                 <w:webHidden/>
               </w:rPr>
-              <w:instrText xml:space="preserve"> PAGEREF _Toc226454360 \h </w:instrText>
+              <w:instrText xml:space="preserve"> PAGEREF _Toc226457518 \h </w:instrText>
             </w:r>
             <w:r>
               <w:rPr>
@@ -1218,7 +3095,7 @@
                 <w:noProof/>
                 <w:webHidden/>
               </w:rPr>
-              <w:t>7</w:t>
+              <w:t>13</w:t>
             </w:r>
             <w:r>
               <w:rPr>
@@ -1244,14 +3121,13 @@
               <w:lang w:eastAsia="bg-BG"/>
             </w:rPr>
           </w:pPr>
-          <w:hyperlink w:anchor="_Toc226454361" w:history="1">
+          <w:hyperlink w:anchor="_Toc226457519" w:history="1">
             <w:r>
               <w:rPr>
                 <w:rStyle w:val="Hyperlink"/>
                 <w:noProof/>
-                <w:lang w:eastAsia="bg-BG"/>
-              </w:rPr>
-              <w:t>5.2</w:t>
+              </w:rPr>
+              <w:t>8.2</w:t>
             </w:r>
             <w:r>
               <w:rPr>
@@ -1267,9 +3143,8 @@
               <w:rPr>
                 <w:rStyle w:val="Hyperlink"/>
                 <w:noProof/>
-                <w:lang w:eastAsia="bg-BG"/>
-              </w:rPr>
-              <w:t>Рискове и заплахи</w:t>
+              </w:rPr>
+              <w:t>Основните изводи</w:t>
             </w:r>
             <w:r>
               <w:rPr>
@@ -1290,7 +3165,7 @@
                 <w:noProof/>
                 <w:webHidden/>
               </w:rPr>
-              <w:instrText xml:space="preserve"> PAGEREF _Toc226454361 \h </w:instrText>
+              <w:instrText xml:space="preserve"> PAGEREF _Toc226457519 \h </w:instrText>
             </w:r>
             <w:r>
               <w:rPr>
@@ -1310,7 +3185,7 @@
                 <w:noProof/>
                 <w:webHidden/>
               </w:rPr>
-              <w:t>7</w:t>
+              <w:t>14</w:t>
             </w:r>
             <w:r>
               <w:rPr>
@@ -1336,14 +3211,13 @@
               <w:lang w:eastAsia="bg-BG"/>
             </w:rPr>
           </w:pPr>
-          <w:hyperlink w:anchor="_Toc226454362" w:history="1">
+          <w:hyperlink w:anchor="_Toc226457520" w:history="1">
             <w:r>
               <w:rPr>
                 <w:rStyle w:val="Hyperlink"/>
                 <w:noProof/>
-                <w:lang w:eastAsia="bg-BG"/>
-              </w:rPr>
-              <w:t>5.3</w:t>
+              </w:rPr>
+              <w:t>8.3</w:t>
             </w:r>
             <w:r>
               <w:rPr>
@@ -1359,9 +3233,8 @@
               <w:rPr>
                 <w:rStyle w:val="Hyperlink"/>
                 <w:noProof/>
-                <w:lang w:eastAsia="bg-BG"/>
-              </w:rPr>
-              <w:t>Мерки за повишаване на сигурността</w:t>
+              </w:rPr>
+              <w:t>Основни изводи</w:t>
             </w:r>
             <w:r>
               <w:rPr>
@@ -1382,7 +3255,7 @@
                 <w:noProof/>
                 <w:webHidden/>
               </w:rPr>
-              <w:instrText xml:space="preserve"> PAGEREF _Toc226454362 \h </w:instrText>
+              <w:instrText xml:space="preserve"> PAGEREF _Toc226457520 \h </w:instrText>
             </w:r>
             <w:r>
               <w:rPr>
@@ -1402,7 +3275,7 @@
                 <w:noProof/>
                 <w:webHidden/>
               </w:rPr>
-              <w:t>7</w:t>
+              <w:t>14</w:t>
             </w:r>
             <w:r>
               <w:rPr>
@@ -1428,13 +3301,13 @@
               <w:lang w:eastAsia="bg-BG"/>
             </w:rPr>
           </w:pPr>
-          <w:hyperlink w:anchor="_Toc226454363" w:history="1">
+          <w:hyperlink w:anchor="_Toc226457521" w:history="1">
             <w:r>
               <w:rPr>
                 <w:rStyle w:val="Hyperlink"/>
                 <w:noProof/>
               </w:rPr>
-              <w:t>6.</w:t>
+              <w:t>9.</w:t>
             </w:r>
             <w:r>
               <w:rPr>
@@ -1451,7 +3324,7 @@
                 <w:rStyle w:val="Hyperlink"/>
                 <w:noProof/>
               </w:rPr>
-              <w:t>Интегриране на алгоритми за клъстериране на текстове в процеса на генериране на документи</w:t>
+              <w:t>Заключение</w:t>
             </w:r>
             <w:r>
               <w:rPr>
@@ -1472,7 +3345,7 @@
                 <w:noProof/>
                 <w:webHidden/>
               </w:rPr>
-              <w:instrText xml:space="preserve"> PAGEREF _Toc226454363 \h </w:instrText>
+              <w:instrText xml:space="preserve"> PAGEREF _Toc226457521 \h </w:instrText>
             </w:r>
             <w:r>
               <w:rPr>
@@ -1492,1833 +3365,7 @@
                 <w:noProof/>
                 <w:webHidden/>
               </w:rPr>
-              <w:t>7</w:t>
-            </w:r>
-            <w:r>
-              <w:rPr>
-                <w:noProof/>
-                <w:webHidden/>
-              </w:rPr>
-              <w:fldChar w:fldCharType="end"/>
-            </w:r>
-          </w:hyperlink>
-        </w:p>
-        <w:p>
-          <w:pPr>
-            <w:pStyle w:val="TOC2"/>
-            <w:tabs>
-              <w:tab w:val="left" w:pos="1760"/>
-              <w:tab w:val="right" w:leader="dot" w:pos="9062"/>
-            </w:tabs>
-            <w:rPr>
-              <w:rFonts w:asciiTheme="minorHAnsi" w:hAnsiTheme="minorHAnsi" w:cstheme="minorBidi"/>
-              <w:noProof/>
-              <w:sz w:val="22"/>
-              <w:szCs w:val="22"/>
-              <w:lang w:eastAsia="bg-BG"/>
-            </w:rPr>
-          </w:pPr>
-          <w:hyperlink w:anchor="_Toc226454364" w:history="1">
-            <w:r>
-              <w:rPr>
-                <w:rStyle w:val="Hyperlink"/>
-                <w:noProof/>
-                <w:lang w:eastAsia="bg-BG"/>
-              </w:rPr>
-              <w:t>6.1</w:t>
-            </w:r>
-            <w:r>
-              <w:rPr>
-                <w:rFonts w:asciiTheme="minorHAnsi" w:hAnsiTheme="minorHAnsi" w:cstheme="minorBidi"/>
-                <w:noProof/>
-                <w:sz w:val="22"/>
-                <w:szCs w:val="22"/>
-                <w:lang w:eastAsia="bg-BG"/>
-              </w:rPr>
-              <w:tab/>
-            </w:r>
-            <w:r>
-              <w:rPr>
-                <w:rStyle w:val="Hyperlink"/>
-                <w:noProof/>
-                <w:lang w:eastAsia="bg-BG"/>
-              </w:rPr>
-              <w:t>Подходи към клъстериране на текст</w:t>
-            </w:r>
-            <w:r>
-              <w:rPr>
-                <w:noProof/>
-                <w:webHidden/>
-              </w:rPr>
-              <w:tab/>
-            </w:r>
-            <w:r>
-              <w:rPr>
-                <w:noProof/>
-                <w:webHidden/>
-              </w:rPr>
-              <w:fldChar w:fldCharType="begin"/>
-            </w:r>
-            <w:r>
-              <w:rPr>
-                <w:noProof/>
-                <w:webHidden/>
-              </w:rPr>
-              <w:instrText xml:space="preserve"> PAGEREF _Toc226454364 \h </w:instrText>
-            </w:r>
-            <w:r>
-              <w:rPr>
-                <w:noProof/>
-                <w:webHidden/>
-              </w:rPr>
-            </w:r>
-            <w:r>
-              <w:rPr>
-                <w:noProof/>
-                <w:webHidden/>
-              </w:rPr>
-              <w:fldChar w:fldCharType="separate"/>
-            </w:r>
-            <w:r>
-              <w:rPr>
-                <w:noProof/>
-                <w:webHidden/>
-              </w:rPr>
-              <w:t>7</w:t>
-            </w:r>
-            <w:r>
-              <w:rPr>
-                <w:noProof/>
-                <w:webHidden/>
-              </w:rPr>
-              <w:fldChar w:fldCharType="end"/>
-            </w:r>
-          </w:hyperlink>
-        </w:p>
-        <w:p>
-          <w:pPr>
-            <w:pStyle w:val="TOC3"/>
-            <w:tabs>
-              <w:tab w:val="right" w:leader="dot" w:pos="9062"/>
-            </w:tabs>
-            <w:rPr>
-              <w:rFonts w:asciiTheme="minorHAnsi" w:hAnsiTheme="minorHAnsi" w:cstheme="minorBidi"/>
-              <w:noProof/>
-              <w:sz w:val="22"/>
-              <w:szCs w:val="22"/>
-              <w:lang w:eastAsia="bg-BG"/>
-            </w:rPr>
-          </w:pPr>
-          <w:hyperlink w:anchor="_Toc226454365" w:history="1">
-            <w:r>
-              <w:rPr>
-                <w:rStyle w:val="Hyperlink"/>
-                <w:noProof/>
-              </w:rPr>
-              <w:t>Намаляване на размерността на текстовото пространство</w:t>
-            </w:r>
-            <w:r>
-              <w:rPr>
-                <w:noProof/>
-                <w:webHidden/>
-              </w:rPr>
-              <w:tab/>
-            </w:r>
-            <w:r>
-              <w:rPr>
-                <w:noProof/>
-                <w:webHidden/>
-              </w:rPr>
-              <w:fldChar w:fldCharType="begin"/>
-            </w:r>
-            <w:r>
-              <w:rPr>
-                <w:noProof/>
-                <w:webHidden/>
-              </w:rPr>
-              <w:instrText xml:space="preserve"> PAGEREF _Toc226454365 \h </w:instrText>
-            </w:r>
-            <w:r>
-              <w:rPr>
-                <w:noProof/>
-                <w:webHidden/>
-              </w:rPr>
-            </w:r>
-            <w:r>
-              <w:rPr>
-                <w:noProof/>
-                <w:webHidden/>
-              </w:rPr>
-              <w:fldChar w:fldCharType="separate"/>
-            </w:r>
-            <w:r>
-              <w:rPr>
-                <w:noProof/>
-                <w:webHidden/>
-              </w:rPr>
-              <w:t>7</w:t>
-            </w:r>
-            <w:r>
-              <w:rPr>
-                <w:noProof/>
-                <w:webHidden/>
-              </w:rPr>
-              <w:fldChar w:fldCharType="end"/>
-            </w:r>
-          </w:hyperlink>
-        </w:p>
-        <w:p>
-          <w:pPr>
-            <w:pStyle w:val="TOC3"/>
-            <w:tabs>
-              <w:tab w:val="right" w:leader="dot" w:pos="9062"/>
-            </w:tabs>
-            <w:rPr>
-              <w:rFonts w:asciiTheme="minorHAnsi" w:hAnsiTheme="minorHAnsi" w:cstheme="minorBidi"/>
-              <w:noProof/>
-              <w:sz w:val="22"/>
-              <w:szCs w:val="22"/>
-              <w:lang w:eastAsia="bg-BG"/>
-            </w:rPr>
-          </w:pPr>
-          <w:hyperlink w:anchor="_Toc226454366" w:history="1">
-            <w:r>
-              <w:rPr>
-                <w:rStyle w:val="Hyperlink"/>
-                <w:noProof/>
-              </w:rPr>
-              <w:t>Подобряване на качеството на клъстеризацията</w:t>
-            </w:r>
-            <w:r>
-              <w:rPr>
-                <w:noProof/>
-                <w:webHidden/>
-              </w:rPr>
-              <w:tab/>
-            </w:r>
-            <w:r>
-              <w:rPr>
-                <w:noProof/>
-                <w:webHidden/>
-              </w:rPr>
-              <w:fldChar w:fldCharType="begin"/>
-            </w:r>
-            <w:r>
-              <w:rPr>
-                <w:noProof/>
-                <w:webHidden/>
-              </w:rPr>
-              <w:instrText xml:space="preserve"> PAGEREF _Toc226454366 \h </w:instrText>
-            </w:r>
-            <w:r>
-              <w:rPr>
-                <w:noProof/>
-                <w:webHidden/>
-              </w:rPr>
-            </w:r>
-            <w:r>
-              <w:rPr>
-                <w:noProof/>
-                <w:webHidden/>
-              </w:rPr>
-              <w:fldChar w:fldCharType="separate"/>
-            </w:r>
-            <w:r>
-              <w:rPr>
-                <w:noProof/>
-                <w:webHidden/>
-              </w:rPr>
-              <w:t>7</w:t>
-            </w:r>
-            <w:r>
-              <w:rPr>
-                <w:noProof/>
-                <w:webHidden/>
-              </w:rPr>
-              <w:fldChar w:fldCharType="end"/>
-            </w:r>
-          </w:hyperlink>
-        </w:p>
-        <w:p>
-          <w:pPr>
-            <w:pStyle w:val="TOC2"/>
-            <w:tabs>
-              <w:tab w:val="left" w:pos="1760"/>
-              <w:tab w:val="right" w:leader="dot" w:pos="9062"/>
-            </w:tabs>
-            <w:rPr>
-              <w:rFonts w:asciiTheme="minorHAnsi" w:hAnsiTheme="minorHAnsi" w:cstheme="minorBidi"/>
-              <w:noProof/>
-              <w:sz w:val="22"/>
-              <w:szCs w:val="22"/>
-              <w:lang w:eastAsia="bg-BG"/>
-            </w:rPr>
-          </w:pPr>
-          <w:hyperlink w:anchor="_Toc226454367" w:history="1">
-            <w:r>
-              <w:rPr>
-                <w:rStyle w:val="Hyperlink"/>
-                <w:noProof/>
-                <w:lang w:eastAsia="bg-BG"/>
-              </w:rPr>
-              <w:t>6.2</w:t>
-            </w:r>
-            <w:r>
-              <w:rPr>
-                <w:rFonts w:asciiTheme="minorHAnsi" w:hAnsiTheme="minorHAnsi" w:cstheme="minorBidi"/>
-                <w:noProof/>
-                <w:sz w:val="22"/>
-                <w:szCs w:val="22"/>
-                <w:lang w:eastAsia="bg-BG"/>
-              </w:rPr>
-              <w:tab/>
-            </w:r>
-            <w:r>
-              <w:rPr>
-                <w:rStyle w:val="Hyperlink"/>
-                <w:noProof/>
-                <w:lang w:eastAsia="bg-BG"/>
-              </w:rPr>
-              <w:t>Интеграция в процеса на генериране на шаблонни документи</w:t>
-            </w:r>
-            <w:r>
-              <w:rPr>
-                <w:noProof/>
-                <w:webHidden/>
-              </w:rPr>
-              <w:tab/>
-            </w:r>
-            <w:r>
-              <w:rPr>
-                <w:noProof/>
-                <w:webHidden/>
-              </w:rPr>
-              <w:fldChar w:fldCharType="begin"/>
-            </w:r>
-            <w:r>
-              <w:rPr>
-                <w:noProof/>
-                <w:webHidden/>
-              </w:rPr>
-              <w:instrText xml:space="preserve"> PAGEREF _Toc226454367 \h </w:instrText>
-            </w:r>
-            <w:r>
-              <w:rPr>
-                <w:noProof/>
-                <w:webHidden/>
-              </w:rPr>
-            </w:r>
-            <w:r>
-              <w:rPr>
-                <w:noProof/>
-                <w:webHidden/>
-              </w:rPr>
-              <w:fldChar w:fldCharType="separate"/>
-            </w:r>
-            <w:r>
-              <w:rPr>
-                <w:noProof/>
-                <w:webHidden/>
-              </w:rPr>
-              <w:t>8</w:t>
-            </w:r>
-            <w:r>
-              <w:rPr>
-                <w:noProof/>
-                <w:webHidden/>
-              </w:rPr>
-              <w:fldChar w:fldCharType="end"/>
-            </w:r>
-          </w:hyperlink>
-        </w:p>
-        <w:p>
-          <w:pPr>
-            <w:pStyle w:val="TOC3"/>
-            <w:tabs>
-              <w:tab w:val="right" w:leader="dot" w:pos="9062"/>
-            </w:tabs>
-            <w:rPr>
-              <w:rFonts w:asciiTheme="minorHAnsi" w:hAnsiTheme="minorHAnsi" w:cstheme="minorBidi"/>
-              <w:noProof/>
-              <w:sz w:val="22"/>
-              <w:szCs w:val="22"/>
-              <w:lang w:eastAsia="bg-BG"/>
-            </w:rPr>
-          </w:pPr>
-          <w:hyperlink w:anchor="_Toc226454368" w:history="1">
-            <w:r>
-              <w:rPr>
-                <w:rStyle w:val="Hyperlink"/>
-                <w:noProof/>
-              </w:rPr>
-              <w:t>Автоматична групировка на свързаните теми</w:t>
-            </w:r>
-            <w:r>
-              <w:rPr>
-                <w:noProof/>
-                <w:webHidden/>
-              </w:rPr>
-              <w:tab/>
-            </w:r>
-            <w:r>
-              <w:rPr>
-                <w:noProof/>
-                <w:webHidden/>
-              </w:rPr>
-              <w:fldChar w:fldCharType="begin"/>
-            </w:r>
-            <w:r>
-              <w:rPr>
-                <w:noProof/>
-                <w:webHidden/>
-              </w:rPr>
-              <w:instrText xml:space="preserve"> PAGEREF _Toc226454368 \h </w:instrText>
-            </w:r>
-            <w:r>
-              <w:rPr>
-                <w:noProof/>
-                <w:webHidden/>
-              </w:rPr>
-            </w:r>
-            <w:r>
-              <w:rPr>
-                <w:noProof/>
-                <w:webHidden/>
-              </w:rPr>
-              <w:fldChar w:fldCharType="separate"/>
-            </w:r>
-            <w:r>
-              <w:rPr>
-                <w:noProof/>
-                <w:webHidden/>
-              </w:rPr>
-              <w:t>8</w:t>
-            </w:r>
-            <w:r>
-              <w:rPr>
-                <w:noProof/>
-                <w:webHidden/>
-              </w:rPr>
-              <w:fldChar w:fldCharType="end"/>
-            </w:r>
-          </w:hyperlink>
-        </w:p>
-        <w:p>
-          <w:pPr>
-            <w:pStyle w:val="TOC3"/>
-            <w:tabs>
-              <w:tab w:val="right" w:leader="dot" w:pos="9062"/>
-            </w:tabs>
-            <w:rPr>
-              <w:rFonts w:asciiTheme="minorHAnsi" w:hAnsiTheme="minorHAnsi" w:cstheme="minorBidi"/>
-              <w:noProof/>
-              <w:sz w:val="22"/>
-              <w:szCs w:val="22"/>
-              <w:lang w:eastAsia="bg-BG"/>
-            </w:rPr>
-          </w:pPr>
-          <w:hyperlink w:anchor="_Toc226454369" w:history="1">
-            <w:r>
-              <w:rPr>
-                <w:rStyle w:val="Hyperlink"/>
-                <w:noProof/>
-              </w:rPr>
-              <w:t>Подобрение на визуалното оформление</w:t>
-            </w:r>
-            <w:r>
-              <w:rPr>
-                <w:noProof/>
-                <w:webHidden/>
-              </w:rPr>
-              <w:tab/>
-            </w:r>
-            <w:r>
-              <w:rPr>
-                <w:noProof/>
-                <w:webHidden/>
-              </w:rPr>
-              <w:fldChar w:fldCharType="begin"/>
-            </w:r>
-            <w:r>
-              <w:rPr>
-                <w:noProof/>
-                <w:webHidden/>
-              </w:rPr>
-              <w:instrText xml:space="preserve"> PAGEREF _Toc226454369 \h </w:instrText>
-            </w:r>
-            <w:r>
-              <w:rPr>
-                <w:noProof/>
-                <w:webHidden/>
-              </w:rPr>
-            </w:r>
-            <w:r>
-              <w:rPr>
-                <w:noProof/>
-                <w:webHidden/>
-              </w:rPr>
-              <w:fldChar w:fldCharType="separate"/>
-            </w:r>
-            <w:r>
-              <w:rPr>
-                <w:noProof/>
-                <w:webHidden/>
-              </w:rPr>
-              <w:t>8</w:t>
-            </w:r>
-            <w:r>
-              <w:rPr>
-                <w:noProof/>
-                <w:webHidden/>
-              </w:rPr>
-              <w:fldChar w:fldCharType="end"/>
-            </w:r>
-          </w:hyperlink>
-        </w:p>
-        <w:p>
-          <w:pPr>
-            <w:pStyle w:val="TOC1"/>
-            <w:tabs>
-              <w:tab w:val="left" w:pos="1320"/>
-              <w:tab w:val="right" w:leader="dot" w:pos="9062"/>
-            </w:tabs>
-            <w:rPr>
-              <w:rFonts w:asciiTheme="minorHAnsi" w:hAnsiTheme="minorHAnsi" w:cstheme="minorBidi"/>
-              <w:noProof/>
-              <w:sz w:val="22"/>
-              <w:szCs w:val="22"/>
-              <w:lang w:eastAsia="bg-BG"/>
-            </w:rPr>
-          </w:pPr>
-          <w:hyperlink w:anchor="_Toc226454370" w:history="1">
-            <w:r>
-              <w:rPr>
-                <w:rStyle w:val="Hyperlink"/>
-                <w:noProof/>
-              </w:rPr>
-              <w:t>7.</w:t>
-            </w:r>
-            <w:r>
-              <w:rPr>
-                <w:rFonts w:asciiTheme="minorHAnsi" w:hAnsiTheme="minorHAnsi" w:cstheme="minorBidi"/>
-                <w:noProof/>
-                <w:sz w:val="22"/>
-                <w:szCs w:val="22"/>
-                <w:lang w:eastAsia="bg-BG"/>
-              </w:rPr>
-              <w:tab/>
-            </w:r>
-            <w:r>
-              <w:rPr>
-                <w:rStyle w:val="Hyperlink"/>
-                <w:noProof/>
-              </w:rPr>
-              <w:t>Обобщение и препоръки</w:t>
-            </w:r>
-            <w:r>
-              <w:rPr>
-                <w:noProof/>
-                <w:webHidden/>
-              </w:rPr>
-              <w:tab/>
-            </w:r>
-            <w:r>
-              <w:rPr>
-                <w:noProof/>
-                <w:webHidden/>
-              </w:rPr>
-              <w:fldChar w:fldCharType="begin"/>
-            </w:r>
-            <w:r>
-              <w:rPr>
-                <w:noProof/>
-                <w:webHidden/>
-              </w:rPr>
-              <w:instrText xml:space="preserve"> PAGEREF _Toc226454370 \h </w:instrText>
-            </w:r>
-            <w:r>
-              <w:rPr>
-                <w:noProof/>
-                <w:webHidden/>
-              </w:rPr>
-            </w:r>
-            <w:r>
-              <w:rPr>
-                <w:noProof/>
-                <w:webHidden/>
-              </w:rPr>
-              <w:fldChar w:fldCharType="separate"/>
-            </w:r>
-            <w:r>
-              <w:rPr>
-                <w:noProof/>
-                <w:webHidden/>
-              </w:rPr>
-              <w:t>8</w:t>
-            </w:r>
-            <w:r>
-              <w:rPr>
-                <w:noProof/>
-                <w:webHidden/>
-              </w:rPr>
-              <w:fldChar w:fldCharType="end"/>
-            </w:r>
-          </w:hyperlink>
-        </w:p>
-        <w:p>
-          <w:pPr>
-            <w:pStyle w:val="TOC2"/>
-            <w:tabs>
-              <w:tab w:val="left" w:pos="1760"/>
-              <w:tab w:val="right" w:leader="dot" w:pos="9062"/>
-            </w:tabs>
-            <w:rPr>
-              <w:rFonts w:asciiTheme="minorHAnsi" w:hAnsiTheme="minorHAnsi" w:cstheme="minorBidi"/>
-              <w:noProof/>
-              <w:sz w:val="22"/>
-              <w:szCs w:val="22"/>
-              <w:lang w:eastAsia="bg-BG"/>
-            </w:rPr>
-          </w:pPr>
-          <w:hyperlink w:anchor="_Toc226454371" w:history="1">
-            <w:r>
-              <w:rPr>
-                <w:rStyle w:val="Hyperlink"/>
-                <w:noProof/>
-                <w:lang w:eastAsia="bg-BG"/>
-              </w:rPr>
-              <w:t>7.1</w:t>
-            </w:r>
-            <w:r>
-              <w:rPr>
-                <w:rFonts w:asciiTheme="minorHAnsi" w:hAnsiTheme="minorHAnsi" w:cstheme="minorBidi"/>
-                <w:noProof/>
-                <w:sz w:val="22"/>
-                <w:szCs w:val="22"/>
-                <w:lang w:eastAsia="bg-BG"/>
-              </w:rPr>
-              <w:tab/>
-            </w:r>
-            <w:r>
-              <w:rPr>
-                <w:rStyle w:val="Hyperlink"/>
-                <w:noProof/>
-                <w:lang w:eastAsia="bg-BG"/>
-              </w:rPr>
-              <w:t>Предизвикателства при генерацията на PDF документи</w:t>
-            </w:r>
-            <w:r>
-              <w:rPr>
-                <w:noProof/>
-                <w:webHidden/>
-              </w:rPr>
-              <w:tab/>
-            </w:r>
-            <w:r>
-              <w:rPr>
-                <w:noProof/>
-                <w:webHidden/>
-              </w:rPr>
-              <w:fldChar w:fldCharType="begin"/>
-            </w:r>
-            <w:r>
-              <w:rPr>
-                <w:noProof/>
-                <w:webHidden/>
-              </w:rPr>
-              <w:instrText xml:space="preserve"> PAGEREF _Toc226454371 \h </w:instrText>
-            </w:r>
-            <w:r>
-              <w:rPr>
-                <w:noProof/>
-                <w:webHidden/>
-              </w:rPr>
-            </w:r>
-            <w:r>
-              <w:rPr>
-                <w:noProof/>
-                <w:webHidden/>
-              </w:rPr>
-              <w:fldChar w:fldCharType="separate"/>
-            </w:r>
-            <w:r>
-              <w:rPr>
-                <w:noProof/>
-                <w:webHidden/>
-              </w:rPr>
-              <w:t>8</w:t>
-            </w:r>
-            <w:r>
-              <w:rPr>
-                <w:noProof/>
-                <w:webHidden/>
-              </w:rPr>
-              <w:fldChar w:fldCharType="end"/>
-            </w:r>
-          </w:hyperlink>
-        </w:p>
-        <w:p>
-          <w:pPr>
-            <w:pStyle w:val="TOC2"/>
-            <w:tabs>
-              <w:tab w:val="left" w:pos="1760"/>
-              <w:tab w:val="right" w:leader="dot" w:pos="9062"/>
-            </w:tabs>
-            <w:rPr>
-              <w:rFonts w:asciiTheme="minorHAnsi" w:hAnsiTheme="minorHAnsi" w:cstheme="minorBidi"/>
-              <w:noProof/>
-              <w:sz w:val="22"/>
-              <w:szCs w:val="22"/>
-              <w:lang w:eastAsia="bg-BG"/>
-            </w:rPr>
-          </w:pPr>
-          <w:hyperlink w:anchor="_Toc226454372" w:history="1">
-            <w:r>
-              <w:rPr>
-                <w:rStyle w:val="Hyperlink"/>
-                <w:noProof/>
-                <w:lang w:eastAsia="bg-BG"/>
-              </w:rPr>
-              <w:t>7.2</w:t>
-            </w:r>
-            <w:r>
-              <w:rPr>
-                <w:rFonts w:asciiTheme="minorHAnsi" w:hAnsiTheme="minorHAnsi" w:cstheme="minorBidi"/>
-                <w:noProof/>
-                <w:sz w:val="22"/>
-                <w:szCs w:val="22"/>
-                <w:lang w:eastAsia="bg-BG"/>
-              </w:rPr>
-              <w:tab/>
-            </w:r>
-            <w:r>
-              <w:rPr>
-                <w:rStyle w:val="Hyperlink"/>
-                <w:noProof/>
-                <w:lang w:eastAsia="bg-BG"/>
-              </w:rPr>
-              <w:t>Алгоритми за позициониране на текст</w:t>
-            </w:r>
-            <w:r>
-              <w:rPr>
-                <w:noProof/>
-                <w:webHidden/>
-              </w:rPr>
-              <w:tab/>
-            </w:r>
-            <w:r>
-              <w:rPr>
-                <w:noProof/>
-                <w:webHidden/>
-              </w:rPr>
-              <w:fldChar w:fldCharType="begin"/>
-            </w:r>
-            <w:r>
-              <w:rPr>
-                <w:noProof/>
-                <w:webHidden/>
-              </w:rPr>
-              <w:instrText xml:space="preserve"> PAGEREF _Toc226454372 \h </w:instrText>
-            </w:r>
-            <w:r>
-              <w:rPr>
-                <w:noProof/>
-                <w:webHidden/>
-              </w:rPr>
-            </w:r>
-            <w:r>
-              <w:rPr>
-                <w:noProof/>
-                <w:webHidden/>
-              </w:rPr>
-              <w:fldChar w:fldCharType="separate"/>
-            </w:r>
-            <w:r>
-              <w:rPr>
-                <w:noProof/>
-                <w:webHidden/>
-              </w:rPr>
-              <w:t>8</w:t>
-            </w:r>
-            <w:r>
-              <w:rPr>
-                <w:noProof/>
-                <w:webHidden/>
-              </w:rPr>
-              <w:fldChar w:fldCharType="end"/>
-            </w:r>
-          </w:hyperlink>
-        </w:p>
-        <w:p>
-          <w:pPr>
-            <w:pStyle w:val="TOC2"/>
-            <w:tabs>
-              <w:tab w:val="left" w:pos="1760"/>
-              <w:tab w:val="right" w:leader="dot" w:pos="9062"/>
-            </w:tabs>
-            <w:rPr>
-              <w:rFonts w:asciiTheme="minorHAnsi" w:hAnsiTheme="minorHAnsi" w:cstheme="minorBidi"/>
-              <w:noProof/>
-              <w:sz w:val="22"/>
-              <w:szCs w:val="22"/>
-              <w:lang w:eastAsia="bg-BG"/>
-            </w:rPr>
-          </w:pPr>
-          <w:hyperlink w:anchor="_Toc226454373" w:history="1">
-            <w:r>
-              <w:rPr>
-                <w:rStyle w:val="Hyperlink"/>
-                <w:noProof/>
-              </w:rPr>
-              <w:t>7.3</w:t>
-            </w:r>
-            <w:r>
-              <w:rPr>
-                <w:rFonts w:asciiTheme="minorHAnsi" w:hAnsiTheme="minorHAnsi" w:cstheme="minorBidi"/>
-                <w:noProof/>
-                <w:sz w:val="22"/>
-                <w:szCs w:val="22"/>
-                <w:lang w:eastAsia="bg-BG"/>
-              </w:rPr>
-              <w:tab/>
-            </w:r>
-            <w:r>
-              <w:rPr>
-                <w:rStyle w:val="Hyperlink"/>
-                <w:noProof/>
-              </w:rPr>
-              <w:t>Методи за текстово търсене</w:t>
-            </w:r>
-            <w:r>
-              <w:rPr>
-                <w:noProof/>
-                <w:webHidden/>
-              </w:rPr>
-              <w:tab/>
-            </w:r>
-            <w:r>
-              <w:rPr>
-                <w:noProof/>
-                <w:webHidden/>
-              </w:rPr>
-              <w:fldChar w:fldCharType="begin"/>
-            </w:r>
-            <w:r>
-              <w:rPr>
-                <w:noProof/>
-                <w:webHidden/>
-              </w:rPr>
-              <w:instrText xml:space="preserve"> PAGEREF _Toc226454373 \h </w:instrText>
-            </w:r>
-            <w:r>
-              <w:rPr>
-                <w:noProof/>
-                <w:webHidden/>
-              </w:rPr>
-            </w:r>
-            <w:r>
-              <w:rPr>
-                <w:noProof/>
-                <w:webHidden/>
-              </w:rPr>
-              <w:fldChar w:fldCharType="separate"/>
-            </w:r>
-            <w:r>
-              <w:rPr>
-                <w:noProof/>
-                <w:webHidden/>
-              </w:rPr>
-              <w:t>9</w:t>
-            </w:r>
-            <w:r>
-              <w:rPr>
-                <w:noProof/>
-                <w:webHidden/>
-              </w:rPr>
-              <w:fldChar w:fldCharType="end"/>
-            </w:r>
-          </w:hyperlink>
-        </w:p>
-        <w:p>
-          <w:pPr>
-            <w:pStyle w:val="TOC2"/>
-            <w:tabs>
-              <w:tab w:val="left" w:pos="1760"/>
-              <w:tab w:val="right" w:leader="dot" w:pos="9062"/>
-            </w:tabs>
-            <w:rPr>
-              <w:rFonts w:asciiTheme="minorHAnsi" w:hAnsiTheme="minorHAnsi" w:cstheme="minorBidi"/>
-              <w:noProof/>
-              <w:sz w:val="22"/>
-              <w:szCs w:val="22"/>
-              <w:lang w:eastAsia="bg-BG"/>
-            </w:rPr>
-          </w:pPr>
-          <w:hyperlink w:anchor="_Toc226454374" w:history="1">
-            <w:r>
-              <w:rPr>
-                <w:rStyle w:val="Hyperlink"/>
-                <w:noProof/>
-              </w:rPr>
-              <w:t>7.4</w:t>
-            </w:r>
-            <w:r>
-              <w:rPr>
-                <w:rFonts w:asciiTheme="minorHAnsi" w:hAnsiTheme="minorHAnsi" w:cstheme="minorBidi"/>
-                <w:noProof/>
-                <w:sz w:val="22"/>
-                <w:szCs w:val="22"/>
-                <w:lang w:eastAsia="bg-BG"/>
-              </w:rPr>
-              <w:tab/>
-            </w:r>
-            <w:r>
-              <w:rPr>
-                <w:rStyle w:val="Hyperlink"/>
-                <w:noProof/>
-              </w:rPr>
-              <w:t>Алгоритми за клъстериране</w:t>
-            </w:r>
-            <w:r>
-              <w:rPr>
-                <w:noProof/>
-                <w:webHidden/>
-              </w:rPr>
-              <w:tab/>
-            </w:r>
-            <w:r>
-              <w:rPr>
-                <w:noProof/>
-                <w:webHidden/>
-              </w:rPr>
-              <w:fldChar w:fldCharType="begin"/>
-            </w:r>
-            <w:r>
-              <w:rPr>
-                <w:noProof/>
-                <w:webHidden/>
-              </w:rPr>
-              <w:instrText xml:space="preserve"> PAGEREF _Toc226454374 \h </w:instrText>
-            </w:r>
-            <w:r>
-              <w:rPr>
-                <w:noProof/>
-                <w:webHidden/>
-              </w:rPr>
-            </w:r>
-            <w:r>
-              <w:rPr>
-                <w:noProof/>
-                <w:webHidden/>
-              </w:rPr>
-              <w:fldChar w:fldCharType="separate"/>
-            </w:r>
-            <w:r>
-              <w:rPr>
-                <w:noProof/>
-                <w:webHidden/>
-              </w:rPr>
-              <w:t>9</w:t>
-            </w:r>
-            <w:r>
-              <w:rPr>
-                <w:noProof/>
-                <w:webHidden/>
-              </w:rPr>
-              <w:fldChar w:fldCharType="end"/>
-            </w:r>
-          </w:hyperlink>
-        </w:p>
-        <w:p>
-          <w:pPr>
-            <w:pStyle w:val="TOC2"/>
-            <w:tabs>
-              <w:tab w:val="left" w:pos="1760"/>
-              <w:tab w:val="right" w:leader="dot" w:pos="9062"/>
-            </w:tabs>
-            <w:rPr>
-              <w:rFonts w:asciiTheme="minorHAnsi" w:hAnsiTheme="minorHAnsi" w:cstheme="minorBidi"/>
-              <w:noProof/>
-              <w:sz w:val="22"/>
-              <w:szCs w:val="22"/>
-              <w:lang w:eastAsia="bg-BG"/>
-            </w:rPr>
-          </w:pPr>
-          <w:hyperlink w:anchor="_Toc226454375" w:history="1">
-            <w:r>
-              <w:rPr>
-                <w:rStyle w:val="Hyperlink"/>
-                <w:noProof/>
-              </w:rPr>
-              <w:t>7.5</w:t>
-            </w:r>
-            <w:r>
-              <w:rPr>
-                <w:rFonts w:asciiTheme="minorHAnsi" w:hAnsiTheme="minorHAnsi" w:cstheme="minorBidi"/>
-                <w:noProof/>
-                <w:sz w:val="22"/>
-                <w:szCs w:val="22"/>
-                <w:lang w:eastAsia="bg-BG"/>
-              </w:rPr>
-              <w:tab/>
-            </w:r>
-            <w:r>
-              <w:rPr>
-                <w:rStyle w:val="Hyperlink"/>
-                <w:noProof/>
-              </w:rPr>
-              <w:t>Сигурност на PDF документите</w:t>
-            </w:r>
-            <w:r>
-              <w:rPr>
-                <w:noProof/>
-                <w:webHidden/>
-              </w:rPr>
-              <w:tab/>
-            </w:r>
-            <w:r>
-              <w:rPr>
-                <w:noProof/>
-                <w:webHidden/>
-              </w:rPr>
-              <w:fldChar w:fldCharType="begin"/>
-            </w:r>
-            <w:r>
-              <w:rPr>
-                <w:noProof/>
-                <w:webHidden/>
-              </w:rPr>
-              <w:instrText xml:space="preserve"> PAGEREF _Toc226454375 \h </w:instrText>
-            </w:r>
-            <w:r>
-              <w:rPr>
-                <w:noProof/>
-                <w:webHidden/>
-              </w:rPr>
-            </w:r>
-            <w:r>
-              <w:rPr>
-                <w:noProof/>
-                <w:webHidden/>
-              </w:rPr>
-              <w:fldChar w:fldCharType="separate"/>
-            </w:r>
-            <w:r>
-              <w:rPr>
-                <w:noProof/>
-                <w:webHidden/>
-              </w:rPr>
-              <w:t>9</w:t>
-            </w:r>
-            <w:r>
-              <w:rPr>
-                <w:noProof/>
-                <w:webHidden/>
-              </w:rPr>
-              <w:fldChar w:fldCharType="end"/>
-            </w:r>
-          </w:hyperlink>
-        </w:p>
-        <w:p>
-          <w:pPr>
-            <w:pStyle w:val="TOC2"/>
-            <w:tabs>
-              <w:tab w:val="left" w:pos="1760"/>
-              <w:tab w:val="right" w:leader="dot" w:pos="9062"/>
-            </w:tabs>
-            <w:rPr>
-              <w:rFonts w:asciiTheme="minorHAnsi" w:hAnsiTheme="minorHAnsi" w:cstheme="minorBidi"/>
-              <w:noProof/>
-              <w:sz w:val="22"/>
-              <w:szCs w:val="22"/>
-              <w:lang w:eastAsia="bg-BG"/>
-            </w:rPr>
-          </w:pPr>
-          <w:hyperlink w:anchor="_Toc226454376" w:history="1">
-            <w:r>
-              <w:rPr>
-                <w:rStyle w:val="Hyperlink"/>
-                <w:noProof/>
-              </w:rPr>
-              <w:t>7.6</w:t>
-            </w:r>
-            <w:r>
-              <w:rPr>
-                <w:rFonts w:asciiTheme="minorHAnsi" w:hAnsiTheme="minorHAnsi" w:cstheme="minorBidi"/>
-                <w:noProof/>
-                <w:sz w:val="22"/>
-                <w:szCs w:val="22"/>
-                <w:lang w:eastAsia="bg-BG"/>
-              </w:rPr>
-              <w:tab/>
-            </w:r>
-            <w:r>
-              <w:rPr>
-                <w:rStyle w:val="Hyperlink"/>
-                <w:noProof/>
-              </w:rPr>
-              <w:t>Основни препоръки</w:t>
-            </w:r>
-            <w:r>
-              <w:rPr>
-                <w:noProof/>
-                <w:webHidden/>
-              </w:rPr>
-              <w:tab/>
-            </w:r>
-            <w:r>
-              <w:rPr>
-                <w:noProof/>
-                <w:webHidden/>
-              </w:rPr>
-              <w:fldChar w:fldCharType="begin"/>
-            </w:r>
-            <w:r>
-              <w:rPr>
-                <w:noProof/>
-                <w:webHidden/>
-              </w:rPr>
-              <w:instrText xml:space="preserve"> PAGEREF _Toc226454376 \h </w:instrText>
-            </w:r>
-            <w:r>
-              <w:rPr>
-                <w:noProof/>
-                <w:webHidden/>
-              </w:rPr>
-            </w:r>
-            <w:r>
-              <w:rPr>
-                <w:noProof/>
-                <w:webHidden/>
-              </w:rPr>
-              <w:fldChar w:fldCharType="separate"/>
-            </w:r>
-            <w:r>
-              <w:rPr>
-                <w:noProof/>
-                <w:webHidden/>
-              </w:rPr>
-              <w:t>9</w:t>
-            </w:r>
-            <w:r>
-              <w:rPr>
-                <w:noProof/>
-                <w:webHidden/>
-              </w:rPr>
-              <w:fldChar w:fldCharType="end"/>
-            </w:r>
-          </w:hyperlink>
-        </w:p>
-        <w:p>
-          <w:pPr>
-            <w:pStyle w:val="TOC3"/>
-            <w:tabs>
-              <w:tab w:val="left" w:pos="2031"/>
-              <w:tab w:val="right" w:leader="dot" w:pos="9062"/>
-            </w:tabs>
-            <w:rPr>
-              <w:rFonts w:asciiTheme="minorHAnsi" w:hAnsiTheme="minorHAnsi" w:cstheme="minorBidi"/>
-              <w:noProof/>
-              <w:sz w:val="22"/>
-              <w:szCs w:val="22"/>
-              <w:lang w:eastAsia="bg-BG"/>
-            </w:rPr>
-          </w:pPr>
-          <w:hyperlink w:anchor="_Toc226454377" w:history="1">
-            <w:r>
-              <w:rPr>
-                <w:rStyle w:val="Hyperlink"/>
-                <w:noProof/>
-              </w:rPr>
-              <w:t>7.6.1</w:t>
-            </w:r>
-            <w:r>
-              <w:rPr>
-                <w:rFonts w:asciiTheme="minorHAnsi" w:hAnsiTheme="minorHAnsi" w:cstheme="minorBidi"/>
-                <w:noProof/>
-                <w:sz w:val="22"/>
-                <w:szCs w:val="22"/>
-                <w:lang w:eastAsia="bg-BG"/>
-              </w:rPr>
-              <w:tab/>
-            </w:r>
-            <w:r>
-              <w:rPr>
-                <w:rStyle w:val="Hyperlink"/>
-                <w:noProof/>
-              </w:rPr>
-              <w:t>При генериране на шаблонни документи с PDF формат</w:t>
-            </w:r>
-            <w:r>
-              <w:rPr>
-                <w:noProof/>
-                <w:webHidden/>
-              </w:rPr>
-              <w:tab/>
-            </w:r>
-            <w:r>
-              <w:rPr>
-                <w:noProof/>
-                <w:webHidden/>
-              </w:rPr>
-              <w:fldChar w:fldCharType="begin"/>
-            </w:r>
-            <w:r>
-              <w:rPr>
-                <w:noProof/>
-                <w:webHidden/>
-              </w:rPr>
-              <w:instrText xml:space="preserve"> PAGEREF _Toc226454377 \h </w:instrText>
-            </w:r>
-            <w:r>
-              <w:rPr>
-                <w:noProof/>
-                <w:webHidden/>
-              </w:rPr>
-            </w:r>
-            <w:r>
-              <w:rPr>
-                <w:noProof/>
-                <w:webHidden/>
-              </w:rPr>
-              <w:fldChar w:fldCharType="separate"/>
-            </w:r>
-            <w:r>
-              <w:rPr>
-                <w:noProof/>
-                <w:webHidden/>
-              </w:rPr>
-              <w:t>9</w:t>
-            </w:r>
-            <w:r>
-              <w:rPr>
-                <w:noProof/>
-                <w:webHidden/>
-              </w:rPr>
-              <w:fldChar w:fldCharType="end"/>
-            </w:r>
-          </w:hyperlink>
-        </w:p>
-        <w:p>
-          <w:pPr>
-            <w:pStyle w:val="TOC3"/>
-            <w:tabs>
-              <w:tab w:val="left" w:pos="2031"/>
-              <w:tab w:val="right" w:leader="dot" w:pos="9062"/>
-            </w:tabs>
-            <w:rPr>
-              <w:rFonts w:asciiTheme="minorHAnsi" w:hAnsiTheme="minorHAnsi" w:cstheme="minorBidi"/>
-              <w:noProof/>
-              <w:sz w:val="22"/>
-              <w:szCs w:val="22"/>
-              <w:lang w:eastAsia="bg-BG"/>
-            </w:rPr>
-          </w:pPr>
-          <w:hyperlink w:anchor="_Toc226454378" w:history="1">
-            <w:r>
-              <w:rPr>
-                <w:rStyle w:val="Hyperlink"/>
-                <w:noProof/>
-              </w:rPr>
-              <w:t>7.6.2</w:t>
-            </w:r>
-            <w:r>
-              <w:rPr>
-                <w:rFonts w:asciiTheme="minorHAnsi" w:hAnsiTheme="minorHAnsi" w:cstheme="minorBidi"/>
-                <w:noProof/>
-                <w:sz w:val="22"/>
-                <w:szCs w:val="22"/>
-                <w:lang w:eastAsia="bg-BG"/>
-              </w:rPr>
-              <w:tab/>
-            </w:r>
-            <w:r>
-              <w:rPr>
-                <w:rStyle w:val="Hyperlink"/>
-                <w:noProof/>
-              </w:rPr>
-              <w:t>За системите за автоматично генериране на документи</w:t>
-            </w:r>
-            <w:r>
-              <w:rPr>
-                <w:noProof/>
-                <w:webHidden/>
-              </w:rPr>
-              <w:tab/>
-            </w:r>
-            <w:r>
-              <w:rPr>
-                <w:noProof/>
-                <w:webHidden/>
-              </w:rPr>
-              <w:fldChar w:fldCharType="begin"/>
-            </w:r>
-            <w:r>
-              <w:rPr>
-                <w:noProof/>
-                <w:webHidden/>
-              </w:rPr>
-              <w:instrText xml:space="preserve"> PAGEREF _Toc226454378 \h </w:instrText>
-            </w:r>
-            <w:r>
-              <w:rPr>
-                <w:noProof/>
-                <w:webHidden/>
-              </w:rPr>
-            </w:r>
-            <w:r>
-              <w:rPr>
-                <w:noProof/>
-                <w:webHidden/>
-              </w:rPr>
-              <w:fldChar w:fldCharType="separate"/>
-            </w:r>
-            <w:r>
-              <w:rPr>
-                <w:noProof/>
-                <w:webHidden/>
-              </w:rPr>
-              <w:t>10</w:t>
-            </w:r>
-            <w:r>
-              <w:rPr>
-                <w:noProof/>
-                <w:webHidden/>
-              </w:rPr>
-              <w:fldChar w:fldCharType="end"/>
-            </w:r>
-          </w:hyperlink>
-        </w:p>
-        <w:p>
-          <w:pPr>
-            <w:pStyle w:val="TOC3"/>
-            <w:tabs>
-              <w:tab w:val="left" w:pos="2031"/>
-              <w:tab w:val="right" w:leader="dot" w:pos="9062"/>
-            </w:tabs>
-            <w:rPr>
-              <w:rFonts w:asciiTheme="minorHAnsi" w:hAnsiTheme="minorHAnsi" w:cstheme="minorBidi"/>
-              <w:noProof/>
-              <w:sz w:val="22"/>
-              <w:szCs w:val="22"/>
-              <w:lang w:eastAsia="bg-BG"/>
-            </w:rPr>
-          </w:pPr>
-          <w:hyperlink w:anchor="_Toc226454379" w:history="1">
-            <w:r>
-              <w:rPr>
-                <w:rStyle w:val="Hyperlink"/>
-                <w:noProof/>
-              </w:rPr>
-              <w:t>7.6.3</w:t>
-            </w:r>
-            <w:r>
-              <w:rPr>
-                <w:rFonts w:asciiTheme="minorHAnsi" w:hAnsiTheme="minorHAnsi" w:cstheme="minorBidi"/>
-                <w:noProof/>
-                <w:sz w:val="22"/>
-                <w:szCs w:val="22"/>
-                <w:lang w:eastAsia="bg-BG"/>
-              </w:rPr>
-              <w:tab/>
-            </w:r>
-            <w:r>
-              <w:rPr>
-                <w:rStyle w:val="Hyperlink"/>
-                <w:noProof/>
-              </w:rPr>
-              <w:t>Относно PDF сигурността</w:t>
-            </w:r>
-            <w:r>
-              <w:rPr>
-                <w:noProof/>
-                <w:webHidden/>
-              </w:rPr>
-              <w:tab/>
-            </w:r>
-            <w:r>
-              <w:rPr>
-                <w:noProof/>
-                <w:webHidden/>
-              </w:rPr>
-              <w:fldChar w:fldCharType="begin"/>
-            </w:r>
-            <w:r>
-              <w:rPr>
-                <w:noProof/>
-                <w:webHidden/>
-              </w:rPr>
-              <w:instrText xml:space="preserve"> PAGEREF _Toc226454379 \h </w:instrText>
-            </w:r>
-            <w:r>
-              <w:rPr>
-                <w:noProof/>
-                <w:webHidden/>
-              </w:rPr>
-            </w:r>
-            <w:r>
-              <w:rPr>
-                <w:noProof/>
-                <w:webHidden/>
-              </w:rPr>
-              <w:fldChar w:fldCharType="separate"/>
-            </w:r>
-            <w:r>
-              <w:rPr>
-                <w:noProof/>
-                <w:webHidden/>
-              </w:rPr>
-              <w:t>10</w:t>
-            </w:r>
-            <w:r>
-              <w:rPr>
-                <w:noProof/>
-                <w:webHidden/>
-              </w:rPr>
-              <w:fldChar w:fldCharType="end"/>
-            </w:r>
-          </w:hyperlink>
-        </w:p>
-        <w:p>
-          <w:pPr>
-            <w:pStyle w:val="TOC1"/>
-            <w:tabs>
-              <w:tab w:val="left" w:pos="1320"/>
-              <w:tab w:val="right" w:leader="dot" w:pos="9062"/>
-            </w:tabs>
-            <w:rPr>
-              <w:rFonts w:asciiTheme="minorHAnsi" w:hAnsiTheme="minorHAnsi" w:cstheme="minorBidi"/>
-              <w:noProof/>
-              <w:sz w:val="22"/>
-              <w:szCs w:val="22"/>
-              <w:lang w:eastAsia="bg-BG"/>
-            </w:rPr>
-          </w:pPr>
-          <w:hyperlink w:anchor="_Toc226454380" w:history="1">
-            <w:r>
-              <w:rPr>
-                <w:rStyle w:val="Hyperlink"/>
-                <w:noProof/>
-              </w:rPr>
-              <w:t>8.</w:t>
-            </w:r>
-            <w:r>
-              <w:rPr>
-                <w:rFonts w:asciiTheme="minorHAnsi" w:hAnsiTheme="minorHAnsi" w:cstheme="minorBidi"/>
-                <w:noProof/>
-                <w:sz w:val="22"/>
-                <w:szCs w:val="22"/>
-                <w:lang w:eastAsia="bg-BG"/>
-              </w:rPr>
-              <w:tab/>
-            </w:r>
-            <w:r>
-              <w:rPr>
-                <w:rStyle w:val="Hyperlink"/>
-                <w:noProof/>
-              </w:rPr>
-              <w:t>Финални Изводи</w:t>
-            </w:r>
-            <w:r>
-              <w:rPr>
-                <w:noProof/>
-                <w:webHidden/>
-              </w:rPr>
-              <w:tab/>
-            </w:r>
-            <w:r>
-              <w:rPr>
-                <w:noProof/>
-                <w:webHidden/>
-              </w:rPr>
-              <w:fldChar w:fldCharType="begin"/>
-            </w:r>
-            <w:r>
-              <w:rPr>
-                <w:noProof/>
-                <w:webHidden/>
-              </w:rPr>
-              <w:instrText xml:space="preserve"> PAGEREF _Toc226454380 \h </w:instrText>
-            </w:r>
-            <w:r>
-              <w:rPr>
-                <w:noProof/>
-                <w:webHidden/>
-              </w:rPr>
-            </w:r>
-            <w:r>
-              <w:rPr>
-                <w:noProof/>
-                <w:webHidden/>
-              </w:rPr>
-              <w:fldChar w:fldCharType="separate"/>
-            </w:r>
-            <w:r>
-              <w:rPr>
-                <w:noProof/>
-                <w:webHidden/>
-              </w:rPr>
-              <w:t>10</w:t>
-            </w:r>
-            <w:r>
-              <w:rPr>
-                <w:noProof/>
-                <w:webHidden/>
-              </w:rPr>
-              <w:fldChar w:fldCharType="end"/>
-            </w:r>
-          </w:hyperlink>
-        </w:p>
-        <w:p>
-          <w:pPr>
-            <w:pStyle w:val="TOC2"/>
-            <w:tabs>
-              <w:tab w:val="left" w:pos="1760"/>
-              <w:tab w:val="right" w:leader="dot" w:pos="9062"/>
-            </w:tabs>
-            <w:rPr>
-              <w:rFonts w:asciiTheme="minorHAnsi" w:hAnsiTheme="minorHAnsi" w:cstheme="minorBidi"/>
-              <w:noProof/>
-              <w:sz w:val="22"/>
-              <w:szCs w:val="22"/>
-              <w:lang w:eastAsia="bg-BG"/>
-            </w:rPr>
-          </w:pPr>
-          <w:hyperlink w:anchor="_Toc226454381" w:history="1">
-            <w:r>
-              <w:rPr>
-                <w:rStyle w:val="Hyperlink"/>
-                <w:noProof/>
-              </w:rPr>
-              <w:t>8.1</w:t>
-            </w:r>
-            <w:r>
-              <w:rPr>
-                <w:rFonts w:asciiTheme="minorHAnsi" w:hAnsiTheme="minorHAnsi" w:cstheme="minorBidi"/>
-                <w:noProof/>
-                <w:sz w:val="22"/>
-                <w:szCs w:val="22"/>
-                <w:lang w:eastAsia="bg-BG"/>
-              </w:rPr>
-              <w:tab/>
-            </w:r>
-            <w:r>
-              <w:rPr>
-                <w:rStyle w:val="Hyperlink"/>
-                <w:noProof/>
-              </w:rPr>
-              <w:t>Основните точки, които трябва да се вземат предвид</w:t>
-            </w:r>
-            <w:r>
-              <w:rPr>
-                <w:noProof/>
-                <w:webHidden/>
-              </w:rPr>
-              <w:tab/>
-            </w:r>
-            <w:r>
-              <w:rPr>
-                <w:noProof/>
-                <w:webHidden/>
-              </w:rPr>
-              <w:fldChar w:fldCharType="begin"/>
-            </w:r>
-            <w:r>
-              <w:rPr>
-                <w:noProof/>
-                <w:webHidden/>
-              </w:rPr>
-              <w:instrText xml:space="preserve"> PAGEREF _Toc226454381 \h </w:instrText>
-            </w:r>
-            <w:r>
-              <w:rPr>
-                <w:noProof/>
-                <w:webHidden/>
-              </w:rPr>
-            </w:r>
-            <w:r>
-              <w:rPr>
-                <w:noProof/>
-                <w:webHidden/>
-              </w:rPr>
-              <w:fldChar w:fldCharType="separate"/>
-            </w:r>
-            <w:r>
-              <w:rPr>
-                <w:noProof/>
-                <w:webHidden/>
-              </w:rPr>
-              <w:t>11</w:t>
-            </w:r>
-            <w:r>
-              <w:rPr>
-                <w:noProof/>
-                <w:webHidden/>
-              </w:rPr>
-              <w:fldChar w:fldCharType="end"/>
-            </w:r>
-          </w:hyperlink>
-        </w:p>
-        <w:p>
-          <w:pPr>
-            <w:pStyle w:val="TOC2"/>
-            <w:tabs>
-              <w:tab w:val="left" w:pos="1760"/>
-              <w:tab w:val="right" w:leader="dot" w:pos="9062"/>
-            </w:tabs>
-            <w:rPr>
-              <w:rFonts w:asciiTheme="minorHAnsi" w:hAnsiTheme="minorHAnsi" w:cstheme="minorBidi"/>
-              <w:noProof/>
-              <w:sz w:val="22"/>
-              <w:szCs w:val="22"/>
-              <w:lang w:eastAsia="bg-BG"/>
-            </w:rPr>
-          </w:pPr>
-          <w:hyperlink w:anchor="_Toc226454382" w:history="1">
-            <w:r>
-              <w:rPr>
-                <w:rStyle w:val="Hyperlink"/>
-                <w:noProof/>
-              </w:rPr>
-              <w:t>8.2</w:t>
-            </w:r>
-            <w:r>
-              <w:rPr>
-                <w:rFonts w:asciiTheme="minorHAnsi" w:hAnsiTheme="minorHAnsi" w:cstheme="minorBidi"/>
-                <w:noProof/>
-                <w:sz w:val="22"/>
-                <w:szCs w:val="22"/>
-                <w:lang w:eastAsia="bg-BG"/>
-              </w:rPr>
-              <w:tab/>
-            </w:r>
-            <w:r>
-              <w:rPr>
-                <w:rStyle w:val="Hyperlink"/>
-                <w:noProof/>
-              </w:rPr>
-              <w:t>Основните изводи</w:t>
-            </w:r>
-            <w:r>
-              <w:rPr>
-                <w:noProof/>
-                <w:webHidden/>
-              </w:rPr>
-              <w:tab/>
-            </w:r>
-            <w:r>
-              <w:rPr>
-                <w:noProof/>
-                <w:webHidden/>
-              </w:rPr>
-              <w:fldChar w:fldCharType="begin"/>
-            </w:r>
-            <w:r>
-              <w:rPr>
-                <w:noProof/>
-                <w:webHidden/>
-              </w:rPr>
-              <w:instrText xml:space="preserve"> PAGEREF _Toc226454382 \h </w:instrText>
-            </w:r>
-            <w:r>
-              <w:rPr>
-                <w:noProof/>
-                <w:webHidden/>
-              </w:rPr>
-            </w:r>
-            <w:r>
-              <w:rPr>
-                <w:noProof/>
-                <w:webHidden/>
-              </w:rPr>
-              <w:fldChar w:fldCharType="separate"/>
-            </w:r>
-            <w:r>
-              <w:rPr>
-                <w:noProof/>
-                <w:webHidden/>
-              </w:rPr>
-              <w:t>11</w:t>
-            </w:r>
-            <w:r>
-              <w:rPr>
-                <w:noProof/>
-                <w:webHidden/>
-              </w:rPr>
-              <w:fldChar w:fldCharType="end"/>
-            </w:r>
-          </w:hyperlink>
-        </w:p>
-        <w:p>
-          <w:pPr>
-            <w:pStyle w:val="TOC2"/>
-            <w:tabs>
-              <w:tab w:val="left" w:pos="1760"/>
-              <w:tab w:val="right" w:leader="dot" w:pos="9062"/>
-            </w:tabs>
-            <w:rPr>
-              <w:rFonts w:asciiTheme="minorHAnsi" w:hAnsiTheme="minorHAnsi" w:cstheme="minorBidi"/>
-              <w:noProof/>
-              <w:sz w:val="22"/>
-              <w:szCs w:val="22"/>
-              <w:lang w:eastAsia="bg-BG"/>
-            </w:rPr>
-          </w:pPr>
-          <w:hyperlink w:anchor="_Toc226454383" w:history="1">
-            <w:r>
-              <w:rPr>
-                <w:rStyle w:val="Hyperlink"/>
-                <w:noProof/>
-              </w:rPr>
-              <w:t>8.3</w:t>
-            </w:r>
-            <w:r>
-              <w:rPr>
-                <w:rFonts w:asciiTheme="minorHAnsi" w:hAnsiTheme="minorHAnsi" w:cstheme="minorBidi"/>
-                <w:noProof/>
-                <w:sz w:val="22"/>
-                <w:szCs w:val="22"/>
-                <w:lang w:eastAsia="bg-BG"/>
-              </w:rPr>
-              <w:tab/>
-            </w:r>
-            <w:r>
-              <w:rPr>
-                <w:rStyle w:val="Hyperlink"/>
-                <w:noProof/>
-              </w:rPr>
-              <w:t>Основни изводи</w:t>
-            </w:r>
-            <w:r>
-              <w:rPr>
-                <w:noProof/>
-                <w:webHidden/>
-              </w:rPr>
-              <w:tab/>
-            </w:r>
-            <w:r>
-              <w:rPr>
-                <w:noProof/>
-                <w:webHidden/>
-              </w:rPr>
-              <w:fldChar w:fldCharType="begin"/>
-            </w:r>
-            <w:r>
-              <w:rPr>
-                <w:noProof/>
-                <w:webHidden/>
-              </w:rPr>
-              <w:instrText xml:space="preserve"> PAGEREF _Toc226454383 \h </w:instrText>
-            </w:r>
-            <w:r>
-              <w:rPr>
-                <w:noProof/>
-                <w:webHidden/>
-              </w:rPr>
-            </w:r>
-            <w:r>
-              <w:rPr>
-                <w:noProof/>
-                <w:webHidden/>
-              </w:rPr>
-              <w:fldChar w:fldCharType="separate"/>
-            </w:r>
-            <w:r>
-              <w:rPr>
-                <w:noProof/>
-                <w:webHidden/>
-              </w:rPr>
-              <w:t>12</w:t>
-            </w:r>
-            <w:r>
-              <w:rPr>
-                <w:noProof/>
-                <w:webHidden/>
-              </w:rPr>
-              <w:fldChar w:fldCharType="end"/>
-            </w:r>
-          </w:hyperlink>
-        </w:p>
-        <w:p>
-          <w:pPr>
-            <w:pStyle w:val="TOC1"/>
-            <w:tabs>
-              <w:tab w:val="left" w:pos="1320"/>
-              <w:tab w:val="right" w:leader="dot" w:pos="9062"/>
-            </w:tabs>
-            <w:rPr>
-              <w:rFonts w:asciiTheme="minorHAnsi" w:hAnsiTheme="minorHAnsi" w:cstheme="minorBidi"/>
-              <w:noProof/>
-              <w:sz w:val="22"/>
-              <w:szCs w:val="22"/>
-              <w:lang w:eastAsia="bg-BG"/>
-            </w:rPr>
-          </w:pPr>
-          <w:hyperlink w:anchor="_Toc226454384" w:history="1">
-            <w:r>
-              <w:rPr>
-                <w:rStyle w:val="Hyperlink"/>
-                <w:noProof/>
-              </w:rPr>
-              <w:t>9.</w:t>
-            </w:r>
-            <w:r>
-              <w:rPr>
-                <w:rFonts w:asciiTheme="minorHAnsi" w:hAnsiTheme="minorHAnsi" w:cstheme="minorBidi"/>
-                <w:noProof/>
-                <w:sz w:val="22"/>
-                <w:szCs w:val="22"/>
-                <w:lang w:eastAsia="bg-BG"/>
-              </w:rPr>
-              <w:tab/>
-            </w:r>
-            <w:r>
-              <w:rPr>
-                <w:rStyle w:val="Hyperlink"/>
-                <w:noProof/>
-              </w:rPr>
-              <w:t>Заключение</w:t>
-            </w:r>
-            <w:r>
-              <w:rPr>
-                <w:noProof/>
-                <w:webHidden/>
-              </w:rPr>
-              <w:tab/>
-            </w:r>
-            <w:r>
-              <w:rPr>
-                <w:noProof/>
-                <w:webHidden/>
-              </w:rPr>
-              <w:fldChar w:fldCharType="begin"/>
-            </w:r>
-            <w:r>
-              <w:rPr>
-                <w:noProof/>
-                <w:webHidden/>
-              </w:rPr>
-              <w:instrText xml:space="preserve"> PAGEREF _Toc226454384 \h </w:instrText>
-            </w:r>
-            <w:r>
-              <w:rPr>
-                <w:noProof/>
-                <w:webHidden/>
-              </w:rPr>
-            </w:r>
-            <w:r>
-              <w:rPr>
-                <w:noProof/>
-                <w:webHidden/>
-              </w:rPr>
-              <w:fldChar w:fldCharType="separate"/>
-            </w:r>
-            <w:r>
-              <w:rPr>
-                <w:noProof/>
-                <w:webHidden/>
-              </w:rPr>
-              <w:t>13</w:t>
+              <w:t>15</w:t>
             </w:r>
             <w:r>
               <w:rPr>
@@ -3344,7 +3391,7 @@
               <w:lang w:eastAsia="bg-BG"/>
             </w:rPr>
           </w:pPr>
-          <w:hyperlink w:anchor="_Toc226454385" w:history="1">
+          <w:hyperlink w:anchor="_Toc226457522" w:history="1">
             <w:r>
               <w:rPr>
                 <w:rStyle w:val="Hyperlink"/>
@@ -3388,7 +3435,7 @@
                 <w:noProof/>
                 <w:webHidden/>
               </w:rPr>
-              <w:instrText xml:space="preserve"> PAGEREF _Toc226454385 \h </w:instrText>
+              <w:instrText xml:space="preserve"> PAGEREF _Toc226457522 \h </w:instrText>
             </w:r>
             <w:r>
               <w:rPr>
@@ -3408,7 +3455,7 @@
                 <w:noProof/>
                 <w:webHidden/>
               </w:rPr>
-              <w:t>13</w:t>
+              <w:t>15</w:t>
             </w:r>
             <w:r>
               <w:rPr>
@@ -3441,8 +3488,6 @@
       <w:r>
         <w:br w:type="page"/>
       </w:r>
-      <w:bookmarkStart w:id="0" w:name="_GoBack"/>
-      <w:bookmarkEnd w:id="0"/>
     </w:p>
     <w:p>
       <w:pPr>
@@ -3455,31 +3500,218 @@
       <w:pPr>
         <w:pStyle w:val="Heading1"/>
       </w:pPr>
-      <w:bookmarkStart w:id="1" w:name="_Toc226454348"/>
+      <w:bookmarkStart w:id="1" w:name="_Toc226457485"/>
       <w:r>
         <w:t>Увод</w:t>
       </w:r>
       <w:bookmarkEnd w:id="1"/>
     </w:p>
     <w:p>
+      <w:pPr>
+        <w:rPr>
+          <w:lang w:eastAsia="bg-BG"/>
+        </w:rPr>
+      </w:pPr>
+      <w:r>
+        <w:rPr>
+          <w:lang w:eastAsia="bg-BG"/>
+        </w:rPr>
+        <w:t>Генерирането на PDF документи от структурирани входни данни е ключова задача в съвременните информационни системи, където се изисква автоматизация, повторяемост и запазване на оформлението. В практиката това намира приложение в различни домейни като обучение, управление на човешки ресурси, административни процеси и разпространение на официални удостоверителни документи. В тези сценарии особено важни стават документите тип „сертифик</w:t>
+      </w:r>
+      <w:r>
+        <w:rPr>
+          <w:lang w:eastAsia="bg-BG"/>
+        </w:rPr>
+        <w:t xml:space="preserve">ат“, тъй като те съчетават: </w:t>
+      </w:r>
+      <w:r>
+        <w:rPr>
+          <w:lang w:eastAsia="bg-BG"/>
+        </w:rPr>
+        <w:t>визуален д</w:t>
+      </w:r>
+      <w:r>
+        <w:rPr>
+          <w:lang w:eastAsia="bg-BG"/>
+        </w:rPr>
+        <w:t xml:space="preserve">изайн и типографски правила, </w:t>
+      </w:r>
+      <w:r>
+        <w:rPr>
+          <w:lang w:eastAsia="bg-BG"/>
+        </w:rPr>
+        <w:t>прецизно попълване на лич</w:t>
+      </w:r>
+      <w:r>
+        <w:rPr>
+          <w:lang w:eastAsia="bg-BG"/>
+        </w:rPr>
+        <w:t xml:space="preserve">ни и организационни данни и </w:t>
+      </w:r>
+      <w:r>
+        <w:rPr>
+          <w:lang w:eastAsia="bg-BG"/>
+        </w:rPr>
+        <w:t>последователност между множество екземпляри на един и същи шаблон.</w:t>
+      </w:r>
+    </w:p>
+    <w:p>
+      <w:pPr>
+        <w:rPr>
+          <w:lang w:eastAsia="bg-BG"/>
+        </w:rPr>
+      </w:pPr>
+      <w:r>
+        <w:rPr>
+          <w:lang w:eastAsia="bg-BG"/>
+        </w:rPr>
+        <w:t>PDF сертификатът може да бъде разглеждан като специализиран случай на шаблонен документ, при който съдържанието се генерира динамично, но графичната структура (позиции, размери, стилове на елементите) трябва да остане стабилна във времето и при различни входни данни. Типичният сертификат съдържа елементи като: име на получателя, наименование на програма/курс, продължителност или период, дата на издаване, сериен идентификатор или номер (като текстов атрибут, без да се използва задължително верификация), подпис на издателя или заглавие на организацията, както и визуални елементи като лого, фон, рамка, декоративни линии и подписи/печати (само като графика).</w:t>
+      </w:r>
+    </w:p>
+    <w:p>
+      <w:pPr>
+        <w:rPr>
+          <w:lang w:eastAsia="bg-BG"/>
+        </w:rPr>
+      </w:pPr>
+      <w:r>
+        <w:rPr>
+          <w:lang w:eastAsia="bg-BG"/>
+        </w:rPr>
+        <w:t>На фона на тези изисквания основното предизвикателство не е единствено техническата способност за извеждане на PDF файл, а гарантирането, че при автоматизирано генериране:</w:t>
+      </w:r>
+    </w:p>
+    <w:p>
+      <w:pPr>
+        <w:rPr>
+          <w:lang w:eastAsia="bg-BG"/>
+        </w:rPr>
+      </w:pPr>
+    </w:p>
+    <w:p>
+      <w:pPr>
+        <w:pStyle w:val="ListParagraph"/>
+        <w:numPr>
+          <w:ilvl w:val="0"/>
+          <w:numId w:val="26"/>
+        </w:numPr>
+        <w:rPr>
+          <w:lang w:eastAsia="bg-BG"/>
+        </w:rPr>
+      </w:pPr>
+      <w:r>
+        <w:rPr>
+          <w:lang w:eastAsia="bg-BG"/>
+        </w:rPr>
+        <w:t>Оформлението се запазва (вкл. при дълги имена, различни шрифтове и различни стойности на данните)</w:t>
+      </w:r>
+    </w:p>
+    <w:p>
+      <w:pPr>
+        <w:pStyle w:val="ListParagraph"/>
+        <w:numPr>
+          <w:ilvl w:val="0"/>
+          <w:numId w:val="26"/>
+        </w:numPr>
+        <w:rPr>
+          <w:lang w:eastAsia="bg-BG"/>
+        </w:rPr>
+      </w:pPr>
+      <w:r>
+        <w:rPr>
+          <w:lang w:eastAsia="bg-BG"/>
+        </w:rPr>
+        <w:t>Табличната и текстовата информация се представят коректно и четимо</w:t>
+      </w:r>
+    </w:p>
+    <w:p>
+      <w:pPr>
+        <w:pStyle w:val="ListParagraph"/>
+        <w:numPr>
+          <w:ilvl w:val="0"/>
+          <w:numId w:val="26"/>
+        </w:numPr>
+        <w:rPr>
+          <w:lang w:eastAsia="bg-BG"/>
+        </w:rPr>
+      </w:pPr>
+      <w:r>
+        <w:rPr>
+          <w:lang w:eastAsia="bg-BG"/>
+        </w:rPr>
+        <w:t>Качеството на визуализацията (четимост, точни отстояния, консистентност) остава високо</w:t>
+      </w:r>
+    </w:p>
+    <w:p>
+      <w:pPr>
+        <w:pStyle w:val="ListParagraph"/>
+        <w:numPr>
+          <w:ilvl w:val="0"/>
+          <w:numId w:val="26"/>
+        </w:numPr>
+        <w:rPr>
+          <w:lang w:eastAsia="bg-BG"/>
+        </w:rPr>
+      </w:pPr>
+      <w:r>
+        <w:rPr>
+          <w:lang w:eastAsia="bg-BG"/>
+        </w:rPr>
+        <w:lastRenderedPageBreak/>
+        <w:t>Системата позволява ефективно мащабиране при генериране на голям брой сертификати</w:t>
+      </w:r>
+    </w:p>
+    <w:p>
+      <w:pPr>
+        <w:pStyle w:val="ListParagraph"/>
+        <w:numPr>
+          <w:ilvl w:val="0"/>
+          <w:numId w:val="26"/>
+        </w:numPr>
+        <w:rPr>
+          <w:lang w:eastAsia="bg-BG"/>
+        </w:rPr>
+      </w:pPr>
+      <w:r>
+        <w:rPr>
+          <w:lang w:eastAsia="bg-BG"/>
+        </w:rPr>
+        <w:t>Предотвратяват се типични грешки, които водят до “разместен” layout, препълване на полета или некорект</w:t>
+      </w:r>
+      <w:r>
+        <w:rPr>
+          <w:lang w:eastAsia="bg-BG"/>
+        </w:rPr>
+        <w:t>ни знаци (особено при кирилица)</w:t>
+      </w:r>
+    </w:p>
+    <w:p>
+      <w:pPr>
+        <w:rPr>
+          <w:lang w:eastAsia="bg-BG"/>
+        </w:rPr>
+      </w:pPr>
+      <w:r>
+        <w:rPr>
+          <w:lang w:eastAsia="bg-BG"/>
+        </w:rPr>
+        <w:t>Систематичният анализ на подходите за генериране на шаблонни документи е необходим както за теоретично разбиране на процеса, така и за практическа основа при разработване на конкретна система за PDF сертификати. Тематиката разглежда методи за работа с шаблони, алгоритми за позициониране на текст и графика, обработка на таблични данни, механиз</w:t>
+      </w:r>
+      <w:r>
+        <w:rPr>
+          <w:lang w:eastAsia="bg-BG"/>
+        </w:rPr>
+        <w:t>.</w:t>
+      </w:r>
+    </w:p>
+    <w:p>
+      <w:pPr>
+        <w:pStyle w:val="Heading1"/>
+      </w:pPr>
       <w:bookmarkStart w:id="2" w:name="_Toc164562456"/>
       <w:bookmarkStart w:id="3" w:name="_Toc164568069"/>
       <w:bookmarkStart w:id="4" w:name="_Toc164627453"/>
-      <w:r>
-        <w:t>Генерирането на шаблонни документи от структурирани входни данни представлява ключова област в информационните технологии. Съвременните системи за автоматизирано създаване на документи – независимо дали става дума за PDF, DOCX или друг формат – изискват интеграция между техники за обработка на текст, позициониране на графични елементи и защита на данните. Приложенията варират от академични публикации и дипломни работи до бизнес отчети и електронни книги. В контекста на дипломна работа или задълбочено изследване, темата „Анализ на методи за генериране на шаблонни документи“ разглежда не само основните технологии за създаване на документи, но и предизвикателствата, свързани с достъпността, сигурността, позиционирането на съдържание и оптимизацията на алгоритмите за текст</w:t>
-      </w:r>
-      <w:r>
-        <w:t>ово търсене и кластеризация</w:t>
-      </w:r>
-      <w:r>
-        <w:t>.</w:t>
-      </w:r>
-    </w:p>
-    <w:p>
-      <w:pPr>
-        <w:pStyle w:val="Heading1"/>
-      </w:pPr>
-      <w:bookmarkStart w:id="5" w:name="_Toc226454349"/>
+      <w:bookmarkStart w:id="5" w:name="_Toc226457486"/>
       <w:r>
         <w:t>Преглед на съществуващите технологии за генериране на документи</w:t>
       </w:r>
@@ -3487,6 +3719,107 @@
     </w:p>
     <w:p>
       <w:pPr>
+        <w:rPr>
+          <w:lang w:eastAsia="bg-BG"/>
+        </w:rPr>
+      </w:pPr>
+      <w:r>
+        <w:rPr>
+          <w:lang w:eastAsia="bg-BG"/>
+        </w:rPr>
+        <w:t>Генерирането на документи по шаблон е процес, при който структурирани входни данни се преобразуват в краен документ с предварително дефинирана визуална и семантична структура. При конкретния казус „PDF сертификати“ този подход е особено релевантен, тъй като сертификатите трябва да изглеждат еднакво за различни получатели, като в същото време се различават по динамични полета (напр. име, курс/ниво, дата, сериен номер). Това налага избор на технологии, които гарантират устойчиво оформяне, коректно представяне на кирилица, надеждна обработка на таблични/структурирани данни и достатъчна степен на сигурност на самия процес по генериране.</w:t>
+      </w:r>
+    </w:p>
+    <w:p>
+      <w:pPr>
+        <w:rPr>
+          <w:lang w:eastAsia="bg-BG"/>
+        </w:rPr>
+      </w:pPr>
+      <w:r>
+        <w:rPr>
+          <w:lang w:eastAsia="bg-BG"/>
+        </w:rPr>
+        <w:t>В този раздел се разглеждат основните аспекти на технологиите за генериране на PDF документи и аргументирането им чрез специфичните изисквания към сертификатите: точност на оформлението, визуална консистентност, правилно представяне на таблична и структурирана информация и защита на данните в процеса на обработка.</w:t>
+      </w:r>
+    </w:p>
+    <w:p>
+      <w:pPr>
+        <w:rPr>
+          <w:lang w:eastAsia="bg-BG"/>
+        </w:rPr>
+      </w:pPr>
+      <w:r>
+        <w:rPr>
+          <w:lang w:eastAsia="bg-BG"/>
+        </w:rPr>
+        <w:t>Генерирането на PDF сертификати като резултат от автоматизирана обработка на входни данни изисква технологиен избор на две нива:</w:t>
+      </w:r>
+    </w:p>
+    <w:p>
+      <w:pPr>
+        <w:rPr>
+          <w:lang w:eastAsia="bg-BG"/>
+        </w:rPr>
+      </w:pPr>
+    </w:p>
+    <w:p>
+      <w:pPr>
+        <w:pStyle w:val="ListParagraph"/>
+        <w:numPr>
+          <w:ilvl w:val="0"/>
+          <w:numId w:val="27"/>
+        </w:numPr>
+        <w:rPr>
+          <w:lang w:eastAsia="bg-BG"/>
+        </w:rPr>
+      </w:pPr>
+      <w:r>
+        <w:rPr>
+          <w:lang w:eastAsia="bg-BG"/>
+        </w:rPr>
+        <w:lastRenderedPageBreak/>
+        <w:t>backend слой, който управлява обработката (upload, парсване, валидиране, генериране и изход към PDF/ZIP);</w:t>
+      </w:r>
+    </w:p>
+    <w:p>
+      <w:pPr>
+        <w:pStyle w:val="ListParagraph"/>
+        <w:numPr>
+          <w:ilvl w:val="0"/>
+          <w:numId w:val="27"/>
+        </w:numPr>
+        <w:rPr>
+          <w:lang w:eastAsia="bg-BG"/>
+        </w:rPr>
+      </w:pPr>
+      <w:r>
+        <w:rPr>
+          <w:lang w:eastAsia="bg-BG"/>
+        </w:rPr>
+        <w:t>frontend слой, който осигурява интерактивен интерфейс за качване на данни, преглед/редакция и стартиране на генерацията.</w:t>
+      </w:r>
+    </w:p>
+    <w:p>
+      <w:pPr>
+        <w:pStyle w:val="ListParagraph"/>
+        <w:numPr>
+          <w:ilvl w:val="0"/>
+          <w:numId w:val="27"/>
+        </w:numPr>
+        <w:rPr>
+          <w:lang w:eastAsia="bg-BG"/>
+        </w:rPr>
+      </w:pPr>
+      <w:r>
+        <w:rPr>
+          <w:lang w:eastAsia="bg-BG"/>
+        </w:rPr>
+        <w:t>В избрания проект е използван стек Python + Django + DRF (за бекенда) и Vue.js + Axios (за фронтенда) като SPA интерфейс.</w:t>
+      </w:r>
+    </w:p>
+    <w:p>
+      <w:pPr>
         <w:pStyle w:val="Heading2"/>
         <w:rPr>
           <w:lang w:eastAsia="bg-BG"/>
@@ -3498,7 +3831,7 @@
         </w:rPr>
         <w:tab/>
       </w:r>
-      <w:bookmarkStart w:id="6" w:name="_Toc226454350"/>
+      <w:bookmarkStart w:id="6" w:name="_Toc226457487"/>
       <w:r>
         <w:rPr>
           <w:lang w:eastAsia="bg-BG"/>
@@ -3517,7 +3850,764 @@
         <w:rPr>
           <w:lang w:eastAsia="bg-BG"/>
         </w:rPr>
-        <w:t>PDF форматът е най-разпространеният начин за предаване на документи, съчетаващ запазване на оформлението и висока портативност. Този формат позволява генерирането на документи с предварително дефинирани шаблони, в които могат да се включват различни елементи — текст, изображения, таблици и графични елементи. Основните предизвикателства при автоматизираното генериране на PDF файлове включват:</w:t>
+        <w:t>PDF се избира поради способността му да запазва оформление между различни среди — критично за сертификатите, при които се очаква визуална консистентност (рамки, лого, позициониране на текстови полета). В разработката сертификатът се разглежда като фон/шаблон (предварително подготвен PDF бланк), върху който се наслагва персонализиран текст.</w:t>
+      </w:r>
+    </w:p>
+    <w:p>
+      <w:pPr>
+        <w:rPr>
+          <w:lang w:eastAsia="bg-BG"/>
+        </w:rPr>
+      </w:pPr>
+    </w:p>
+    <w:p>
+      <w:pPr>
+        <w:rPr>
+          <w:lang w:eastAsia="bg-BG"/>
+        </w:rPr>
+      </w:pPr>
+      <w:r>
+        <w:rPr>
+          <w:lang w:eastAsia="bg-BG"/>
+        </w:rPr>
+        <w:t>В практическата имплементация това е реализирано чрез двустъпков подход:</w:t>
+      </w:r>
+    </w:p>
+    <w:p>
+      <w:pPr>
+        <w:pStyle w:val="ListParagraph"/>
+        <w:numPr>
+          <w:ilvl w:val="0"/>
+          <w:numId w:val="28"/>
+        </w:numPr>
+        <w:rPr>
+          <w:lang w:eastAsia="bg-BG"/>
+        </w:rPr>
+      </w:pPr>
+      <w:r>
+        <w:rPr>
+          <w:lang w:eastAsia="bg-BG"/>
+        </w:rPr>
+        <w:t>П</w:t>
+      </w:r>
+      <w:r>
+        <w:rPr>
+          <w:lang w:eastAsia="bg-BG"/>
+        </w:rPr>
+        <w:t>ърво се генерира “тек</w:t>
+      </w:r>
+      <w:r>
+        <w:rPr>
+          <w:lang w:eastAsia="bg-BG"/>
+        </w:rPr>
+        <w:t>стов слой” като PDF с reportlab</w:t>
+      </w:r>
+    </w:p>
+    <w:p>
+      <w:pPr>
+        <w:pStyle w:val="ListParagraph"/>
+        <w:numPr>
+          <w:ilvl w:val="0"/>
+          <w:numId w:val="28"/>
+        </w:numPr>
+        <w:rPr>
+          <w:lang w:eastAsia="bg-BG"/>
+        </w:rPr>
+      </w:pPr>
+      <w:r>
+        <w:rPr>
+          <w:lang w:eastAsia="bg-BG"/>
+        </w:rPr>
+        <w:t>С</w:t>
+      </w:r>
+      <w:r>
+        <w:rPr>
+          <w:lang w:eastAsia="bg-BG"/>
+        </w:rPr>
+        <w:t>лед това текстовият слой се наслагва върху шаблона с pypdf</w:t>
+      </w:r>
+    </w:p>
+    <w:p>
+      <w:pPr>
+        <w:rPr>
+          <w:lang w:eastAsia="bg-BG"/>
+        </w:rPr>
+      </w:pPr>
+      <w:r>
+        <w:rPr>
+          <w:lang w:eastAsia="bg-BG"/>
+        </w:rPr>
+        <w:t>Този подход личи в кода на GenerateCertificatesAPIView, където се използват reportlab.pdfgen.canvas и pypdf за merge:</w:t>
+      </w:r>
+    </w:p>
+    <w:p>
+      <w:pPr>
+        <w:spacing w:after="0" w:line="240" w:lineRule="auto"/>
+        <w:ind w:firstLine="0"/>
+        <w:jc w:val="left"/>
+        <w:rPr>
+          <w:rFonts w:ascii="Consolas" w:eastAsia="Times New Roman" w:hAnsi="Consolas"/>
+          <w:color w:val="383A42"/>
+          <w:sz w:val="18"/>
+          <w:szCs w:val="18"/>
+          <w:shd w:val="clear" w:color="auto" w:fill="F9F9F9"/>
+          <w:lang w:eastAsia="bg-BG"/>
+        </w:rPr>
+      </w:pPr>
+      <w:r>
+        <w:rPr>
+          <w:rFonts w:ascii="Consolas" w:eastAsia="Times New Roman" w:hAnsi="Consolas"/>
+          <w:color w:val="A626A4"/>
+          <w:sz w:val="18"/>
+          <w:szCs w:val="18"/>
+          <w:bdr w:val="single" w:sz="2" w:space="0" w:color="E5E7EB" w:frame="1"/>
+          <w:shd w:val="clear" w:color="auto" w:fill="F9F9F9"/>
+          <w:lang w:eastAsia="bg-BG"/>
+        </w:rPr>
+        <w:t>from</w:t>
+      </w:r>
+      <w:r>
+        <w:rPr>
+          <w:rFonts w:ascii="Consolas" w:eastAsia="Times New Roman" w:hAnsi="Consolas"/>
+          <w:color w:val="383A42"/>
+          <w:sz w:val="18"/>
+          <w:szCs w:val="18"/>
+          <w:shd w:val="clear" w:color="auto" w:fill="F9F9F9"/>
+          <w:lang w:eastAsia="bg-BG"/>
+        </w:rPr>
+        <w:t xml:space="preserve"> reportlab.pdfgen </w:t>
+      </w:r>
+      <w:r>
+        <w:rPr>
+          <w:rFonts w:ascii="Consolas" w:eastAsia="Times New Roman" w:hAnsi="Consolas"/>
+          <w:color w:val="A626A4"/>
+          <w:sz w:val="18"/>
+          <w:szCs w:val="18"/>
+          <w:bdr w:val="single" w:sz="2" w:space="0" w:color="E5E7EB" w:frame="1"/>
+          <w:shd w:val="clear" w:color="auto" w:fill="F9F9F9"/>
+          <w:lang w:eastAsia="bg-BG"/>
+        </w:rPr>
+        <w:t>import</w:t>
+      </w:r>
+      <w:r>
+        <w:rPr>
+          <w:rFonts w:ascii="Consolas" w:eastAsia="Times New Roman" w:hAnsi="Consolas"/>
+          <w:color w:val="383A42"/>
+          <w:sz w:val="18"/>
+          <w:szCs w:val="18"/>
+          <w:shd w:val="clear" w:color="auto" w:fill="F9F9F9"/>
+          <w:lang w:eastAsia="bg-BG"/>
+        </w:rPr>
+        <w:t xml:space="preserve"> canvas</w:t>
+      </w:r>
+    </w:p>
+    <w:p>
+      <w:pPr>
+        <w:spacing w:after="0" w:line="240" w:lineRule="auto"/>
+        <w:ind w:firstLine="0"/>
+        <w:jc w:val="left"/>
+        <w:rPr>
+          <w:rFonts w:ascii="Consolas" w:eastAsia="Times New Roman" w:hAnsi="Consolas"/>
+          <w:color w:val="383A42"/>
+          <w:sz w:val="18"/>
+          <w:szCs w:val="18"/>
+          <w:shd w:val="clear" w:color="auto" w:fill="F9F9F9"/>
+          <w:lang w:eastAsia="bg-BG"/>
+        </w:rPr>
+      </w:pPr>
+      <w:r>
+        <w:rPr>
+          <w:rFonts w:ascii="Consolas" w:eastAsia="Times New Roman" w:hAnsi="Consolas"/>
+          <w:color w:val="A626A4"/>
+          <w:sz w:val="18"/>
+          <w:szCs w:val="18"/>
+          <w:bdr w:val="single" w:sz="2" w:space="0" w:color="E5E7EB" w:frame="1"/>
+          <w:shd w:val="clear" w:color="auto" w:fill="F9F9F9"/>
+          <w:lang w:eastAsia="bg-BG"/>
+        </w:rPr>
+        <w:t>from</w:t>
+      </w:r>
+      <w:r>
+        <w:rPr>
+          <w:rFonts w:ascii="Consolas" w:eastAsia="Times New Roman" w:hAnsi="Consolas"/>
+          <w:color w:val="383A42"/>
+          <w:sz w:val="18"/>
+          <w:szCs w:val="18"/>
+          <w:shd w:val="clear" w:color="auto" w:fill="F9F9F9"/>
+          <w:lang w:eastAsia="bg-BG"/>
+        </w:rPr>
+        <w:t xml:space="preserve"> pypdf </w:t>
+      </w:r>
+      <w:r>
+        <w:rPr>
+          <w:rFonts w:ascii="Consolas" w:eastAsia="Times New Roman" w:hAnsi="Consolas"/>
+          <w:color w:val="A626A4"/>
+          <w:sz w:val="18"/>
+          <w:szCs w:val="18"/>
+          <w:bdr w:val="single" w:sz="2" w:space="0" w:color="E5E7EB" w:frame="1"/>
+          <w:shd w:val="clear" w:color="auto" w:fill="F9F9F9"/>
+          <w:lang w:eastAsia="bg-BG"/>
+        </w:rPr>
+        <w:t>import</w:t>
+      </w:r>
+      <w:r>
+        <w:rPr>
+          <w:rFonts w:ascii="Consolas" w:eastAsia="Times New Roman" w:hAnsi="Consolas"/>
+          <w:color w:val="383A42"/>
+          <w:sz w:val="18"/>
+          <w:szCs w:val="18"/>
+          <w:shd w:val="clear" w:color="auto" w:fill="F9F9F9"/>
+          <w:lang w:eastAsia="bg-BG"/>
+        </w:rPr>
+        <w:t xml:space="preserve"> PdfReader, PdfWriter</w:t>
+      </w:r>
+    </w:p>
+    <w:p>
+      <w:pPr>
+        <w:spacing w:after="0" w:line="240" w:lineRule="auto"/>
+        <w:ind w:firstLine="0"/>
+        <w:jc w:val="left"/>
+        <w:rPr>
+          <w:rFonts w:ascii="Consolas" w:eastAsia="Times New Roman" w:hAnsi="Consolas"/>
+          <w:color w:val="383A42"/>
+          <w:sz w:val="18"/>
+          <w:szCs w:val="18"/>
+          <w:shd w:val="clear" w:color="auto" w:fill="F9F9F9"/>
+          <w:lang w:eastAsia="bg-BG"/>
+        </w:rPr>
+      </w:pPr>
+    </w:p>
+    <w:p>
+      <w:pPr>
+        <w:spacing w:after="0" w:line="240" w:lineRule="auto"/>
+        <w:ind w:firstLine="0"/>
+        <w:jc w:val="left"/>
+        <w:rPr>
+          <w:rFonts w:ascii="Consolas" w:eastAsia="Times New Roman" w:hAnsi="Consolas"/>
+          <w:color w:val="383A42"/>
+          <w:sz w:val="18"/>
+          <w:szCs w:val="18"/>
+          <w:shd w:val="clear" w:color="auto" w:fill="F9F9F9"/>
+          <w:lang w:eastAsia="bg-BG"/>
+        </w:rPr>
+      </w:pPr>
+      <w:r>
+        <w:rPr>
+          <w:rFonts w:ascii="Consolas" w:eastAsia="Times New Roman" w:hAnsi="Consolas"/>
+          <w:color w:val="383A42"/>
+          <w:sz w:val="18"/>
+          <w:szCs w:val="18"/>
+          <w:shd w:val="clear" w:color="auto" w:fill="F9F9F9"/>
+          <w:lang w:eastAsia="bg-BG"/>
+        </w:rPr>
+        <w:t>packet = io.BytesIO()</w:t>
+      </w:r>
+    </w:p>
+    <w:p>
+      <w:pPr>
+        <w:spacing w:after="0" w:line="240" w:lineRule="auto"/>
+        <w:ind w:firstLine="0"/>
+        <w:jc w:val="left"/>
+        <w:rPr>
+          <w:rFonts w:ascii="Consolas" w:eastAsia="Times New Roman" w:hAnsi="Consolas"/>
+          <w:color w:val="383A42"/>
+          <w:sz w:val="18"/>
+          <w:szCs w:val="18"/>
+          <w:shd w:val="clear" w:color="auto" w:fill="F9F9F9"/>
+          <w:lang w:eastAsia="bg-BG"/>
+        </w:rPr>
+      </w:pPr>
+      <w:r>
+        <w:rPr>
+          <w:rFonts w:ascii="Consolas" w:eastAsia="Times New Roman" w:hAnsi="Consolas"/>
+          <w:color w:val="383A42"/>
+          <w:sz w:val="18"/>
+          <w:szCs w:val="18"/>
+          <w:shd w:val="clear" w:color="auto" w:fill="F9F9F9"/>
+          <w:lang w:eastAsia="bg-BG"/>
+        </w:rPr>
+        <w:t>c = canvas.Canvas(packet, pagesize=landscape(A4))</w:t>
+      </w:r>
+    </w:p>
+    <w:p>
+      <w:pPr>
+        <w:spacing w:after="0" w:line="240" w:lineRule="auto"/>
+        <w:ind w:firstLine="0"/>
+        <w:jc w:val="left"/>
+        <w:rPr>
+          <w:rFonts w:ascii="Consolas" w:eastAsia="Times New Roman" w:hAnsi="Consolas"/>
+          <w:color w:val="383A42"/>
+          <w:sz w:val="18"/>
+          <w:szCs w:val="18"/>
+          <w:shd w:val="clear" w:color="auto" w:fill="F9F9F9"/>
+          <w:lang w:eastAsia="bg-BG"/>
+        </w:rPr>
+      </w:pPr>
+      <w:r>
+        <w:rPr>
+          <w:rFonts w:ascii="Consolas" w:eastAsia="Times New Roman" w:hAnsi="Consolas"/>
+          <w:color w:val="383A42"/>
+          <w:sz w:val="18"/>
+          <w:szCs w:val="18"/>
+          <w:shd w:val="clear" w:color="auto" w:fill="F9F9F9"/>
+          <w:lang w:eastAsia="bg-BG"/>
+        </w:rPr>
+        <w:t>c.setFont(</w:t>
+      </w:r>
+      <w:r>
+        <w:rPr>
+          <w:rFonts w:ascii="Consolas" w:eastAsia="Times New Roman" w:hAnsi="Consolas"/>
+          <w:color w:val="50A14F"/>
+          <w:sz w:val="18"/>
+          <w:szCs w:val="18"/>
+          <w:bdr w:val="single" w:sz="2" w:space="0" w:color="E5E7EB" w:frame="1"/>
+          <w:shd w:val="clear" w:color="auto" w:fill="F9F9F9"/>
+          <w:lang w:eastAsia="bg-BG"/>
+        </w:rPr>
+        <w:t>'Arial-Cyrillic'</w:t>
+      </w:r>
+      <w:r>
+        <w:rPr>
+          <w:rFonts w:ascii="Consolas" w:eastAsia="Times New Roman" w:hAnsi="Consolas"/>
+          <w:color w:val="383A42"/>
+          <w:sz w:val="18"/>
+          <w:szCs w:val="18"/>
+          <w:shd w:val="clear" w:color="auto" w:fill="F9F9F9"/>
+          <w:lang w:eastAsia="bg-BG"/>
+        </w:rPr>
+        <w:t xml:space="preserve">, </w:t>
+      </w:r>
+      <w:r>
+        <w:rPr>
+          <w:rFonts w:ascii="Consolas" w:eastAsia="Times New Roman" w:hAnsi="Consolas"/>
+          <w:color w:val="986801"/>
+          <w:sz w:val="18"/>
+          <w:szCs w:val="18"/>
+          <w:bdr w:val="single" w:sz="2" w:space="0" w:color="E5E7EB" w:frame="1"/>
+          <w:shd w:val="clear" w:color="auto" w:fill="F9F9F9"/>
+          <w:lang w:eastAsia="bg-BG"/>
+        </w:rPr>
+        <w:t>36</w:t>
+      </w:r>
+      <w:r>
+        <w:rPr>
+          <w:rFonts w:ascii="Consolas" w:eastAsia="Times New Roman" w:hAnsi="Consolas"/>
+          <w:color w:val="383A42"/>
+          <w:sz w:val="18"/>
+          <w:szCs w:val="18"/>
+          <w:shd w:val="clear" w:color="auto" w:fill="F9F9F9"/>
+          <w:lang w:eastAsia="bg-BG"/>
+        </w:rPr>
+        <w:t>)</w:t>
+      </w:r>
+    </w:p>
+    <w:p>
+      <w:pPr>
+        <w:spacing w:after="0" w:line="240" w:lineRule="auto"/>
+        <w:ind w:firstLine="0"/>
+        <w:jc w:val="left"/>
+        <w:rPr>
+          <w:rFonts w:ascii="Consolas" w:eastAsia="Times New Roman" w:hAnsi="Consolas"/>
+          <w:color w:val="383A42"/>
+          <w:sz w:val="18"/>
+          <w:szCs w:val="18"/>
+          <w:shd w:val="clear" w:color="auto" w:fill="F9F9F9"/>
+          <w:lang w:eastAsia="bg-BG"/>
+        </w:rPr>
+      </w:pPr>
+      <w:r>
+        <w:rPr>
+          <w:rFonts w:ascii="Consolas" w:eastAsia="Times New Roman" w:hAnsi="Consolas"/>
+          <w:color w:val="383A42"/>
+          <w:sz w:val="18"/>
+          <w:szCs w:val="18"/>
+          <w:shd w:val="clear" w:color="auto" w:fill="F9F9F9"/>
+          <w:lang w:eastAsia="bg-BG"/>
+        </w:rPr>
+        <w:t>c.drawCentredString(</w:t>
+      </w:r>
+      <w:r>
+        <w:rPr>
+          <w:rFonts w:ascii="Consolas" w:eastAsia="Times New Roman" w:hAnsi="Consolas"/>
+          <w:color w:val="986801"/>
+          <w:sz w:val="18"/>
+          <w:szCs w:val="18"/>
+          <w:bdr w:val="single" w:sz="2" w:space="0" w:color="E5E7EB" w:frame="1"/>
+          <w:shd w:val="clear" w:color="auto" w:fill="F9F9F9"/>
+          <w:lang w:eastAsia="bg-BG"/>
+        </w:rPr>
+        <w:t>420</w:t>
+      </w:r>
+      <w:r>
+        <w:rPr>
+          <w:rFonts w:ascii="Consolas" w:eastAsia="Times New Roman" w:hAnsi="Consolas"/>
+          <w:color w:val="383A42"/>
+          <w:sz w:val="18"/>
+          <w:szCs w:val="18"/>
+          <w:shd w:val="clear" w:color="auto" w:fill="F9F9F9"/>
+          <w:lang w:eastAsia="bg-BG"/>
+        </w:rPr>
+        <w:t xml:space="preserve">, </w:t>
+      </w:r>
+      <w:r>
+        <w:rPr>
+          <w:rFonts w:ascii="Consolas" w:eastAsia="Times New Roman" w:hAnsi="Consolas"/>
+          <w:color w:val="986801"/>
+          <w:sz w:val="18"/>
+          <w:szCs w:val="18"/>
+          <w:bdr w:val="single" w:sz="2" w:space="0" w:color="E5E7EB" w:frame="1"/>
+          <w:shd w:val="clear" w:color="auto" w:fill="F9F9F9"/>
+          <w:lang w:eastAsia="bg-BG"/>
+        </w:rPr>
+        <w:t>300</w:t>
+      </w:r>
+      <w:r>
+        <w:rPr>
+          <w:rFonts w:ascii="Consolas" w:eastAsia="Times New Roman" w:hAnsi="Consolas"/>
+          <w:color w:val="383A42"/>
+          <w:sz w:val="18"/>
+          <w:szCs w:val="18"/>
+          <w:shd w:val="clear" w:color="auto" w:fill="F9F9F9"/>
+          <w:lang w:eastAsia="bg-BG"/>
+        </w:rPr>
+        <w:t xml:space="preserve">, </w:t>
+      </w:r>
+      <w:r>
+        <w:rPr>
+          <w:rFonts w:ascii="Consolas" w:eastAsia="Times New Roman" w:hAnsi="Consolas"/>
+          <w:color w:val="C18401"/>
+          <w:sz w:val="18"/>
+          <w:szCs w:val="18"/>
+          <w:bdr w:val="single" w:sz="2" w:space="0" w:color="E5E7EB" w:frame="1"/>
+          <w:shd w:val="clear" w:color="auto" w:fill="F9F9F9"/>
+          <w:lang w:eastAsia="bg-BG"/>
+        </w:rPr>
+        <w:t>str</w:t>
+      </w:r>
+      <w:r>
+        <w:rPr>
+          <w:rFonts w:ascii="Consolas" w:eastAsia="Times New Roman" w:hAnsi="Consolas"/>
+          <w:color w:val="383A42"/>
+          <w:sz w:val="18"/>
+          <w:szCs w:val="18"/>
+          <w:shd w:val="clear" w:color="auto" w:fill="F9F9F9"/>
+          <w:lang w:eastAsia="bg-BG"/>
+        </w:rPr>
+        <w:t>(name))</w:t>
+      </w:r>
+    </w:p>
+    <w:p>
+      <w:pPr>
+        <w:spacing w:after="0" w:line="240" w:lineRule="auto"/>
+        <w:ind w:firstLine="0"/>
+        <w:jc w:val="left"/>
+        <w:rPr>
+          <w:rFonts w:ascii="Consolas" w:eastAsia="Times New Roman" w:hAnsi="Consolas"/>
+          <w:color w:val="383A42"/>
+          <w:sz w:val="18"/>
+          <w:szCs w:val="18"/>
+          <w:shd w:val="clear" w:color="auto" w:fill="F9F9F9"/>
+          <w:lang w:eastAsia="bg-BG"/>
+        </w:rPr>
+      </w:pPr>
+      <w:r>
+        <w:rPr>
+          <w:rFonts w:ascii="Consolas" w:eastAsia="Times New Roman" w:hAnsi="Consolas"/>
+          <w:color w:val="383A42"/>
+          <w:sz w:val="18"/>
+          <w:szCs w:val="18"/>
+          <w:shd w:val="clear" w:color="auto" w:fill="F9F9F9"/>
+          <w:lang w:eastAsia="bg-BG"/>
+        </w:rPr>
+        <w:t>c.save()</w:t>
+      </w:r>
+    </w:p>
+    <w:p>
+      <w:pPr>
+        <w:spacing w:after="0" w:line="240" w:lineRule="auto"/>
+        <w:ind w:firstLine="0"/>
+        <w:jc w:val="left"/>
+        <w:rPr>
+          <w:rFonts w:ascii="Consolas" w:eastAsia="Times New Roman" w:hAnsi="Consolas"/>
+          <w:color w:val="383A42"/>
+          <w:sz w:val="18"/>
+          <w:szCs w:val="18"/>
+          <w:shd w:val="clear" w:color="auto" w:fill="F9F9F9"/>
+          <w:lang w:eastAsia="bg-BG"/>
+        </w:rPr>
+      </w:pPr>
+    </w:p>
+    <w:p>
+      <w:pPr>
+        <w:spacing w:after="0" w:line="240" w:lineRule="auto"/>
+        <w:ind w:firstLine="0"/>
+        <w:jc w:val="left"/>
+        <w:rPr>
+          <w:rFonts w:ascii="Consolas" w:eastAsia="Times New Roman" w:hAnsi="Consolas"/>
+          <w:color w:val="383A42"/>
+          <w:sz w:val="18"/>
+          <w:szCs w:val="18"/>
+          <w:shd w:val="clear" w:color="auto" w:fill="F9F9F9"/>
+          <w:lang w:eastAsia="bg-BG"/>
+        </w:rPr>
+      </w:pPr>
+      <w:r>
+        <w:rPr>
+          <w:rFonts w:ascii="Consolas" w:eastAsia="Times New Roman" w:hAnsi="Consolas"/>
+          <w:color w:val="383A42"/>
+          <w:sz w:val="18"/>
+          <w:szCs w:val="18"/>
+          <w:shd w:val="clear" w:color="auto" w:fill="F9F9F9"/>
+          <w:lang w:eastAsia="bg-BG"/>
+        </w:rPr>
+        <w:t>packet.seek(</w:t>
+      </w:r>
+      <w:r>
+        <w:rPr>
+          <w:rFonts w:ascii="Consolas" w:eastAsia="Times New Roman" w:hAnsi="Consolas"/>
+          <w:color w:val="986801"/>
+          <w:sz w:val="18"/>
+          <w:szCs w:val="18"/>
+          <w:bdr w:val="single" w:sz="2" w:space="0" w:color="E5E7EB" w:frame="1"/>
+          <w:shd w:val="clear" w:color="auto" w:fill="F9F9F9"/>
+          <w:lang w:eastAsia="bg-BG"/>
+        </w:rPr>
+        <w:t>0</w:t>
+      </w:r>
+      <w:r>
+        <w:rPr>
+          <w:rFonts w:ascii="Consolas" w:eastAsia="Times New Roman" w:hAnsi="Consolas"/>
+          <w:color w:val="383A42"/>
+          <w:sz w:val="18"/>
+          <w:szCs w:val="18"/>
+          <w:shd w:val="clear" w:color="auto" w:fill="F9F9F9"/>
+          <w:lang w:eastAsia="bg-BG"/>
+        </w:rPr>
+        <w:t>)</w:t>
+      </w:r>
+    </w:p>
+    <w:p>
+      <w:pPr>
+        <w:spacing w:after="0" w:line="240" w:lineRule="auto"/>
+        <w:ind w:firstLine="0"/>
+        <w:jc w:val="left"/>
+        <w:rPr>
+          <w:rFonts w:ascii="Consolas" w:eastAsia="Times New Roman" w:hAnsi="Consolas"/>
+          <w:color w:val="383A42"/>
+          <w:sz w:val="18"/>
+          <w:szCs w:val="18"/>
+          <w:shd w:val="clear" w:color="auto" w:fill="F9F9F9"/>
+          <w:lang w:eastAsia="bg-BG"/>
+        </w:rPr>
+      </w:pPr>
+      <w:r>
+        <w:rPr>
+          <w:rFonts w:ascii="Consolas" w:eastAsia="Times New Roman" w:hAnsi="Consolas"/>
+          <w:color w:val="383A42"/>
+          <w:sz w:val="18"/>
+          <w:szCs w:val="18"/>
+          <w:shd w:val="clear" w:color="auto" w:fill="F9F9F9"/>
+          <w:lang w:eastAsia="bg-BG"/>
+        </w:rPr>
+        <w:t>text_pdf = PdfReader(packet)</w:t>
+      </w:r>
+    </w:p>
+    <w:p>
+      <w:pPr>
+        <w:spacing w:after="0" w:line="240" w:lineRule="auto"/>
+        <w:ind w:firstLine="0"/>
+        <w:jc w:val="left"/>
+        <w:rPr>
+          <w:rFonts w:ascii="Consolas" w:eastAsia="Times New Roman" w:hAnsi="Consolas"/>
+          <w:color w:val="383A42"/>
+          <w:sz w:val="18"/>
+          <w:szCs w:val="18"/>
+          <w:shd w:val="clear" w:color="auto" w:fill="F9F9F9"/>
+          <w:lang w:eastAsia="bg-BG"/>
+        </w:rPr>
+      </w:pPr>
+    </w:p>
+    <w:p>
+      <w:pPr>
+        <w:spacing w:after="0" w:line="240" w:lineRule="auto"/>
+        <w:ind w:firstLine="0"/>
+        <w:jc w:val="left"/>
+        <w:rPr>
+          <w:rFonts w:ascii="Consolas" w:eastAsia="Times New Roman" w:hAnsi="Consolas"/>
+          <w:color w:val="383A42"/>
+          <w:sz w:val="18"/>
+          <w:szCs w:val="18"/>
+          <w:shd w:val="clear" w:color="auto" w:fill="F9F9F9"/>
+          <w:lang w:eastAsia="bg-BG"/>
+        </w:rPr>
+      </w:pPr>
+      <w:r>
+        <w:rPr>
+          <w:rFonts w:ascii="Consolas" w:eastAsia="Times New Roman" w:hAnsi="Consolas"/>
+          <w:color w:val="383A42"/>
+          <w:sz w:val="18"/>
+          <w:szCs w:val="18"/>
+          <w:shd w:val="clear" w:color="auto" w:fill="F9F9F9"/>
+          <w:lang w:eastAsia="bg-BG"/>
+        </w:rPr>
+        <w:t>template_pdf = PdfReader(template_obj.file.path)</w:t>
+      </w:r>
+    </w:p>
+    <w:p>
+      <w:pPr>
+        <w:spacing w:after="0" w:line="240" w:lineRule="auto"/>
+        <w:ind w:firstLine="0"/>
+        <w:jc w:val="left"/>
+        <w:rPr>
+          <w:rFonts w:ascii="Consolas" w:eastAsia="Times New Roman" w:hAnsi="Consolas"/>
+          <w:color w:val="383A42"/>
+          <w:sz w:val="18"/>
+          <w:szCs w:val="18"/>
+          <w:shd w:val="clear" w:color="auto" w:fill="F9F9F9"/>
+          <w:lang w:eastAsia="bg-BG"/>
+        </w:rPr>
+      </w:pPr>
+      <w:r>
+        <w:rPr>
+          <w:rFonts w:ascii="Consolas" w:eastAsia="Times New Roman" w:hAnsi="Consolas"/>
+          <w:color w:val="383A42"/>
+          <w:sz w:val="18"/>
+          <w:szCs w:val="18"/>
+          <w:shd w:val="clear" w:color="auto" w:fill="F9F9F9"/>
+          <w:lang w:eastAsia="bg-BG"/>
+        </w:rPr>
+        <w:t>output = PdfWriter()</w:t>
+      </w:r>
+    </w:p>
+    <w:p>
+      <w:pPr>
+        <w:spacing w:after="0" w:line="240" w:lineRule="auto"/>
+        <w:ind w:firstLine="0"/>
+        <w:jc w:val="left"/>
+        <w:rPr>
+          <w:rFonts w:ascii="Consolas" w:eastAsia="Times New Roman" w:hAnsi="Consolas"/>
+          <w:color w:val="383A42"/>
+          <w:sz w:val="18"/>
+          <w:szCs w:val="18"/>
+          <w:shd w:val="clear" w:color="auto" w:fill="F9F9F9"/>
+          <w:lang w:eastAsia="bg-BG"/>
+        </w:rPr>
+      </w:pPr>
+    </w:p>
+    <w:p>
+      <w:pPr>
+        <w:spacing w:after="0" w:line="240" w:lineRule="auto"/>
+        <w:ind w:firstLine="0"/>
+        <w:jc w:val="left"/>
+        <w:rPr>
+          <w:rFonts w:ascii="Consolas" w:eastAsia="Times New Roman" w:hAnsi="Consolas"/>
+          <w:color w:val="383A42"/>
+          <w:sz w:val="18"/>
+          <w:szCs w:val="18"/>
+          <w:shd w:val="clear" w:color="auto" w:fill="F9F9F9"/>
+          <w:lang w:eastAsia="bg-BG"/>
+        </w:rPr>
+      </w:pPr>
+      <w:r>
+        <w:rPr>
+          <w:rFonts w:ascii="Consolas" w:eastAsia="Times New Roman" w:hAnsi="Consolas"/>
+          <w:color w:val="383A42"/>
+          <w:sz w:val="18"/>
+          <w:szCs w:val="18"/>
+          <w:shd w:val="clear" w:color="auto" w:fill="F9F9F9"/>
+          <w:lang w:eastAsia="bg-BG"/>
+        </w:rPr>
+        <w:t>page = template_pdf.pages[</w:t>
+      </w:r>
+      <w:r>
+        <w:rPr>
+          <w:rFonts w:ascii="Consolas" w:eastAsia="Times New Roman" w:hAnsi="Consolas"/>
+          <w:color w:val="986801"/>
+          <w:sz w:val="18"/>
+          <w:szCs w:val="18"/>
+          <w:bdr w:val="single" w:sz="2" w:space="0" w:color="E5E7EB" w:frame="1"/>
+          <w:shd w:val="clear" w:color="auto" w:fill="F9F9F9"/>
+          <w:lang w:eastAsia="bg-BG"/>
+        </w:rPr>
+        <w:t>0</w:t>
+      </w:r>
+      <w:r>
+        <w:rPr>
+          <w:rFonts w:ascii="Consolas" w:eastAsia="Times New Roman" w:hAnsi="Consolas"/>
+          <w:color w:val="383A42"/>
+          <w:sz w:val="18"/>
+          <w:szCs w:val="18"/>
+          <w:shd w:val="clear" w:color="auto" w:fill="F9F9F9"/>
+          <w:lang w:eastAsia="bg-BG"/>
+        </w:rPr>
+        <w:t>]</w:t>
+      </w:r>
+    </w:p>
+    <w:p>
+      <w:pPr>
+        <w:spacing w:after="0" w:line="240" w:lineRule="auto"/>
+        <w:ind w:firstLine="0"/>
+        <w:jc w:val="left"/>
+        <w:rPr>
+          <w:rFonts w:ascii="Consolas" w:eastAsia="Times New Roman" w:hAnsi="Consolas"/>
+          <w:color w:val="383A42"/>
+          <w:sz w:val="18"/>
+          <w:szCs w:val="18"/>
+          <w:shd w:val="clear" w:color="auto" w:fill="F9F9F9"/>
+          <w:lang w:eastAsia="bg-BG"/>
+        </w:rPr>
+      </w:pPr>
+      <w:r>
+        <w:rPr>
+          <w:rFonts w:ascii="Consolas" w:eastAsia="Times New Roman" w:hAnsi="Consolas"/>
+          <w:color w:val="383A42"/>
+          <w:sz w:val="18"/>
+          <w:szCs w:val="18"/>
+          <w:shd w:val="clear" w:color="auto" w:fill="F9F9F9"/>
+          <w:lang w:eastAsia="bg-BG"/>
+        </w:rPr>
+        <w:t>page.merge_page(text_pdf.pages[</w:t>
+      </w:r>
+      <w:r>
+        <w:rPr>
+          <w:rFonts w:ascii="Consolas" w:eastAsia="Times New Roman" w:hAnsi="Consolas"/>
+          <w:color w:val="986801"/>
+          <w:sz w:val="18"/>
+          <w:szCs w:val="18"/>
+          <w:bdr w:val="single" w:sz="2" w:space="0" w:color="E5E7EB" w:frame="1"/>
+          <w:shd w:val="clear" w:color="auto" w:fill="F9F9F9"/>
+          <w:lang w:eastAsia="bg-BG"/>
+        </w:rPr>
+        <w:t>0</w:t>
+      </w:r>
+      <w:r>
+        <w:rPr>
+          <w:rFonts w:ascii="Consolas" w:eastAsia="Times New Roman" w:hAnsi="Consolas"/>
+          <w:color w:val="383A42"/>
+          <w:sz w:val="18"/>
+          <w:szCs w:val="18"/>
+          <w:shd w:val="clear" w:color="auto" w:fill="F9F9F9"/>
+          <w:lang w:eastAsia="bg-BG"/>
+        </w:rPr>
+        <w:t>])</w:t>
+      </w:r>
+    </w:p>
+    <w:p>
+      <w:pPr>
+        <w:rPr>
+          <w:lang w:eastAsia="bg-BG"/>
+        </w:rPr>
+      </w:pPr>
+      <w:r>
+        <w:rPr>
+          <w:rFonts w:ascii="Consolas" w:eastAsia="Times New Roman" w:hAnsi="Consolas"/>
+          <w:color w:val="383A42"/>
+          <w:sz w:val="18"/>
+          <w:szCs w:val="18"/>
+          <w:shd w:val="clear" w:color="auto" w:fill="F9F9F9"/>
+          <w:lang w:eastAsia="bg-BG"/>
+        </w:rPr>
+        <w:t>output.add_page(page)</w:t>
       </w:r>
     </w:p>
     <w:p>
@@ -3525,6 +4615,7 @@
         <w:pStyle w:val="Heading2"/>
       </w:pPr>
       <w:r>
+        <w:lastRenderedPageBreak/>
         <w:t xml:space="preserve"> </w:t>
       </w:r>
       <w:r>
@@ -3536,7 +4627,7 @@
         </w:rPr>
         <w:t xml:space="preserve"> </w:t>
       </w:r>
-      <w:bookmarkStart w:id="7" w:name="_Toc226454351"/>
+      <w:bookmarkStart w:id="7" w:name="_Toc226457488"/>
       <w:r>
         <w:rPr>
           <w:rStyle w:val="Heading2Char"/>
@@ -3549,29 +4640,429 @@
       <w:bookmarkEnd w:id="7"/>
     </w:p>
     <w:p>
-      <w:pPr>
-        <w:rPr>
-          <w:lang w:eastAsia="bg-BG"/>
-        </w:rPr>
-      </w:pPr>
-      <w:r>
-        <w:rPr>
-          <w:lang w:eastAsia="bg-BG"/>
-        </w:rPr>
-        <w:t xml:space="preserve"> Поради специфичната структура на PDF документа, е необходимо спазване на правилата за позициониране на текст и графични елементи, за да се запази семантичната </w:t>
-      </w:r>
-      <w:r>
-        <w:rPr>
-          <w:lang w:eastAsia="bg-BG"/>
-        </w:rPr>
-        <w:t>структура на документа</w:t>
-      </w:r>
-      <w:r>
-        <w:rPr>
-          <w:lang w:eastAsia="bg-BG"/>
-        </w:rPr>
-        <w:t>.</w:t>
-      </w:r>
+      <w:r>
+        <w:rPr>
+          <w:lang w:eastAsia="bg-BG"/>
+        </w:rPr>
+        <w:t xml:space="preserve"> </w:t>
+      </w:r>
+      <w:r>
+        <w:t>Точността на оформлението зависи от коректното позициониране на текстовите полета спрямо координатна система. В reportlab позициите са зададени в координати (x,y)(</w:t>
+      </w:r>
+      <w:r>
+        <w:rPr>
+          <w:i/>
+          <w:iCs/>
+        </w:rPr>
+        <w:t>x</w:t>
+      </w:r>
+      <w:r>
+        <w:t>,</w:t>
+      </w:r>
+      <w:r>
+        <w:rPr>
+          <w:i/>
+          <w:iCs/>
+        </w:rPr>
+        <w:t>y</w:t>
+      </w:r>
+      <w:r>
+        <w:t>), като x</w:t>
+      </w:r>
+      <w:r>
+        <w:rPr>
+          <w:i/>
+          <w:iCs/>
+        </w:rPr>
+        <w:t>x</w:t>
+      </w:r>
+      <w:r>
+        <w:t> и y</w:t>
+      </w:r>
+      <w:r>
+        <w:rPr>
+          <w:i/>
+          <w:iCs/>
+        </w:rPr>
+        <w:t>y</w:t>
+      </w:r>
+      <w:r>
+        <w:t> са от долния ляв ъгъл на страницата (по логиката на canvas).</w:t>
+      </w:r>
+    </w:p>
+    <w:p>
+      <w:pPr>
+        <w:rPr>
+          <w:lang w:eastAsia="bg-BG"/>
+        </w:rPr>
+      </w:pPr>
+      <w:r>
+        <w:rPr>
+          <w:lang w:eastAsia="bg-BG"/>
+        </w:rPr>
+        <w:t xml:space="preserve">В </w:t>
+      </w:r>
+      <w:r>
+        <w:rPr>
+          <w:lang w:eastAsia="bg-BG"/>
+        </w:rPr>
+        <w:t>кода се подчертава, че числата за координати (например c.drawCentredString(420, 300, ...)) трябва да се нагласят пробно-грешно спрямо конкретния дизайн на бланката:</w:t>
+      </w:r>
+    </w:p>
+    <w:p>
+      <w:pPr>
+        <w:spacing w:after="0" w:line="240" w:lineRule="auto"/>
+        <w:ind w:firstLine="0"/>
+        <w:jc w:val="left"/>
+        <w:rPr>
+          <w:rFonts w:ascii="Consolas" w:eastAsia="Times New Roman" w:hAnsi="Consolas"/>
+          <w:color w:val="383A42"/>
+          <w:sz w:val="18"/>
+          <w:szCs w:val="18"/>
+          <w:shd w:val="clear" w:color="auto" w:fill="F9F9F9"/>
+          <w:lang w:eastAsia="bg-BG"/>
+        </w:rPr>
+      </w:pPr>
+      <w:r>
+        <w:rPr>
+          <w:rFonts w:ascii="Consolas" w:eastAsia="Times New Roman" w:hAnsi="Consolas"/>
+          <w:color w:val="383A42"/>
+          <w:sz w:val="18"/>
+          <w:szCs w:val="18"/>
+          <w:shd w:val="clear" w:color="auto" w:fill="F9F9F9"/>
+          <w:lang w:eastAsia="bg-BG"/>
+        </w:rPr>
+        <w:t>c.drawCentredString(</w:t>
+      </w:r>
+      <w:r>
+        <w:rPr>
+          <w:rFonts w:ascii="Consolas" w:eastAsia="Times New Roman" w:hAnsi="Consolas"/>
+          <w:color w:val="986801"/>
+          <w:sz w:val="18"/>
+          <w:szCs w:val="18"/>
+          <w:bdr w:val="single" w:sz="2" w:space="0" w:color="E5E7EB" w:frame="1"/>
+          <w:shd w:val="clear" w:color="auto" w:fill="F9F9F9"/>
+          <w:lang w:eastAsia="bg-BG"/>
+        </w:rPr>
+        <w:t>420</w:t>
+      </w:r>
+      <w:r>
+        <w:rPr>
+          <w:rFonts w:ascii="Consolas" w:eastAsia="Times New Roman" w:hAnsi="Consolas"/>
+          <w:color w:val="383A42"/>
+          <w:sz w:val="18"/>
+          <w:szCs w:val="18"/>
+          <w:shd w:val="clear" w:color="auto" w:fill="F9F9F9"/>
+          <w:lang w:eastAsia="bg-BG"/>
+        </w:rPr>
+        <w:t xml:space="preserve">, </w:t>
+      </w:r>
+      <w:r>
+        <w:rPr>
+          <w:rFonts w:ascii="Consolas" w:eastAsia="Times New Roman" w:hAnsi="Consolas"/>
+          <w:color w:val="986801"/>
+          <w:sz w:val="18"/>
+          <w:szCs w:val="18"/>
+          <w:bdr w:val="single" w:sz="2" w:space="0" w:color="E5E7EB" w:frame="1"/>
+          <w:shd w:val="clear" w:color="auto" w:fill="F9F9F9"/>
+          <w:lang w:eastAsia="bg-BG"/>
+        </w:rPr>
+        <w:t>300</w:t>
+      </w:r>
+      <w:r>
+        <w:rPr>
+          <w:rFonts w:ascii="Consolas" w:eastAsia="Times New Roman" w:hAnsi="Consolas"/>
+          <w:color w:val="383A42"/>
+          <w:sz w:val="18"/>
+          <w:szCs w:val="18"/>
+          <w:shd w:val="clear" w:color="auto" w:fill="F9F9F9"/>
+          <w:lang w:eastAsia="bg-BG"/>
+        </w:rPr>
+        <w:t xml:space="preserve">, </w:t>
+      </w:r>
+      <w:r>
+        <w:rPr>
+          <w:rFonts w:ascii="Consolas" w:eastAsia="Times New Roman" w:hAnsi="Consolas"/>
+          <w:color w:val="C18401"/>
+          <w:sz w:val="18"/>
+          <w:szCs w:val="18"/>
+          <w:bdr w:val="single" w:sz="2" w:space="0" w:color="E5E7EB" w:frame="1"/>
+          <w:shd w:val="clear" w:color="auto" w:fill="F9F9F9"/>
+          <w:lang w:eastAsia="bg-BG"/>
+        </w:rPr>
+        <w:t>str</w:t>
+      </w:r>
+      <w:r>
+        <w:rPr>
+          <w:rFonts w:ascii="Consolas" w:eastAsia="Times New Roman" w:hAnsi="Consolas"/>
+          <w:color w:val="383A42"/>
+          <w:sz w:val="18"/>
+          <w:szCs w:val="18"/>
+          <w:shd w:val="clear" w:color="auto" w:fill="F9F9F9"/>
+          <w:lang w:eastAsia="bg-BG"/>
+        </w:rPr>
+        <w:t>(name))</w:t>
+      </w:r>
+    </w:p>
+    <w:p>
+      <w:pPr>
+        <w:spacing w:after="0" w:line="240" w:lineRule="auto"/>
+        <w:ind w:firstLine="0"/>
+        <w:jc w:val="left"/>
+        <w:rPr>
+          <w:rFonts w:ascii="Consolas" w:eastAsia="Times New Roman" w:hAnsi="Consolas"/>
+          <w:color w:val="383A42"/>
+          <w:sz w:val="18"/>
+          <w:szCs w:val="18"/>
+          <w:shd w:val="clear" w:color="auto" w:fill="F9F9F9"/>
+          <w:lang w:eastAsia="bg-BG"/>
+        </w:rPr>
+      </w:pPr>
+      <w:r>
+        <w:rPr>
+          <w:rFonts w:ascii="Consolas" w:eastAsia="Times New Roman" w:hAnsi="Consolas"/>
+          <w:color w:val="383A42"/>
+          <w:sz w:val="18"/>
+          <w:szCs w:val="18"/>
+          <w:shd w:val="clear" w:color="auto" w:fill="F9F9F9"/>
+          <w:lang w:eastAsia="bg-BG"/>
+        </w:rPr>
+        <w:t>c.drawCentredString(</w:t>
+      </w:r>
+      <w:r>
+        <w:rPr>
+          <w:rFonts w:ascii="Consolas" w:eastAsia="Times New Roman" w:hAnsi="Consolas"/>
+          <w:color w:val="986801"/>
+          <w:sz w:val="18"/>
+          <w:szCs w:val="18"/>
+          <w:bdr w:val="single" w:sz="2" w:space="0" w:color="E5E7EB" w:frame="1"/>
+          <w:shd w:val="clear" w:color="auto" w:fill="F9F9F9"/>
+          <w:lang w:eastAsia="bg-BG"/>
+        </w:rPr>
+        <w:t>420</w:t>
+      </w:r>
+      <w:r>
+        <w:rPr>
+          <w:rFonts w:ascii="Consolas" w:eastAsia="Times New Roman" w:hAnsi="Consolas"/>
+          <w:color w:val="383A42"/>
+          <w:sz w:val="18"/>
+          <w:szCs w:val="18"/>
+          <w:shd w:val="clear" w:color="auto" w:fill="F9F9F9"/>
+          <w:lang w:eastAsia="bg-BG"/>
+        </w:rPr>
+        <w:t xml:space="preserve">, </w:t>
+      </w:r>
+      <w:r>
+        <w:rPr>
+          <w:rFonts w:ascii="Consolas" w:eastAsia="Times New Roman" w:hAnsi="Consolas"/>
+          <w:color w:val="986801"/>
+          <w:sz w:val="18"/>
+          <w:szCs w:val="18"/>
+          <w:bdr w:val="single" w:sz="2" w:space="0" w:color="E5E7EB" w:frame="1"/>
+          <w:shd w:val="clear" w:color="auto" w:fill="F9F9F9"/>
+          <w:lang w:eastAsia="bg-BG"/>
+        </w:rPr>
+        <w:t>240</w:t>
+      </w:r>
+      <w:r>
+        <w:rPr>
+          <w:rFonts w:ascii="Consolas" w:eastAsia="Times New Roman" w:hAnsi="Consolas"/>
+          <w:color w:val="383A42"/>
+          <w:sz w:val="18"/>
+          <w:szCs w:val="18"/>
+          <w:shd w:val="clear" w:color="auto" w:fill="F9F9F9"/>
+          <w:lang w:eastAsia="bg-BG"/>
+        </w:rPr>
+        <w:t xml:space="preserve">, </w:t>
+      </w:r>
+      <w:r>
+        <w:rPr>
+          <w:rFonts w:ascii="Consolas" w:eastAsia="Times New Roman" w:hAnsi="Consolas"/>
+          <w:color w:val="C18401"/>
+          <w:sz w:val="18"/>
+          <w:szCs w:val="18"/>
+          <w:bdr w:val="single" w:sz="2" w:space="0" w:color="E5E7EB" w:frame="1"/>
+          <w:shd w:val="clear" w:color="auto" w:fill="F9F9F9"/>
+          <w:lang w:eastAsia="bg-BG"/>
+        </w:rPr>
+        <w:t>str</w:t>
+      </w:r>
+      <w:r>
+        <w:rPr>
+          <w:rFonts w:ascii="Consolas" w:eastAsia="Times New Roman" w:hAnsi="Consolas"/>
+          <w:color w:val="383A42"/>
+          <w:sz w:val="18"/>
+          <w:szCs w:val="18"/>
+          <w:shd w:val="clear" w:color="auto" w:fill="F9F9F9"/>
+          <w:lang w:eastAsia="bg-BG"/>
+        </w:rPr>
+        <w:t>(participant[</w:t>
+      </w:r>
+      <w:r>
+        <w:rPr>
+          <w:rFonts w:ascii="Consolas" w:eastAsia="Times New Roman" w:hAnsi="Consolas"/>
+          <w:color w:val="50A14F"/>
+          <w:sz w:val="18"/>
+          <w:szCs w:val="18"/>
+          <w:bdr w:val="single" w:sz="2" w:space="0" w:color="E5E7EB" w:frame="1"/>
+          <w:shd w:val="clear" w:color="auto" w:fill="F9F9F9"/>
+          <w:lang w:eastAsia="bg-BG"/>
+        </w:rPr>
+        <w:t>'Курс'</w:t>
+      </w:r>
+      <w:r>
+        <w:rPr>
+          <w:rFonts w:ascii="Consolas" w:eastAsia="Times New Roman" w:hAnsi="Consolas"/>
+          <w:color w:val="383A42"/>
+          <w:sz w:val="18"/>
+          <w:szCs w:val="18"/>
+          <w:shd w:val="clear" w:color="auto" w:fill="F9F9F9"/>
+          <w:lang w:eastAsia="bg-BG"/>
+        </w:rPr>
+        <w:t>]))</w:t>
+      </w:r>
+    </w:p>
+    <w:p>
+      <w:pPr>
+        <w:rPr>
+          <w:lang w:eastAsia="bg-BG"/>
+        </w:rPr>
+      </w:pPr>
+      <w:r>
+        <w:rPr>
+          <w:rFonts w:ascii="Consolas" w:eastAsia="Times New Roman" w:hAnsi="Consolas"/>
+          <w:color w:val="383A42"/>
+          <w:sz w:val="18"/>
+          <w:szCs w:val="18"/>
+          <w:shd w:val="clear" w:color="auto" w:fill="F9F9F9"/>
+          <w:lang w:eastAsia="bg-BG"/>
+        </w:rPr>
+        <w:t>c.drawString(</w:t>
+      </w:r>
+      <w:r>
+        <w:rPr>
+          <w:rFonts w:ascii="Consolas" w:eastAsia="Times New Roman" w:hAnsi="Consolas"/>
+          <w:color w:val="986801"/>
+          <w:sz w:val="18"/>
+          <w:szCs w:val="18"/>
+          <w:bdr w:val="single" w:sz="2" w:space="0" w:color="E5E7EB" w:frame="1"/>
+          <w:shd w:val="clear" w:color="auto" w:fill="F9F9F9"/>
+          <w:lang w:eastAsia="bg-BG"/>
+        </w:rPr>
+        <w:t>600</w:t>
+      </w:r>
+      <w:r>
+        <w:rPr>
+          <w:rFonts w:ascii="Consolas" w:eastAsia="Times New Roman" w:hAnsi="Consolas"/>
+          <w:color w:val="383A42"/>
+          <w:sz w:val="18"/>
+          <w:szCs w:val="18"/>
+          <w:shd w:val="clear" w:color="auto" w:fill="F9F9F9"/>
+          <w:lang w:eastAsia="bg-BG"/>
+        </w:rPr>
+        <w:t xml:space="preserve">, </w:t>
+      </w:r>
+      <w:r>
+        <w:rPr>
+          <w:rFonts w:ascii="Consolas" w:eastAsia="Times New Roman" w:hAnsi="Consolas"/>
+          <w:color w:val="986801"/>
+          <w:sz w:val="18"/>
+          <w:szCs w:val="18"/>
+          <w:bdr w:val="single" w:sz="2" w:space="0" w:color="E5E7EB" w:frame="1"/>
+          <w:shd w:val="clear" w:color="auto" w:fill="F9F9F9"/>
+          <w:lang w:eastAsia="bg-BG"/>
+        </w:rPr>
+        <w:t>150</w:t>
+      </w:r>
+      <w:r>
+        <w:rPr>
+          <w:rFonts w:ascii="Consolas" w:eastAsia="Times New Roman" w:hAnsi="Consolas"/>
+          <w:color w:val="383A42"/>
+          <w:sz w:val="18"/>
+          <w:szCs w:val="18"/>
+          <w:shd w:val="clear" w:color="auto" w:fill="F9F9F9"/>
+          <w:lang w:eastAsia="bg-BG"/>
+        </w:rPr>
+        <w:t xml:space="preserve">, </w:t>
+      </w:r>
+      <w:r>
+        <w:rPr>
+          <w:rFonts w:ascii="Consolas" w:eastAsia="Times New Roman" w:hAnsi="Consolas"/>
+          <w:color w:val="50A14F"/>
+          <w:sz w:val="18"/>
+          <w:szCs w:val="18"/>
+          <w:bdr w:val="single" w:sz="2" w:space="0" w:color="E5E7EB" w:frame="1"/>
+          <w:shd w:val="clear" w:color="auto" w:fill="F9F9F9"/>
+          <w:lang w:eastAsia="bg-BG"/>
+        </w:rPr>
+        <w:t xml:space="preserve">f"Дата: </w:t>
+      </w:r>
+      <w:r>
+        <w:rPr>
+          <w:rFonts w:ascii="Consolas" w:eastAsia="Times New Roman" w:hAnsi="Consolas"/>
+          <w:color w:val="E45649"/>
+          <w:sz w:val="18"/>
+          <w:szCs w:val="18"/>
+          <w:bdr w:val="single" w:sz="2" w:space="0" w:color="E5E7EB" w:frame="1"/>
+          <w:shd w:val="clear" w:color="auto" w:fill="F9F9F9"/>
+          <w:lang w:eastAsia="bg-BG"/>
+        </w:rPr>
+        <w:t>{participant[</w:t>
+      </w:r>
+      <w:r>
+        <w:rPr>
+          <w:rFonts w:ascii="Consolas" w:eastAsia="Times New Roman" w:hAnsi="Consolas"/>
+          <w:color w:val="50A14F"/>
+          <w:sz w:val="18"/>
+          <w:szCs w:val="18"/>
+          <w:bdr w:val="single" w:sz="2" w:space="0" w:color="E5E7EB" w:frame="1"/>
+          <w:shd w:val="clear" w:color="auto" w:fill="F9F9F9"/>
+          <w:lang w:eastAsia="bg-BG"/>
+        </w:rPr>
+        <w:t>'Дата'</w:t>
+      </w:r>
+      <w:r>
+        <w:rPr>
+          <w:rFonts w:ascii="Consolas" w:eastAsia="Times New Roman" w:hAnsi="Consolas"/>
+          <w:color w:val="E45649"/>
+          <w:sz w:val="18"/>
+          <w:szCs w:val="18"/>
+          <w:bdr w:val="single" w:sz="2" w:space="0" w:color="E5E7EB" w:frame="1"/>
+          <w:shd w:val="clear" w:color="auto" w:fill="F9F9F9"/>
+          <w:lang w:eastAsia="bg-BG"/>
+        </w:rPr>
+        <w:t>]}</w:t>
+      </w:r>
+      <w:r>
+        <w:rPr>
+          <w:rFonts w:ascii="Consolas" w:eastAsia="Times New Roman" w:hAnsi="Consolas"/>
+          <w:color w:val="50A14F"/>
+          <w:sz w:val="18"/>
+          <w:szCs w:val="18"/>
+          <w:bdr w:val="single" w:sz="2" w:space="0" w:color="E5E7EB" w:frame="1"/>
+          <w:shd w:val="clear" w:color="auto" w:fill="F9F9F9"/>
+          <w:lang w:eastAsia="bg-BG"/>
+        </w:rPr>
+        <w:t>"</w:t>
+      </w:r>
+      <w:r>
+        <w:rPr>
+          <w:rFonts w:ascii="Consolas" w:eastAsia="Times New Roman" w:hAnsi="Consolas"/>
+          <w:color w:val="383A42"/>
+          <w:sz w:val="18"/>
+          <w:szCs w:val="18"/>
+          <w:shd w:val="clear" w:color="auto" w:fill="F9F9F9"/>
+          <w:lang w:eastAsia="bg-BG"/>
+        </w:rPr>
+        <w:t>)</w:t>
+      </w:r>
+    </w:p>
+    <w:p>
+      <w:pPr>
+        <w:rPr>
+          <w:lang w:eastAsia="bg-BG"/>
+        </w:rPr>
+      </w:pPr>
     </w:p>
     <w:p>
       <w:pPr>
@@ -3584,10 +5075,9 @@
         <w:rPr>
           <w:lang w:eastAsia="bg-BG"/>
         </w:rPr>
-        <w:lastRenderedPageBreak/>
         <w:t xml:space="preserve">  </w:t>
       </w:r>
-      <w:bookmarkStart w:id="8" w:name="_Toc226454352"/>
+      <w:bookmarkStart w:id="8" w:name="_Toc226457489"/>
       <w:r>
         <w:rPr>
           <w:lang w:eastAsia="bg-BG"/>
@@ -3637,7 +5127,7 @@
         </w:rPr>
         <w:t xml:space="preserve"> </w:t>
       </w:r>
-      <w:bookmarkStart w:id="9" w:name="_Toc226454353"/>
+      <w:bookmarkStart w:id="9" w:name="_Toc226457490"/>
       <w:r>
         <w:rPr>
           <w:rStyle w:val="Heading2Char"/>
@@ -3706,7 +5196,7 @@
           <w:lang w:eastAsia="bg-BG"/>
         </w:rPr>
       </w:pPr>
-      <w:bookmarkStart w:id="10" w:name="_Toc226454354"/>
+      <w:bookmarkStart w:id="10" w:name="_Toc226457491"/>
       <w:r>
         <w:rPr>
           <w:lang w:eastAsia="bg-BG"/>
@@ -3756,6 +5246,7 @@
         <w:rPr>
           <w:lang w:eastAsia="bg-BG"/>
         </w:rPr>
+        <w:lastRenderedPageBreak/>
         <w:t>Коректно прехвърляне на структурирана информация от базата данни към шаблонния документ;</w:t>
       </w:r>
     </w:p>
@@ -3824,9 +5315,8 @@
       <w:pPr>
         <w:pStyle w:val="Heading1"/>
       </w:pPr>
-      <w:bookmarkStart w:id="11" w:name="_Toc226454355"/>
-      <w:r>
-        <w:lastRenderedPageBreak/>
+      <w:bookmarkStart w:id="11" w:name="_Toc226457492"/>
+      <w:r>
         <w:t>Алгоритми за позициониране на текст и графика в шаблонните документи</w:t>
       </w:r>
       <w:bookmarkEnd w:id="11"/>
@@ -3851,7 +5341,7 @@
           <w:lang w:eastAsia="bg-BG"/>
         </w:rPr>
       </w:pPr>
-      <w:bookmarkStart w:id="12" w:name="_Toc226454356"/>
+      <w:bookmarkStart w:id="12" w:name="_Toc226457493"/>
       <w:r>
         <w:rPr>
           <w:lang w:eastAsia="bg-BG"/>
@@ -3953,11 +5443,12 @@
           <w:lang w:eastAsia="bg-BG"/>
         </w:rPr>
       </w:pPr>
-      <w:bookmarkStart w:id="13" w:name="_Toc226454357"/>
-      <w:r>
-        <w:rPr>
-          <w:lang w:eastAsia="bg-BG"/>
-        </w:rPr>
+      <w:bookmarkStart w:id="13" w:name="_Toc226457494"/>
+      <w:r>
+        <w:rPr>
+          <w:lang w:eastAsia="bg-BG"/>
+        </w:rPr>
+        <w:lastRenderedPageBreak/>
         <w:t>Обработка и визуализация на таблични данни</w:t>
       </w:r>
       <w:bookmarkEnd w:id="13"/>
@@ -4040,7 +5531,6 @@
         <w:rPr>
           <w:lang w:eastAsia="bg-BG"/>
         </w:rPr>
-        <w:lastRenderedPageBreak/>
         <w:t>Асистивните технологии често не са в състояние да декодират таблиците по подходящ начин, което налага разработването на нови методи за подобряване на достъпността.</w:t>
       </w:r>
     </w:p>
@@ -4048,7 +5538,7 @@
       <w:pPr>
         <w:pStyle w:val="Heading1"/>
       </w:pPr>
-      <w:bookmarkStart w:id="14" w:name="_Toc226454358"/>
+      <w:bookmarkStart w:id="14" w:name="_Toc226457495"/>
       <w:r>
         <w:t>Алгоритми за търсене на текст в шаблонни документи</w:t>
       </w:r>
@@ -4162,6 +5652,7 @@
         <w:rPr>
           <w:lang w:eastAsia="bg-BG"/>
         </w:rPr>
+        <w:lastRenderedPageBreak/>
         <w:t>Този подход се използва за приблизително съвпадение на низове, например при изчисляването на разстоянието на Левенщайн или Хаминг.</w:t>
       </w:r>
     </w:p>
@@ -4169,7 +5660,7 @@
       <w:pPr>
         <w:pStyle w:val="Heading1"/>
       </w:pPr>
-      <w:bookmarkStart w:id="15" w:name="_Toc226454359"/>
+      <w:bookmarkStart w:id="15" w:name="_Toc226457496"/>
       <w:r>
         <w:t>Сигурност при генериране и обработка на PDF документи</w:t>
       </w:r>
@@ -4195,33 +5686,126 @@
           <w:lang w:eastAsia="bg-BG"/>
         </w:rPr>
       </w:pPr>
-      <w:bookmarkStart w:id="16" w:name="_Toc226454360"/>
-      <w:r>
-        <w:rPr>
-          <w:lang w:eastAsia="bg-BG"/>
-        </w:rPr>
+      <w:bookmarkStart w:id="16" w:name="_Toc226457497"/>
+      <w:r>
+        <w:rPr>
+          <w:lang w:eastAsia="bg-BG"/>
+        </w:rPr>
+        <w:t>Програмистките възможности на PDF</w:t>
+      </w:r>
+      <w:bookmarkEnd w:id="16"/>
+    </w:p>
+    <w:p>
+      <w:pPr>
+        <w:rPr>
+          <w:lang w:eastAsia="bg-BG"/>
+        </w:rPr>
+      </w:pPr>
+      <w:r>
+        <w:rPr>
+          <w:lang w:eastAsia="bg-BG"/>
+        </w:rPr>
+        <w:t>PDF документите не са просто статични файлове, а съдържат изпълними елементи, които могат да бъдат използвани за задействане на атаки чрез вградени алгоритми и скриптове</w:t>
+      </w:r>
+      <w:r>
+        <w:rPr>
+          <w:lang w:eastAsia="bg-BG"/>
+        </w:rPr>
+        <w:t>.</w:t>
+      </w:r>
+    </w:p>
+    <w:p>
+      <w:pPr>
+        <w:pStyle w:val="Heading2"/>
+        <w:rPr>
+          <w:lang w:eastAsia="bg-BG"/>
+        </w:rPr>
+      </w:pPr>
+      <w:bookmarkStart w:id="17" w:name="_Toc226457498"/>
+      <w:r>
+        <w:rPr>
+          <w:lang w:eastAsia="bg-BG"/>
+        </w:rPr>
+        <w:t>Рискове и заплахи</w:t>
+      </w:r>
+      <w:bookmarkEnd w:id="17"/>
+    </w:p>
+    <w:p>
+      <w:pPr>
+        <w:rPr>
+          <w:lang w:eastAsia="bg-BG"/>
+        </w:rPr>
+      </w:pPr>
+      <w:r>
+        <w:rPr>
+          <w:lang w:eastAsia="bg-BG"/>
+        </w:rPr>
+        <w:t>Изследванията са установили, че атаките чрез PDF често се извършват чрез злоупотреба с функции като OpenAction и Action, които позволяват скрити манипулации в документа</w:t>
+      </w:r>
+      <w:r>
+        <w:rPr>
+          <w:lang w:eastAsia="bg-BG"/>
+        </w:rPr>
+        <w:t>.</w:t>
+      </w:r>
+    </w:p>
+    <w:p>
+      <w:pPr>
+        <w:pStyle w:val="Heading2"/>
+        <w:rPr>
+          <w:lang w:eastAsia="bg-BG"/>
+        </w:rPr>
+      </w:pPr>
+      <w:bookmarkStart w:id="18" w:name="_Toc226457499"/>
+      <w:r>
+        <w:rPr>
+          <w:lang w:eastAsia="bg-BG"/>
+        </w:rPr>
+        <w:t>Мерки за повишаване на сигурността</w:t>
+      </w:r>
+      <w:bookmarkEnd w:id="18"/>
+    </w:p>
+    <w:p>
+      <w:pPr>
+        <w:rPr>
+          <w:lang w:eastAsia="bg-BG"/>
+        </w:rPr>
+      </w:pPr>
+      <w:r>
+        <w:rPr>
+          <w:lang w:eastAsia="bg-BG"/>
+        </w:rPr>
+        <w:t>Препоръчително е да се ограничат определени функционалности на PDF, особено при използването му в критични среди, както и да се приложат мерки за защита на конфигурационните файлове и регистър ключовете</w:t>
+      </w:r>
+      <w:r>
+        <w:rPr>
+          <w:lang w:eastAsia="bg-BG"/>
+        </w:rPr>
+        <w:t>.</w:t>
+      </w:r>
+    </w:p>
+    <w:p>
+      <w:pPr>
+        <w:pStyle w:val="Heading1"/>
+      </w:pPr>
+      <w:bookmarkStart w:id="19" w:name="_Toc226457500"/>
+      <w:r>
         <w:lastRenderedPageBreak/>
-        <w:t>Програмистките възможности на PDF</w:t>
-      </w:r>
-      <w:bookmarkEnd w:id="16"/>
-    </w:p>
-    <w:p>
-      <w:pPr>
-        <w:rPr>
-          <w:lang w:eastAsia="bg-BG"/>
-        </w:rPr>
-      </w:pPr>
-      <w:r>
-        <w:rPr>
-          <w:lang w:eastAsia="bg-BG"/>
-        </w:rPr>
-        <w:t>PDF документите не са просто статични файлове, а съдържат изпълними елементи, които могат да бъдат използвани за задействане на атаки чрез вградени алгоритми и скриптове</w:t>
-      </w:r>
-      <w:r>
-        <w:rPr>
-          <w:lang w:eastAsia="bg-BG"/>
-        </w:rPr>
-        <w:t>.</w:t>
+        <w:t>Интегриране на алгоритми за клъстериране на текстове в процеса на генериране на документи</w:t>
+      </w:r>
+      <w:bookmarkEnd w:id="19"/>
+    </w:p>
+    <w:p>
+      <w:pPr>
+        <w:rPr>
+          <w:lang w:eastAsia="bg-BG"/>
+        </w:rPr>
+      </w:pPr>
+      <w:r>
+        <w:rPr>
+          <w:lang w:eastAsia="bg-BG"/>
+        </w:rPr>
+        <w:t>Един от новите и иновативни подходи при автоматизираното генериране на шаблонни документи е интегрирането на алгоритми за кластеризация на текст. Този подход позволява групиране на подобни текстови фрагменти и оптимизиране на представянето им в крайния документ.</w:t>
       </w:r>
     </w:p>
     <w:p>
@@ -4231,100 +5815,7 @@
           <w:lang w:eastAsia="bg-BG"/>
         </w:rPr>
       </w:pPr>
-      <w:bookmarkStart w:id="17" w:name="_Toc226454361"/>
-      <w:r>
-        <w:rPr>
-          <w:lang w:eastAsia="bg-BG"/>
-        </w:rPr>
-        <w:t>Рискове и заплахи</w:t>
-      </w:r>
-      <w:bookmarkEnd w:id="17"/>
-    </w:p>
-    <w:p>
-      <w:pPr>
-        <w:rPr>
-          <w:lang w:eastAsia="bg-BG"/>
-        </w:rPr>
-      </w:pPr>
-      <w:r>
-        <w:rPr>
-          <w:lang w:eastAsia="bg-BG"/>
-        </w:rPr>
-        <w:t>Изследванията са установили, че атаките чрез PDF често се извършват чрез злоупотреба с функции като OpenAction и Action, които позволяват скрити манипулации в документа</w:t>
-      </w:r>
-      <w:r>
-        <w:rPr>
-          <w:lang w:eastAsia="bg-BG"/>
-        </w:rPr>
-        <w:t>.</w:t>
-      </w:r>
-    </w:p>
-    <w:p>
-      <w:pPr>
-        <w:pStyle w:val="Heading2"/>
-        <w:rPr>
-          <w:lang w:eastAsia="bg-BG"/>
-        </w:rPr>
-      </w:pPr>
-      <w:bookmarkStart w:id="18" w:name="_Toc226454362"/>
-      <w:r>
-        <w:rPr>
-          <w:lang w:eastAsia="bg-BG"/>
-        </w:rPr>
-        <w:t>Мерки за повишаване на сигурността</w:t>
-      </w:r>
-      <w:bookmarkEnd w:id="18"/>
-    </w:p>
-    <w:p>
-      <w:pPr>
-        <w:rPr>
-          <w:lang w:eastAsia="bg-BG"/>
-        </w:rPr>
-      </w:pPr>
-      <w:r>
-        <w:rPr>
-          <w:lang w:eastAsia="bg-BG"/>
-        </w:rPr>
-        <w:t>Препоръчително е да се ограничат определени функционалности на PDF, особено при използването му в критични среди, както и да се приложат мерки за защита на конфигурационните файлове и регистър ключовете</w:t>
-      </w:r>
-      <w:r>
-        <w:rPr>
-          <w:lang w:eastAsia="bg-BG"/>
-        </w:rPr>
-        <w:t>.</w:t>
-      </w:r>
-    </w:p>
-    <w:p>
-      <w:pPr>
-        <w:pStyle w:val="Heading1"/>
-      </w:pPr>
-      <w:bookmarkStart w:id="19" w:name="_Toc226454363"/>
-      <w:r>
-        <w:t>Интегриране на алгоритми за клъстериране на текстове в процеса на генериране на документи</w:t>
-      </w:r>
-      <w:bookmarkEnd w:id="19"/>
-    </w:p>
-    <w:p>
-      <w:pPr>
-        <w:rPr>
-          <w:lang w:eastAsia="bg-BG"/>
-        </w:rPr>
-      </w:pPr>
-      <w:r>
-        <w:rPr>
-          <w:lang w:eastAsia="bg-BG"/>
-        </w:rPr>
-        <w:t>Един от новите и иновативни подходи при автоматизираното генериране на шаблонни документи е интегрирането на алгоритми за кластеризация на текст. Този подход позволява групиране на подобни текстови фрагменти и оптимизиране на представянето им в крайния документ.</w:t>
-      </w:r>
-    </w:p>
-    <w:p>
-      <w:pPr>
-        <w:pStyle w:val="Heading2"/>
-        <w:rPr>
-          <w:lang w:eastAsia="bg-BG"/>
-        </w:rPr>
-      </w:pPr>
-      <w:bookmarkStart w:id="20" w:name="_Toc226454364"/>
+      <w:bookmarkStart w:id="20" w:name="_Toc226457501"/>
       <w:r>
         <w:rPr>
           <w:lang w:eastAsia="bg-BG"/>
@@ -4359,7 +5850,7 @@
         </w:rPr>
         <w:t xml:space="preserve">  </w:t>
       </w:r>
-      <w:bookmarkStart w:id="21" w:name="_Toc226454365"/>
+      <w:bookmarkStart w:id="21" w:name="_Toc226457502"/>
       <w:r>
         <w:rPr>
           <w:rStyle w:val="Heading3Char"/>
@@ -4395,7 +5886,7 @@
         </w:rPr>
         <w:t xml:space="preserve">  </w:t>
       </w:r>
-      <w:bookmarkStart w:id="22" w:name="_Toc226454366"/>
+      <w:bookmarkStart w:id="22" w:name="_Toc226457503"/>
       <w:r>
         <w:rPr>
           <w:rStyle w:val="Heading3Char"/>
@@ -4415,7 +5906,6 @@
         <w:rPr>
           <w:lang w:eastAsia="bg-BG"/>
         </w:rPr>
-        <w:lastRenderedPageBreak/>
         <w:t xml:space="preserve"> Прилагането на подходи за позиционно тегло води до по-точно групиране на текстовете, като се гарантира, че темите са представени адекватно.</w:t>
       </w:r>
     </w:p>
@@ -4426,7 +5916,7 @@
           <w:lang w:eastAsia="bg-BG"/>
         </w:rPr>
       </w:pPr>
-      <w:bookmarkStart w:id="23" w:name="_Toc226454367"/>
+      <w:bookmarkStart w:id="23" w:name="_Toc226457504"/>
       <w:r>
         <w:rPr>
           <w:lang w:eastAsia="bg-BG"/>
@@ -4467,7 +5957,7 @@
         </w:rPr>
         <w:t xml:space="preserve"> </w:t>
       </w:r>
-      <w:bookmarkStart w:id="24" w:name="_Toc226454368"/>
+      <w:bookmarkStart w:id="24" w:name="_Toc226457505"/>
       <w:r>
         <w:rPr>
           <w:rStyle w:val="Heading3Char"/>
@@ -4515,7 +6005,7 @@
         </w:rPr>
         <w:t xml:space="preserve">  </w:t>
       </w:r>
-      <w:bookmarkStart w:id="25" w:name="_Toc226454369"/>
+      <w:bookmarkStart w:id="25" w:name="_Toc226457506"/>
       <w:r>
         <w:rPr>
           <w:rStyle w:val="Heading3Char"/>
@@ -4542,8 +6032,9 @@
       <w:pPr>
         <w:pStyle w:val="Heading1"/>
       </w:pPr>
-      <w:bookmarkStart w:id="26" w:name="_Toc226454370"/>
-      <w:r>
+      <w:bookmarkStart w:id="26" w:name="_Toc226457507"/>
+      <w:r>
+        <w:lastRenderedPageBreak/>
         <w:t>Обобщение и препоръки</w:t>
       </w:r>
       <w:bookmarkEnd w:id="26"/>
@@ -4568,7 +6059,7 @@
           <w:lang w:eastAsia="bg-BG"/>
         </w:rPr>
       </w:pPr>
-      <w:bookmarkStart w:id="27" w:name="_Toc226454371"/>
+      <w:bookmarkStart w:id="27" w:name="_Toc226457508"/>
       <w:r>
         <w:rPr>
           <w:lang w:eastAsia="bg-BG"/>
@@ -4620,7 +6111,7 @@
           <w:lang w:eastAsia="bg-BG"/>
         </w:rPr>
       </w:pPr>
-      <w:bookmarkStart w:id="28" w:name="_Toc226454372"/>
+      <w:bookmarkStart w:id="28" w:name="_Toc226457509"/>
       <w:r>
         <w:rPr>
           <w:lang w:eastAsia="bg-BG"/>
@@ -4669,7 +6160,7 @@
       <w:pPr>
         <w:pStyle w:val="Heading2"/>
       </w:pPr>
-      <w:bookmarkStart w:id="29" w:name="_Toc226454373"/>
+      <w:bookmarkStart w:id="29" w:name="_Toc226457510"/>
       <w:r>
         <w:rPr>
           <w:rStyle w:val="Heading2Char"/>
@@ -4677,7 +6168,6 @@
           <w:bCs/>
           <w:smallCaps/>
         </w:rPr>
-        <w:lastRenderedPageBreak/>
         <w:t>Методи за текстово търсене</w:t>
       </w:r>
       <w:bookmarkEnd w:id="29"/>
@@ -4764,7 +6254,7 @@
       <w:pPr>
         <w:pStyle w:val="Heading2"/>
       </w:pPr>
-      <w:bookmarkStart w:id="30" w:name="_Toc226454374"/>
+      <w:bookmarkStart w:id="30" w:name="_Toc226457511"/>
       <w:r>
         <w:rPr>
           <w:rStyle w:val="Heading2Char"/>
@@ -4858,7 +6348,7 @@
       <w:pPr>
         <w:pStyle w:val="Heading2"/>
       </w:pPr>
-      <w:bookmarkStart w:id="31" w:name="_Toc226454375"/>
+      <w:bookmarkStart w:id="31" w:name="_Toc226457512"/>
       <w:r>
         <w:rPr>
           <w:rStyle w:val="Heading2Char"/>
@@ -4943,7 +6433,7 @@
       <w:pPr>
         <w:pStyle w:val="Heading2"/>
       </w:pPr>
-      <w:bookmarkStart w:id="32" w:name="_Toc226454376"/>
+      <w:bookmarkStart w:id="32" w:name="_Toc226457513"/>
       <w:r>
         <w:rPr>
           <w:rStyle w:val="Heading2Char"/>
@@ -4959,7 +6449,7 @@
       <w:pPr>
         <w:pStyle w:val="Heading3"/>
       </w:pPr>
-      <w:bookmarkStart w:id="33" w:name="_Toc226454377"/>
+      <w:bookmarkStart w:id="33" w:name="_Toc226457514"/>
       <w:r>
         <w:rPr>
           <w:rStyle w:val="Heading3Char"/>
@@ -5003,7 +6493,6 @@
         <w:rPr>
           <w:lang w:eastAsia="bg-BG"/>
         </w:rPr>
-        <w:lastRenderedPageBreak/>
         <w:t>Интегрирайте алгоритми за акуратно обработване на таблици, за да осигурите тяхната пълна семантична стойност и достъпност за потребители със специални нужди.</w:t>
       </w:r>
     </w:p>
@@ -5011,7 +6500,7 @@
       <w:pPr>
         <w:pStyle w:val="Heading3"/>
       </w:pPr>
-      <w:bookmarkStart w:id="34" w:name="_Toc226454378"/>
+      <w:bookmarkStart w:id="34" w:name="_Toc226457515"/>
       <w:r>
         <w:rPr>
           <w:rStyle w:val="Heading3Char"/>
@@ -5062,7 +6551,7 @@
       <w:pPr>
         <w:pStyle w:val="Heading3"/>
       </w:pPr>
-      <w:bookmarkStart w:id="35" w:name="_Toc226454379"/>
+      <w:bookmarkStart w:id="35" w:name="_Toc226457516"/>
       <w:r>
         <w:t>Относно PDF сигурността</w:t>
       </w:r>
@@ -5101,6 +6590,7 @@
         <w:rPr>
           <w:lang w:eastAsia="bg-BG"/>
         </w:rPr>
+        <w:lastRenderedPageBreak/>
         <w:t>Насърчавайте редовни одити на документалните системи, за да се гарантира, че слабите места са своевременно идентифицирани и отстранени.</w:t>
       </w:r>
     </w:p>
@@ -5108,7 +6598,7 @@
       <w:pPr>
         <w:pStyle w:val="Heading1"/>
       </w:pPr>
-      <w:bookmarkStart w:id="36" w:name="_Toc226454380"/>
+      <w:bookmarkStart w:id="36" w:name="_Toc226457517"/>
       <w:r>
         <w:t>Финални Изводи</w:t>
       </w:r>
@@ -5146,9 +6636,8 @@
       <w:pPr>
         <w:pStyle w:val="Heading2"/>
       </w:pPr>
-      <w:bookmarkStart w:id="37" w:name="_Toc226454381"/>
-      <w:r>
-        <w:lastRenderedPageBreak/>
+      <w:bookmarkStart w:id="37" w:name="_Toc226457518"/>
+      <w:r>
         <w:t>Основните точки, които трябва да се вземат предвид</w:t>
       </w:r>
       <w:bookmarkEnd w:id="37"/>
@@ -5234,8 +6723,9 @@
       <w:pPr>
         <w:pStyle w:val="Heading2"/>
       </w:pPr>
-      <w:bookmarkStart w:id="38" w:name="_Toc226454382"/>
-      <w:r>
+      <w:bookmarkStart w:id="38" w:name="_Toc226457519"/>
+      <w:r>
+        <w:lastRenderedPageBreak/>
         <w:t>Основните изводи</w:t>
       </w:r>
       <w:bookmarkEnd w:id="38"/>
@@ -5297,7 +6787,6 @@
         </w:numPr>
       </w:pPr>
       <w:r>
-        <w:lastRenderedPageBreak/>
         <w:t>Препоръчва се комбинирано използване на модерни алгоритми за търсене на текст и динамично програмиране за постигане на висока ефективност при обработката на документи.</w:t>
       </w:r>
     </w:p>
@@ -5305,7 +6794,7 @@
       <w:pPr>
         <w:pStyle w:val="Heading2"/>
       </w:pPr>
-      <w:bookmarkStart w:id="39" w:name="_Toc226454383"/>
+      <w:bookmarkStart w:id="39" w:name="_Toc226457520"/>
       <w:r>
         <w:t>Основни изводи</w:t>
       </w:r>
@@ -5388,6 +6877,7 @@
         <w:ind w:left="1211" w:firstLine="0"/>
       </w:pPr>
       <w:r>
+        <w:lastRenderedPageBreak/>
         <w:t>Използването на техники, базирани на позиционно тежест, оптимизира избора на ключови думи и групирането на текст, водейки до подобро структуриране на документите.</w:t>
       </w:r>
     </w:p>
@@ -5413,18 +6903,14 @@
     </w:p>
     <w:p>
       <w:r>
-        <w:t xml:space="preserve">Тези заключения предоставят ясна представа за необходимостта от цялостен, мултидисциплинарен подход при разработката на системи за автоматизирано генериране на шаблонни документи. В бъдеще е необходимо продължаване на изследванията в тази област, за да се интегрират нови технологии и да се надграждат </w:t>
-      </w:r>
-      <w:r>
-        <w:lastRenderedPageBreak/>
-        <w:t>съществуващите системи с оглед на повишаване на ефективността, достъпността и сигурността на генерираните документи.</w:t>
+        <w:t>Тези заключения предоставят ясна представа за необходимостта от цялостен, мултидисциплинарен подход при разработката на системи за автоматизирано генериране на шаблонни документи. В бъдеще е необходимо продължаване на изследванията в тази област, за да се интегрират нови технологии и да се надграждат съществуващите системи с оглед на повишаване на ефективността, достъпността и сигурността на генерираните документи.</w:t>
       </w:r>
     </w:p>
     <w:p>
       <w:pPr>
         <w:pStyle w:val="Heading1"/>
       </w:pPr>
-      <w:bookmarkStart w:id="40" w:name="_Toc226454384"/>
+      <w:bookmarkStart w:id="40" w:name="_Toc226457521"/>
       <w:r>
         <w:t>Заключение</w:t>
       </w:r>
@@ -5452,7 +6938,7 @@
       <w:pPr>
         <w:pStyle w:val="Heading1"/>
       </w:pPr>
-      <w:bookmarkStart w:id="41" w:name="_Toc226454385"/>
+      <w:bookmarkStart w:id="41" w:name="_Toc226457522"/>
       <w:r>
         <w:t>Литература:</w:t>
       </w:r>
@@ -5516,6 +7002,7 @@
         <w:spacing w:after="160"/>
       </w:pPr>
       <w:r>
+        <w:lastRenderedPageBreak/>
         <w:t xml:space="preserve">Донълдсън, Тоби. Бързо ръководство:Програмиране с </w:t>
       </w:r>
       <w:r>
@@ -5683,7 +7170,6 @@
         <w:spacing w:beforeAutospacing="0" w:afterAutospacing="0"/>
       </w:pPr>
       <w:r>
-        <w:lastRenderedPageBreak/>
         <w:t>https://www.inventum.bg/web-design/css/</w:t>
       </w:r>
     </w:p>
@@ -5755,7 +7241,7 @@
           <w:rPr>
             <w:noProof/>
           </w:rPr>
-          <w:t>4</w:t>
+          <w:t>6</w:t>
         </w:r>
         <w:r>
           <w:rPr>
@@ -7810,6 +9296,119 @@
     </w:lvl>
   </w:abstractNum>
   <w:abstractNum w:abstractNumId="17" w15:restartNumberingAfterBreak="0">
+    <w:nsid w:val="4B27524B"/>
+    <w:multiLevelType w:val="hybridMultilevel"/>
+    <w:tmpl w:val="B2BEA4E0"/>
+    <w:lvl w:ilvl="0" w:tplc="04020001">
+      <w:start w:val="1"/>
+      <w:numFmt w:val="bullet"/>
+      <w:lvlText w:val=""/>
+      <w:lvlJc w:val="left"/>
+      <w:pPr>
+        <w:ind w:left="1571" w:hanging="360"/>
+      </w:pPr>
+      <w:rPr>
+        <w:rFonts w:ascii="Symbol" w:hAnsi="Symbol" w:hint="default"/>
+      </w:rPr>
+    </w:lvl>
+    <w:lvl w:ilvl="1" w:tplc="04020003" w:tentative="1">
+      <w:start w:val="1"/>
+      <w:numFmt w:val="bullet"/>
+      <w:lvlText w:val="o"/>
+      <w:lvlJc w:val="left"/>
+      <w:pPr>
+        <w:ind w:left="2291" w:hanging="360"/>
+      </w:pPr>
+      <w:rPr>
+        <w:rFonts w:ascii="Courier New" w:hAnsi="Courier New" w:cs="Courier New" w:hint="default"/>
+      </w:rPr>
+    </w:lvl>
+    <w:lvl w:ilvl="2" w:tplc="04020005" w:tentative="1">
+      <w:start w:val="1"/>
+      <w:numFmt w:val="bullet"/>
+      <w:lvlText w:val=""/>
+      <w:lvlJc w:val="left"/>
+      <w:pPr>
+        <w:ind w:left="3011" w:hanging="360"/>
+      </w:pPr>
+      <w:rPr>
+        <w:rFonts w:ascii="Wingdings" w:hAnsi="Wingdings" w:hint="default"/>
+      </w:rPr>
+    </w:lvl>
+    <w:lvl w:ilvl="3" w:tplc="04020001" w:tentative="1">
+      <w:start w:val="1"/>
+      <w:numFmt w:val="bullet"/>
+      <w:lvlText w:val=""/>
+      <w:lvlJc w:val="left"/>
+      <w:pPr>
+        <w:ind w:left="3731" w:hanging="360"/>
+      </w:pPr>
+      <w:rPr>
+        <w:rFonts w:ascii="Symbol" w:hAnsi="Symbol" w:hint="default"/>
+      </w:rPr>
+    </w:lvl>
+    <w:lvl w:ilvl="4" w:tplc="04020003" w:tentative="1">
+      <w:start w:val="1"/>
+      <w:numFmt w:val="bullet"/>
+      <w:lvlText w:val="o"/>
+      <w:lvlJc w:val="left"/>
+      <w:pPr>
+        <w:ind w:left="4451" w:hanging="360"/>
+      </w:pPr>
+      <w:rPr>
+        <w:rFonts w:ascii="Courier New" w:hAnsi="Courier New" w:cs="Courier New" w:hint="default"/>
+      </w:rPr>
+    </w:lvl>
+    <w:lvl w:ilvl="5" w:tplc="04020005" w:tentative="1">
+      <w:start w:val="1"/>
+      <w:numFmt w:val="bullet"/>
+      <w:lvlText w:val=""/>
+      <w:lvlJc w:val="left"/>
+      <w:pPr>
+        <w:ind w:left="5171" w:hanging="360"/>
+      </w:pPr>
+      <w:rPr>
+        <w:rFonts w:ascii="Wingdings" w:hAnsi="Wingdings" w:hint="default"/>
+      </w:rPr>
+    </w:lvl>
+    <w:lvl w:ilvl="6" w:tplc="04020001" w:tentative="1">
+      <w:start w:val="1"/>
+      <w:numFmt w:val="bullet"/>
+      <w:lvlText w:val=""/>
+      <w:lvlJc w:val="left"/>
+      <w:pPr>
+        <w:ind w:left="5891" w:hanging="360"/>
+      </w:pPr>
+      <w:rPr>
+        <w:rFonts w:ascii="Symbol" w:hAnsi="Symbol" w:hint="default"/>
+      </w:rPr>
+    </w:lvl>
+    <w:lvl w:ilvl="7" w:tplc="04020003" w:tentative="1">
+      <w:start w:val="1"/>
+      <w:numFmt w:val="bullet"/>
+      <w:lvlText w:val="o"/>
+      <w:lvlJc w:val="left"/>
+      <w:pPr>
+        <w:ind w:left="6611" w:hanging="360"/>
+      </w:pPr>
+      <w:rPr>
+        <w:rFonts w:ascii="Courier New" w:hAnsi="Courier New" w:cs="Courier New" w:hint="default"/>
+      </w:rPr>
+    </w:lvl>
+    <w:lvl w:ilvl="8" w:tplc="04020005" w:tentative="1">
+      <w:start w:val="1"/>
+      <w:numFmt w:val="bullet"/>
+      <w:lvlText w:val=""/>
+      <w:lvlJc w:val="left"/>
+      <w:pPr>
+        <w:ind w:left="7331" w:hanging="360"/>
+      </w:pPr>
+      <w:rPr>
+        <w:rFonts w:ascii="Wingdings" w:hAnsi="Wingdings" w:hint="default"/>
+      </w:rPr>
+    </w:lvl>
+  </w:abstractNum>
+  <w:abstractNum w:abstractNumId="18" w15:restartNumberingAfterBreak="0">
     <w:nsid w:val="4B401398"/>
     <w:multiLevelType w:val="multilevel"/>
     <w:tmpl w:val="A1B2A394"/>
@@ -7958,7 +9557,7 @@
       </w:rPr>
     </w:lvl>
   </w:abstractNum>
-  <w:abstractNum w:abstractNumId="18" w15:restartNumberingAfterBreak="0">
+  <w:abstractNum w:abstractNumId="19" w15:restartNumberingAfterBreak="0">
     <w:nsid w:val="4C285159"/>
     <w:multiLevelType w:val="hybridMultilevel"/>
     <w:tmpl w:val="02803EC6"/>
@@ -8071,7 +9670,7 @@
       </w:rPr>
     </w:lvl>
   </w:abstractNum>
-  <w:abstractNum w:abstractNumId="19" w15:restartNumberingAfterBreak="0">
+  <w:abstractNum w:abstractNumId="20" w15:restartNumberingAfterBreak="0">
     <w:nsid w:val="56D2068F"/>
     <w:multiLevelType w:val="hybridMultilevel"/>
     <w:tmpl w:val="902A0202"/>
@@ -8184,7 +9783,120 @@
       </w:rPr>
     </w:lvl>
   </w:abstractNum>
-  <w:abstractNum w:abstractNumId="20" w15:restartNumberingAfterBreak="0">
+  <w:abstractNum w:abstractNumId="21" w15:restartNumberingAfterBreak="0">
+    <w:nsid w:val="609E6597"/>
+    <w:multiLevelType w:val="hybridMultilevel"/>
+    <w:tmpl w:val="50E009C8"/>
+    <w:lvl w:ilvl="0" w:tplc="04020001">
+      <w:start w:val="1"/>
+      <w:numFmt w:val="bullet"/>
+      <w:lvlText w:val=""/>
+      <w:lvlJc w:val="left"/>
+      <w:pPr>
+        <w:ind w:left="1571" w:hanging="360"/>
+      </w:pPr>
+      <w:rPr>
+        <w:rFonts w:ascii="Symbol" w:hAnsi="Symbol" w:hint="default"/>
+      </w:rPr>
+    </w:lvl>
+    <w:lvl w:ilvl="1" w:tplc="04020003" w:tentative="1">
+      <w:start w:val="1"/>
+      <w:numFmt w:val="bullet"/>
+      <w:lvlText w:val="o"/>
+      <w:lvlJc w:val="left"/>
+      <w:pPr>
+        <w:ind w:left="2291" w:hanging="360"/>
+      </w:pPr>
+      <w:rPr>
+        <w:rFonts w:ascii="Courier New" w:hAnsi="Courier New" w:cs="Courier New" w:hint="default"/>
+      </w:rPr>
+    </w:lvl>
+    <w:lvl w:ilvl="2" w:tplc="04020005" w:tentative="1">
+      <w:start w:val="1"/>
+      <w:numFmt w:val="bullet"/>
+      <w:lvlText w:val=""/>
+      <w:lvlJc w:val="left"/>
+      <w:pPr>
+        <w:ind w:left="3011" w:hanging="360"/>
+      </w:pPr>
+      <w:rPr>
+        <w:rFonts w:ascii="Wingdings" w:hAnsi="Wingdings" w:hint="default"/>
+      </w:rPr>
+    </w:lvl>
+    <w:lvl w:ilvl="3" w:tplc="04020001" w:tentative="1">
+      <w:start w:val="1"/>
+      <w:numFmt w:val="bullet"/>
+      <w:lvlText w:val=""/>
+      <w:lvlJc w:val="left"/>
+      <w:pPr>
+        <w:ind w:left="3731" w:hanging="360"/>
+      </w:pPr>
+      <w:rPr>
+        <w:rFonts w:ascii="Symbol" w:hAnsi="Symbol" w:hint="default"/>
+      </w:rPr>
+    </w:lvl>
+    <w:lvl w:ilvl="4" w:tplc="04020003" w:tentative="1">
+      <w:start w:val="1"/>
+      <w:numFmt w:val="bullet"/>
+      <w:lvlText w:val="o"/>
+      <w:lvlJc w:val="left"/>
+      <w:pPr>
+        <w:ind w:left="4451" w:hanging="360"/>
+      </w:pPr>
+      <w:rPr>
+        <w:rFonts w:ascii="Courier New" w:hAnsi="Courier New" w:cs="Courier New" w:hint="default"/>
+      </w:rPr>
+    </w:lvl>
+    <w:lvl w:ilvl="5" w:tplc="04020005" w:tentative="1">
+      <w:start w:val="1"/>
+      <w:numFmt w:val="bullet"/>
+      <w:lvlText w:val=""/>
+      <w:lvlJc w:val="left"/>
+      <w:pPr>
+        <w:ind w:left="5171" w:hanging="360"/>
+      </w:pPr>
+      <w:rPr>
+        <w:rFonts w:ascii="Wingdings" w:hAnsi="Wingdings" w:hint="default"/>
+      </w:rPr>
+    </w:lvl>
+    <w:lvl w:ilvl="6" w:tplc="04020001" w:tentative="1">
+      <w:start w:val="1"/>
+      <w:numFmt w:val="bullet"/>
+      <w:lvlText w:val=""/>
+      <w:lvlJc w:val="left"/>
+      <w:pPr>
+        <w:ind w:left="5891" w:hanging="360"/>
+      </w:pPr>
+      <w:rPr>
+        <w:rFonts w:ascii="Symbol" w:hAnsi="Symbol" w:hint="default"/>
+      </w:rPr>
+    </w:lvl>
+    <w:lvl w:ilvl="7" w:tplc="04020003" w:tentative="1">
+      <w:start w:val="1"/>
+      <w:numFmt w:val="bullet"/>
+      <w:lvlText w:val="o"/>
+      <w:lvlJc w:val="left"/>
+      <w:pPr>
+        <w:ind w:left="6611" w:hanging="360"/>
+      </w:pPr>
+      <w:rPr>
+        <w:rFonts w:ascii="Courier New" w:hAnsi="Courier New" w:cs="Courier New" w:hint="default"/>
+      </w:rPr>
+    </w:lvl>
+    <w:lvl w:ilvl="8" w:tplc="04020005" w:tentative="1">
+      <w:start w:val="1"/>
+      <w:numFmt w:val="bullet"/>
+      <w:lvlText w:val=""/>
+      <w:lvlJc w:val="left"/>
+      <w:pPr>
+        <w:ind w:left="7331" w:hanging="360"/>
+      </w:pPr>
+      <w:rPr>
+        <w:rFonts w:ascii="Wingdings" w:hAnsi="Wingdings" w:hint="default"/>
+      </w:rPr>
+    </w:lvl>
+  </w:abstractNum>
+  <w:abstractNum w:abstractNumId="22" w15:restartNumberingAfterBreak="0">
     <w:nsid w:val="65B06D81"/>
     <w:multiLevelType w:val="hybridMultilevel"/>
     <w:tmpl w:val="BBAAF4AE"/>
@@ -8297,7 +10009,120 @@
       </w:rPr>
     </w:lvl>
   </w:abstractNum>
-  <w:abstractNum w:abstractNumId="21" w15:restartNumberingAfterBreak="0">
+  <w:abstractNum w:abstractNumId="23" w15:restartNumberingAfterBreak="0">
+    <w:nsid w:val="691343C1"/>
+    <w:multiLevelType w:val="hybridMultilevel"/>
+    <w:tmpl w:val="05AA8918"/>
+    <w:lvl w:ilvl="0" w:tplc="04020001">
+      <w:start w:val="1"/>
+      <w:numFmt w:val="bullet"/>
+      <w:lvlText w:val=""/>
+      <w:lvlJc w:val="left"/>
+      <w:pPr>
+        <w:ind w:left="1571" w:hanging="360"/>
+      </w:pPr>
+      <w:rPr>
+        <w:rFonts w:ascii="Symbol" w:hAnsi="Symbol" w:hint="default"/>
+      </w:rPr>
+    </w:lvl>
+    <w:lvl w:ilvl="1" w:tplc="04020003" w:tentative="1">
+      <w:start w:val="1"/>
+      <w:numFmt w:val="bullet"/>
+      <w:lvlText w:val="o"/>
+      <w:lvlJc w:val="left"/>
+      <w:pPr>
+        <w:ind w:left="2291" w:hanging="360"/>
+      </w:pPr>
+      <w:rPr>
+        <w:rFonts w:ascii="Courier New" w:hAnsi="Courier New" w:cs="Courier New" w:hint="default"/>
+      </w:rPr>
+    </w:lvl>
+    <w:lvl w:ilvl="2" w:tplc="04020005" w:tentative="1">
+      <w:start w:val="1"/>
+      <w:numFmt w:val="bullet"/>
+      <w:lvlText w:val=""/>
+      <w:lvlJc w:val="left"/>
+      <w:pPr>
+        <w:ind w:left="3011" w:hanging="360"/>
+      </w:pPr>
+      <w:rPr>
+        <w:rFonts w:ascii="Wingdings" w:hAnsi="Wingdings" w:hint="default"/>
+      </w:rPr>
+    </w:lvl>
+    <w:lvl w:ilvl="3" w:tplc="04020001" w:tentative="1">
+      <w:start w:val="1"/>
+      <w:numFmt w:val="bullet"/>
+      <w:lvlText w:val=""/>
+      <w:lvlJc w:val="left"/>
+      <w:pPr>
+        <w:ind w:left="3731" w:hanging="360"/>
+      </w:pPr>
+      <w:rPr>
+        <w:rFonts w:ascii="Symbol" w:hAnsi="Symbol" w:hint="default"/>
+      </w:rPr>
+    </w:lvl>
+    <w:lvl w:ilvl="4" w:tplc="04020003" w:tentative="1">
+      <w:start w:val="1"/>
+      <w:numFmt w:val="bullet"/>
+      <w:lvlText w:val="o"/>
+      <w:lvlJc w:val="left"/>
+      <w:pPr>
+        <w:ind w:left="4451" w:hanging="360"/>
+      </w:pPr>
+      <w:rPr>
+        <w:rFonts w:ascii="Courier New" w:hAnsi="Courier New" w:cs="Courier New" w:hint="default"/>
+      </w:rPr>
+    </w:lvl>
+    <w:lvl w:ilvl="5" w:tplc="04020005" w:tentative="1">
+      <w:start w:val="1"/>
+      <w:numFmt w:val="bullet"/>
+      <w:lvlText w:val=""/>
+      <w:lvlJc w:val="left"/>
+      <w:pPr>
+        <w:ind w:left="5171" w:hanging="360"/>
+      </w:pPr>
+      <w:rPr>
+        <w:rFonts w:ascii="Wingdings" w:hAnsi="Wingdings" w:hint="default"/>
+      </w:rPr>
+    </w:lvl>
+    <w:lvl w:ilvl="6" w:tplc="04020001" w:tentative="1">
+      <w:start w:val="1"/>
+      <w:numFmt w:val="bullet"/>
+      <w:lvlText w:val=""/>
+      <w:lvlJc w:val="left"/>
+      <w:pPr>
+        <w:ind w:left="5891" w:hanging="360"/>
+      </w:pPr>
+      <w:rPr>
+        <w:rFonts w:ascii="Symbol" w:hAnsi="Symbol" w:hint="default"/>
+      </w:rPr>
+    </w:lvl>
+    <w:lvl w:ilvl="7" w:tplc="04020003" w:tentative="1">
+      <w:start w:val="1"/>
+      <w:numFmt w:val="bullet"/>
+      <w:lvlText w:val="o"/>
+      <w:lvlJc w:val="left"/>
+      <w:pPr>
+        <w:ind w:left="6611" w:hanging="360"/>
+      </w:pPr>
+      <w:rPr>
+        <w:rFonts w:ascii="Courier New" w:hAnsi="Courier New" w:cs="Courier New" w:hint="default"/>
+      </w:rPr>
+    </w:lvl>
+    <w:lvl w:ilvl="8" w:tplc="04020005" w:tentative="1">
+      <w:start w:val="1"/>
+      <w:numFmt w:val="bullet"/>
+      <w:lvlText w:val=""/>
+      <w:lvlJc w:val="left"/>
+      <w:pPr>
+        <w:ind w:left="7331" w:hanging="360"/>
+      </w:pPr>
+      <w:rPr>
+        <w:rFonts w:ascii="Wingdings" w:hAnsi="Wingdings" w:hint="default"/>
+      </w:rPr>
+    </w:lvl>
+  </w:abstractNum>
+  <w:abstractNum w:abstractNumId="24" w15:restartNumberingAfterBreak="0">
     <w:nsid w:val="69E0796C"/>
     <w:multiLevelType w:val="hybridMultilevel"/>
     <w:tmpl w:val="CD32AA28"/>
@@ -8410,7 +10235,7 @@
       </w:rPr>
     </w:lvl>
   </w:abstractNum>
-  <w:abstractNum w:abstractNumId="22" w15:restartNumberingAfterBreak="0">
+  <w:abstractNum w:abstractNumId="25" w15:restartNumberingAfterBreak="0">
     <w:nsid w:val="76724CB7"/>
     <w:multiLevelType w:val="hybridMultilevel"/>
     <w:tmpl w:val="902A1EA2"/>
@@ -8523,7 +10348,7 @@
       </w:rPr>
     </w:lvl>
   </w:abstractNum>
-  <w:abstractNum w:abstractNumId="23" w15:restartNumberingAfterBreak="0">
+  <w:abstractNum w:abstractNumId="26" w15:restartNumberingAfterBreak="0">
     <w:nsid w:val="7C3959A7"/>
     <w:multiLevelType w:val="hybridMultilevel"/>
     <w:tmpl w:val="49328C6E"/>
@@ -8636,7 +10461,7 @@
       </w:rPr>
     </w:lvl>
   </w:abstractNum>
-  <w:abstractNum w:abstractNumId="24" w15:restartNumberingAfterBreak="0">
+  <w:abstractNum w:abstractNumId="27" w15:restartNumberingAfterBreak="0">
     <w:nsid w:val="7DD05627"/>
     <w:multiLevelType w:val="multilevel"/>
     <w:tmpl w:val="6B0057BC"/>
@@ -8793,13 +10618,13 @@
     <w:abstractNumId w:val="8"/>
   </w:num>
   <w:num w:numId="3">
-    <w:abstractNumId w:val="24"/>
+    <w:abstractNumId w:val="27"/>
   </w:num>
   <w:num w:numId="4">
     <w:abstractNumId w:val="10"/>
   </w:num>
   <w:num w:numId="5">
-    <w:abstractNumId w:val="17"/>
+    <w:abstractNumId w:val="18"/>
   </w:num>
   <w:num w:numId="6">
     <w:abstractNumId w:val="0"/>
@@ -8817,10 +10642,10 @@
     <w:abstractNumId w:val="12"/>
   </w:num>
   <w:num w:numId="11">
-    <w:abstractNumId w:val="22"/>
+    <w:abstractNumId w:val="25"/>
   </w:num>
   <w:num w:numId="12">
-    <w:abstractNumId w:val="23"/>
+    <w:abstractNumId w:val="26"/>
   </w:num>
   <w:num w:numId="13">
     <w:abstractNumId w:val="16"/>
@@ -8829,10 +10654,10 @@
     <w:abstractNumId w:val="9"/>
   </w:num>
   <w:num w:numId="15">
-    <w:abstractNumId w:val="20"/>
+    <w:abstractNumId w:val="22"/>
   </w:num>
   <w:num w:numId="16">
-    <w:abstractNumId w:val="19"/>
+    <w:abstractNumId w:val="20"/>
   </w:num>
   <w:num w:numId="17">
     <w:abstractNumId w:val="6"/>
@@ -8853,12 +10678,21 @@
     <w:abstractNumId w:val="11"/>
   </w:num>
   <w:num w:numId="23">
-    <w:abstractNumId w:val="18"/>
+    <w:abstractNumId w:val="19"/>
   </w:num>
   <w:num w:numId="24">
     <w:abstractNumId w:val="15"/>
   </w:num>
   <w:num w:numId="25">
+    <w:abstractNumId w:val="24"/>
+  </w:num>
+  <w:num w:numId="26">
+    <w:abstractNumId w:val="17"/>
+  </w:num>
+  <w:num w:numId="27">
+    <w:abstractNumId w:val="23"/>
+  </w:num>
+  <w:num w:numId="28">
     <w:abstractNumId w:val="21"/>
   </w:num>
   <w:numIdMacAtCleanup w:val="10"/>
@@ -9525,7 +11359,6 @@
   <w:style w:type="character" w:default="1" w:styleId="DefaultParagraphFont">
     <w:name w:val="Default Paragraph Font"/>
     <w:uiPriority w:val="1"/>
-    <w:semiHidden/>
     <w:unhideWhenUsed/>
   </w:style>
   <w:style w:type="table" w:default="1" w:styleId="TableNormal">
@@ -10596,7 +12429,7 @@
 </file>
 
 <file path=customXml/itemProps1.xml><?xml version="1.0" encoding="utf-8"?>
-<ds:datastoreItem xmlns:ds="http://schemas.openxmlformats.org/officeDocument/2006/customXml" ds:itemID="{3162C5E1-12BA-4ACA-B83B-9331071C5F01}">
+<ds:datastoreItem xmlns:ds="http://schemas.openxmlformats.org/officeDocument/2006/customXml" ds:itemID="{5785B830-0F6E-4345-B2FA-A2D2424F2132}">
   <ds:schemaRefs>
     <ds:schemaRef ds:uri="http://schemas.openxmlformats.org/officeDocument/2006/bibliography"/>
   </ds:schemaRefs>
